--- a/Material_2_PCMO_PrCaMnO3/DFG_EmmyNoether_COMET-Ox_PCMO_EN.docx
+++ b/Material_2_PCMO_PrCaMnO3/DFG_EmmyNoether_COMET-Ox_PCMO_EN.docx
@@ -280,15 +280,7 @@
                 <w:sz w:val="19"/>
                 <w:szCs w:val="19"/>
               </w:rPr>
-              <w:t>Dr. Max Buczek, currently Feodor Lynen Research Fellow (Alexander von Humboldt Foundation), group of Prof. W. C. Chueh, Stanford University / SLAC, USA; previously Peter Grü</w:t>
-            </w:r>
-            <w:r>
-              <w:rPr>
-                <w:rFonts w:ascii="Arial" w:eastAsia="Times New Roman" w:hAnsi="Arial" w:cs="Arial"/>
-                <w:sz w:val="19"/>
-                <w:szCs w:val="19"/>
-              </w:rPr>
-              <w:t>nberg Institute (PGI-7), Forschungszentrum Jülich</w:t>
+              <w:t>Dr. Max Buczek, currently Feodor Lynen Research Fellow (Alexander von Humboldt Foundation), group of Prof. W. C. Chueh, Stanford University / SLAC, USA; previously Peter Grünberg Institute (PGI-7), Forschungszentrum Jülich</w:t>
             </w:r>
           </w:p>
         </w:tc>
@@ -704,13 +696,7 @@
         <w:rPr>
           <w:rFonts w:ascii="Arial" w:hAnsi="Arial" w:cs="Arial"/>
         </w:rPr>
-        <w:t>Note: This document is a complete, personalised draft proposal (English version of the German draft). Remaining [bracketed items] (choice of host institution, letters of commitment, bibliographic details of the applicant’</w:t>
-      </w:r>
-      <w:r>
-        <w:rPr>
-          <w:rFonts w:ascii="Arial" w:hAnsi="Arial" w:cs="Arial"/>
-        </w:rPr>
-        <w:t>s publications, starting date) must be finalised before submission. Formal eligibility: application normally within four years of the doctorate (doctorate 2026 – window until 2030).</w:t>
+        <w:t>Note: This document is a complete, personalised draft proposal (English version of the German draft). Remaining [bracketed items] (choice of host institution, letters of commitment, bibliographic details of the applicant’s publications, starting date) must be finalised before submission. Formal eligibility: application normally within four years of the doctorate (doctorate 2026 – window until 2030).</w:t>
       </w:r>
     </w:p>
     <w:p>
@@ -829,15 +815,7 @@
           <w:sz w:val="21"/>
           <w:szCs w:val="21"/>
         </w:rPr>
-        <w:t xml:space="preserve"> </w:t>
-      </w:r>
-      <w:r>
-        <w:rPr>
-          <w:rFonts w:ascii="Arial" w:hAnsi="Arial" w:cs="Arial"/>
-          <w:sz w:val="21"/>
-          <w:szCs w:val="21"/>
-        </w:rPr>
-        <w:t>and has served there as a successful materials descriptor for more than a decade.</w:t>
+        <w:t xml:space="preserve"> and has served there as a successful materials descriptor for more than a decade.</w:t>
       </w:r>
     </w:p>
     <w:p>
@@ -1008,15 +986,7 @@
           <w:sz w:val="21"/>
           <w:szCs w:val="21"/>
         </w:rPr>
-        <w:t xml:space="preserve"> – </w:t>
-      </w:r>
-      <w:r>
-        <w:rPr>
-          <w:rFonts w:ascii="Arial" w:hAnsi="Arial" w:cs="Arial"/>
-          <w:sz w:val="21"/>
-          <w:szCs w:val="21"/>
-        </w:rPr>
-        <w:t>the covalency is tuned continuously via the A-site stoichiometry, while crystal structure, device architecture and electrode configuration remain identical. This isolates the influence of covalency on the switching behaviour from all other variables. Covalency and vacancy concentration are quantified by X-ray absorption spectroscopy (XAS; O-K pre-edge, transition-metal L</w:t>
+        <w:t xml:space="preserve"> – the covalency is tuned continuously via the A-site stoichiometry, while crystal structure, device architecture and electrode configuration remain identical. This isolates the influence of covalency on the switching behaviour from all other variables. Covalency and vacancy concentration are quantified by X-ray absorption spectroscopy (XAS; O-K pre-edge, transition-metal L</w:t>
       </w:r>
       <w:r>
         <w:rPr>
@@ -1033,15 +1003,7 @@
           <w:sz w:val="21"/>
           <w:szCs w:val="21"/>
         </w:rPr>
-        <w:t xml:space="preserve"> </w:t>
-      </w:r>
-      <w:r>
-        <w:rPr>
-          <w:rFonts w:ascii="Arial" w:hAnsi="Arial" w:cs="Arial"/>
-          <w:sz w:val="21"/>
-          <w:szCs w:val="21"/>
-        </w:rPr>
-        <w:t>edges), and the switching properties (ON/OFF ratio, switching voltages, kinetics, retention, endurance) are measured on a constant device platform.</w:t>
+        <w:t xml:space="preserve"> edges), and the switching properties (ON/OFF ratio, switching voltages, kinetics, retention, endurance) are measured on a constant device platform.</w:t>
       </w:r>
     </w:p>
     <w:p>
@@ -1059,23 +1021,7 @@
           <w:sz w:val="21"/>
           <w:szCs w:val="21"/>
         </w:rPr>
-        <w:t xml:space="preserve">The overarching goal is a “treasure map” </w:t>
-      </w:r>
-      <w:r>
-        <w:rPr>
-          <w:rFonts w:ascii="Arial" w:hAnsi="Arial" w:cs="Arial"/>
-          <w:sz w:val="21"/>
-          <w:szCs w:val="21"/>
-        </w:rPr>
-        <w:t xml:space="preserve">for memristive oxides in analogy to the quantum-chemical bonding-descriptor maps of Wuttig et al. for chalcogenides: a two-dimensional map spanned by covalency (charge-transfer energy, or experimentally the O-K pre-edge intensity) and oxygen-vacancy formation energy, onto which the switching figures of merit are charted. This map is intended to enable, for the first time, a rational, descriptor-based materials selection for VCM memristors, and it will finally be validated by a “blind” </w:t>
-      </w:r>
-      <w:r>
-        <w:rPr>
-          <w:rFonts w:ascii="Arial" w:hAnsi="Arial" w:cs="Arial"/>
-          <w:sz w:val="21"/>
-          <w:szCs w:val="21"/>
-        </w:rPr>
-        <w:t>prediction on an oxide not contained in the training set.</w:t>
+        <w:t xml:space="preserve">The overarching goal is a “treasure map” for memristive oxides in analogy to the quantum-chemical bonding-descriptor maps of Wuttig et al. for chalcogenides: a two-dimensional map spanned by covalency (charge-transfer energy, or experimentally the O-K pre-edge intensity) and oxygen-vacancy formation energy, onto which the switching figures of merit are charted. This map is intended to enable, for the first time, a rational, descriptor-based materials selection for VCM memristors, and it will finally be validated by a “blind” prediction on an oxide not contained in the training set.</w:t>
       </w:r>
     </w:p>
     <w:p>
@@ -1170,23 +1116,7 @@
           <w:sz w:val="21"/>
           <w:szCs w:val="21"/>
         </w:rPr>
-        <w:t xml:space="preserve"> </w:t>
-      </w:r>
-      <w:r>
-        <w:rPr>
-          <w:rFonts w:ascii="Arial" w:hAnsi="Arial" w:cs="Arial"/>
-          <w:sz w:val="21"/>
-          <w:szCs w:val="21"/>
-        </w:rPr>
-        <w:t>→</w:t>
-      </w:r>
-      <w:r>
-        <w:rPr>
-          <w:rFonts w:ascii="Arial" w:hAnsi="Arial" w:cs="Arial"/>
-          <w:sz w:val="21"/>
-          <w:szCs w:val="21"/>
-        </w:rPr>
-        <w:t xml:space="preserve"> Ti</w:t>
+        <w:t xml:space="preserve"> → Ti</w:t>
       </w:r>
       <w:r>
         <w:rPr>
@@ -1203,15 +1133,7 @@
           <w:sz w:val="21"/>
           <w:szCs w:val="21"/>
         </w:rPr>
-        <w:t>) and thereby modulates the conductivity or the height of the Schottky barrier at the metal/oxide interface [3, 4]. The authoritative systematics of the field is provided by the review of Dittmann, Menzel and Waser [3]. Two modes are distinguished: filamentary switching – after an electroforming step, a localised vacancy-rich conduction path is created – and area-type (</w:t>
-      </w:r>
-      <w:r>
-        <w:rPr>
-          <w:rFonts w:ascii="Arial" w:hAnsi="Arial" w:cs="Arial"/>
-          <w:sz w:val="21"/>
-          <w:szCs w:val="21"/>
-        </w:rPr>
-        <w:t>“interface-type”) switching, in which the V</w:t>
+        <w:t>) and thereby modulates the conductivity or the height of the Schottky barrier at the metal/oxide interface [3, 4]. The authoritative systematics of the field is provided by the review of Dittmann, Menzel and Waser [3]. Two modes are distinguished: filamentary switching – after an electroforming step, a localised vacancy-rich conduction path is created – and area-type (“interface-type”) switching, in which the V</w:t>
       </w:r>
       <w:r>
         <w:rPr>
@@ -1365,15 +1287,7 @@
           <w:sz w:val="21"/>
           <w:szCs w:val="21"/>
         </w:rPr>
-        <w:t>) by only a factor of 2–</w:t>
-      </w:r>
-      <w:r>
-        <w:rPr>
-          <w:rFonts w:ascii="Arial" w:hAnsi="Arial" w:cs="Arial"/>
-          <w:sz w:val="21"/>
-          <w:szCs w:val="21"/>
-        </w:rPr>
-        <w:t xml:space="preserve">3 produces more than two orders of magnitude of resistance change via Schottky-barrier modulation [10]. The switching kinetics is extremely nonlinear: field acceleration and Joule heating of the ion migration span more than 15 orders of magnitude in time (the “voltage–time dilemma”) [11, 12]. Decisive for the present project: in all quantitative models the </w:t>
+        <w:t xml:space="preserve">) by only a factor of 2–3 produces more than two orders of magnitude of resistance change via Schottky-barrier modulation [10]. The switching kinetics is extremely nonlinear: field acceleration and Joule heating of the ion migration span more than 15 orders of magnitude in time (the “voltage–time dilemma”) [11, 12]. Decisive for the present project: in all quantitative models the </w:t>
       </w:r>
       <w:r>
         <w:rPr>
@@ -1391,15 +1305,7 @@
           <w:sz w:val="21"/>
           <w:szCs w:val="21"/>
         </w:rPr>
-        <w:t xml:space="preserve"> into switching currents, voltages and times [3, 11, 12] – </w:t>
-      </w:r>
-      <w:r>
-        <w:rPr>
-          <w:rFonts w:ascii="Arial" w:hAnsi="Arial" w:cs="Arial"/>
-          <w:sz w:val="21"/>
-          <w:szCs w:val="21"/>
-        </w:rPr>
-        <w:t>they are the central energetic control parameters of the VCM.</w:t>
+        <w:t xml:space="preserve"> into switching currents, voltages and times [3, 11, 12] – they are the central energetic control parameters of the VCM.</w:t>
       </w:r>
     </w:p>
     <w:p>
@@ -1417,23 +1323,7 @@
           <w:sz w:val="21"/>
           <w:szCs w:val="21"/>
         </w:rPr>
-        <w:t>In complex oxides, the topotactic phase transition adds a switching mechanism of its own: perovskite </w:t>
-      </w:r>
-      <w:r>
-        <w:rPr>
-          <w:rFonts w:ascii="Arial" w:hAnsi="Arial" w:cs="Arial"/>
-          <w:sz w:val="21"/>
-          <w:szCs w:val="21"/>
-        </w:rPr>
-        <w:t>↔</w:t>
-      </w:r>
-      <w:r>
-        <w:rPr>
-          <w:rFonts w:ascii="Arial" w:hAnsi="Arial" w:cs="Arial"/>
-          <w:sz w:val="21"/>
-          <w:szCs w:val="21"/>
-        </w:rPr>
-        <w:t> brownmillerite transitions (SrFeO</w:t>
+        <w:t>In complex oxides, the topotactic phase transition adds a switching mechanism of its own: perovskite ↔ brownmillerite transitions (SrFeO</w:t>
       </w:r>
       <w:r>
         <w:rPr>
@@ -1450,23 +1340,7 @@
           <w:sz w:val="21"/>
           <w:szCs w:val="21"/>
         </w:rPr>
-        <w:t> </w:t>
-      </w:r>
-      <w:r>
-        <w:rPr>
-          <w:rFonts w:ascii="Arial" w:hAnsi="Arial" w:cs="Arial"/>
-          <w:sz w:val="21"/>
-          <w:szCs w:val="21"/>
-        </w:rPr>
-        <w:t>↔</w:t>
-      </w:r>
-      <w:r>
-        <w:rPr>
-          <w:rFonts w:ascii="Arial" w:hAnsi="Arial" w:cs="Arial"/>
-          <w:sz w:val="21"/>
-          <w:szCs w:val="21"/>
-        </w:rPr>
-        <w:t> SrFeO</w:t>
+        <w:t> ↔ SrFeO</w:t>
       </w:r>
       <w:r>
         <w:rPr>
@@ -1500,23 +1374,7 @@
           <w:sz w:val="21"/>
           <w:szCs w:val="21"/>
         </w:rPr>
-        <w:t> </w:t>
-      </w:r>
-      <w:r>
-        <w:rPr>
-          <w:rFonts w:ascii="Arial" w:hAnsi="Arial" w:cs="Arial"/>
-          <w:sz w:val="21"/>
-          <w:szCs w:val="21"/>
-        </w:rPr>
-        <w:t>↔</w:t>
-      </w:r>
-      <w:r>
-        <w:rPr>
-          <w:rFonts w:ascii="Arial" w:hAnsi="Arial" w:cs="Arial"/>
-          <w:sz w:val="21"/>
-          <w:szCs w:val="21"/>
-        </w:rPr>
-        <w:t> SrCoO</w:t>
+        <w:t> ↔ SrCoO</w:t>
       </w:r>
       <w:r>
         <w:rPr>
@@ -1736,15 +1594,7 @@
           <w:sz w:val="21"/>
           <w:szCs w:val="21"/>
         </w:rPr>
-        <w:t xml:space="preserve"> </w:t>
-      </w:r>
-      <w:r>
-        <w:rPr>
-          <w:rFonts w:ascii="Arial" w:hAnsi="Arial" w:cs="Arial"/>
-          <w:sz w:val="21"/>
-          <w:szCs w:val="21"/>
-        </w:rPr>
-        <w:t>energetics as a given material property, energy research (solid oxide fuel cells, oxygen evolution reaction/water splitting, solar-thermochemical fuel production) has over the past fifteen years developed a quantitative descriptor framework that traces the oxygen-vacancy formation energy (E</w:t>
+        <w:t xml:space="preserve"> energetics as a given material property, energy research (solid oxide fuel cells, oxygen evolution reaction/water splitting, solar-thermochemical fuel production) has over the past fifteen years developed a quantitative descriptor framework that traces the oxygen-vacancy formation energy (E</w:t>
       </w:r>
       <w:r>
         <w:rPr>
@@ -1761,31 +1611,7 @@
           <w:sz w:val="21"/>
           <w:szCs w:val="21"/>
         </w:rPr>
-        <w:t>) back to the electronic structure – ultimately to the metal–oxygen covalency. The conceptual foundation is the Zaanen–Sawatzky–Allen scheme [21]: the charge-transfer energy Δ (O 2p </w:t>
-      </w:r>
-      <w:r>
-        <w:rPr>
-          <w:rFonts w:ascii="Arial" w:hAnsi="Arial" w:cs="Arial"/>
-          <w:sz w:val="21"/>
-          <w:szCs w:val="21"/>
-        </w:rPr>
-        <w:t>→</w:t>
-      </w:r>
-      <w:r>
-        <w:rPr>
-          <w:rFonts w:ascii="Arial" w:hAnsi="Arial" w:cs="Arial"/>
-          <w:sz w:val="21"/>
-          <w:szCs w:val="21"/>
-        </w:rPr>
-        <w:t> metal </w:t>
-      </w:r>
-      <w:r>
-        <w:rPr>
-          <w:rFonts w:ascii="Arial" w:hAnsi="Arial" w:cs="Arial"/>
-          <w:sz w:val="21"/>
-          <w:szCs w:val="21"/>
-        </w:rPr>
-        <w:t>3d) measures the position of the O-2p states relative to the metal d states and is the microscopic measure of covalency. Along the perovskite series RMO</w:t>
+        <w:t>) back to the electronic structure – ultimately to the metal–oxygen covalency. The conceptual foundation is the Zaanen–Sawatzky–Allen scheme [21]: the charge-transfer energy Δ (O 2p → metal 3d) measures the position of the O-2p states relative to the metal d states and is the microscopic measure of covalency. Along the perovskite series RMO</w:t>
       </w:r>
       <w:r>
         <w:rPr>
@@ -1802,23 +1628,7 @@
           <w:sz w:val="21"/>
           <w:szCs w:val="21"/>
         </w:rPr>
-        <w:t xml:space="preserve"> (M = Ti </w:t>
-      </w:r>
-      <w:r>
-        <w:rPr>
-          <w:rFonts w:ascii="Arial" w:hAnsi="Arial" w:cs="Arial"/>
-          <w:sz w:val="21"/>
-          <w:szCs w:val="21"/>
-        </w:rPr>
-        <w:t>→</w:t>
-      </w:r>
-      <w:r>
-        <w:rPr>
-          <w:rFonts w:ascii="Arial" w:hAnsi="Arial" w:cs="Arial"/>
-          <w:sz w:val="21"/>
-          <w:szCs w:val="21"/>
-        </w:rPr>
-        <w:t> Cu) the character of the band gap changes from Mott–Hubbard to charge-transfer type at about M = Cr [22]; late 3d perovskites with formally high oxidation states (ferrites, cobaltites, nickelates) lie in the regime of small or even negative charge-transfer energy, exhibit ligand-hole character and possess an easily reducible oxygen sublattice.</w:t>
+        <w:t xml:space="preserve"> (M = Ti → Cu) the character of the band gap changes from Mott–Hubbard to charge-transfer type at about M = Cr [22]; late 3d perovskites with formally high oxidation states (ferrites, cobaltites, nickelates) lie in the regime of small or even negative charge-transfer energy, exhibit ligand-hole character and possess an easily reducible oxygen sublattice.</w:t>
       </w:r>
     </w:p>
     <w:p>
@@ -1870,15 +1680,7 @@
           <w:sz w:val="21"/>
           <w:szCs w:val="21"/>
         </w:rPr>
-        <w:t xml:space="preserve"> </w:t>
-      </w:r>
-      <w:r>
-        <w:rPr>
-          <w:rFonts w:ascii="Arial" w:hAnsi="Arial" w:cs="Arial"/>
-          <w:sz w:val="21"/>
-          <w:szCs w:val="21"/>
-        </w:rPr>
-        <w:t>from formation enthalpy and band gap with a mean accuracy of about 0.2 eV [27, 28]; Wexler et al. decomposed E</w:t>
+        <w:t xml:space="preserve"> from formation enthalpy and band gap with a mean accuracy of about 0.2 eV [27, 28]; Wexler et al. decomposed E</w:t>
       </w:r>
       <w:r>
         <w:rPr>
@@ -1912,15 +1714,7 @@
           <w:sz w:val="21"/>
           <w:szCs w:val="21"/>
         </w:rPr>
-        <w:t xml:space="preserve"> perovskites [29]. High-throughput datasets with thousands of computed vacancy formation energies [42–44] and machine-learning models (accuracy 0.27–0.44 </w:t>
-      </w:r>
-      <w:r>
-        <w:rPr>
-          <w:rFonts w:ascii="Arial" w:hAnsi="Arial" w:cs="Arial"/>
-          <w:sz w:val="21"/>
-          <w:szCs w:val="21"/>
-        </w:rPr>
-        <w:t>eV) are publicly available; remarkably, the most important ML features (formation enthalpy, band gap, O-2p band centre, electronegativity difference) reproduce exactly the physical descriptors [44].</w:t>
+        <w:t xml:space="preserve"> perovskites [29]. High-throughput datasets with thousands of computed vacancy formation energies [42–44] and machine-learning models (accuracy 0.27–0.44 eV) are publicly available; remarkably, the most important ML features (formation enthalpy, band gap, O-2p band centre, electronegativity difference) reproduce exactly the physical descriptors [44].</w:t>
       </w:r>
     </w:p>
     <w:p>
@@ -2040,15 +1834,7 @@
           <w:sz w:val="21"/>
           <w:szCs w:val="21"/>
         </w:rPr>
-        <w:t xml:space="preserve"> from about 4 eV (x = 0) to below 1 eV (x = </w:t>
-      </w:r>
-      <w:r>
-        <w:rPr>
-          <w:rFonts w:ascii="Arial" w:hAnsi="Arial" w:cs="Arial"/>
-          <w:sz w:val="21"/>
-          <w:szCs w:val="21"/>
-        </w:rPr>
-        <w:t>0.5) [31]; analogous trends hold for (La,Sr)(Co,Fe)O</w:t>
+        <w:t xml:space="preserve"> from about 4 eV (x = 0) to below 1 eV (x = 0.5) [31]; analogous trends hold for (La,Sr)(Co,Fe)O</w:t>
       </w:r>
       <w:r>
         <w:rPr>
@@ -2099,23 +1885,7 @@
           <w:sz w:val="21"/>
           <w:szCs w:val="21"/>
         </w:rPr>
-        <w:t> </w:t>
-      </w:r>
-      <w:r>
-        <w:rPr>
-          <w:rFonts w:ascii="Arial" w:hAnsi="Arial" w:cs="Arial"/>
-          <w:sz w:val="21"/>
-          <w:szCs w:val="21"/>
-        </w:rPr>
-        <w:t>≈</w:t>
-      </w:r>
-      <w:r>
-        <w:rPr>
-          <w:rFonts w:ascii="Arial" w:hAnsi="Arial" w:cs="Arial"/>
-          <w:sz w:val="21"/>
-          <w:szCs w:val="21"/>
-        </w:rPr>
-        <w:t> 1 eV, migration barriers 0.4–0.5 eV) [32, 33] and for La</w:t>
+        <w:t> ≈ 1 eV, migration barriers 0.4–0.5 eV) [32, 33] and for La</w:t>
       </w:r>
       <w:r>
         <w:rPr>
@@ -2184,15 +1954,7 @@
           <w:sz w:val="21"/>
           <w:szCs w:val="21"/>
         </w:rPr>
-        <w:t xml:space="preserve"> of covalency exists: if the O-2p band centre lies too close to the Fermi level, lattice oxygen becomes redox-active and the material unstable (amorphisation, Sr segregation) [35–37, 41]. This “Goldilocks logic” – </w:t>
-      </w:r>
-      <w:r>
-        <w:rPr>
-          <w:rFonts w:ascii="Arial" w:hAnsi="Arial" w:cs="Arial"/>
-          <w:sz w:val="21"/>
-          <w:szCs w:val="21"/>
-        </w:rPr>
-        <w:t>enough covalency for easy vacancy formation, enough stability for reversible operation – transfers directly to memristive devices, where large switching windows compete with retention and endurance.</w:t>
+        <w:t xml:space="preserve"> of covalency exists: if the O-2p band centre lies too close to the Fermi level, lattice oxygen becomes redox-active and the material unstable (amorphisation, Sr segregation) [35–37, 41]. This “Goldilocks logic” – enough covalency for easy vacancy formation, enough stability for reversible operation – transfers directly to memristive devices, where large switching windows compete with retention and endurance.</w:t>
       </w:r>
     </w:p>
     <w:p>
@@ -2224,15 +1986,7 @@
           <w:sz w:val="21"/>
           <w:szCs w:val="21"/>
         </w:rPr>
-        <w:t>XAS provides exactly the observables required for an experimental descriptor map. The pre-edge of the O-K edge (528–532 eV) arises from transitions into unoccupied, covalently hybridised O2p–</w:t>
-      </w:r>
-      <w:r>
-        <w:rPr>
-          <w:rFonts w:ascii="Arial" w:hAnsi="Arial" w:cs="Arial"/>
-          <w:sz w:val="21"/>
-          <w:szCs w:val="21"/>
-        </w:rPr>
-        <w:t>TM3d states; its integrated intensity is an established measure of metal–oxygen hybridisation [45, 47]. Classic work on La</w:t>
+        <w:t>XAS provides exactly the observables required for an experimental descriptor map. The pre-edge of the O-K edge (528–532 eV) arises from transitions into unoccupied, covalently hybridised O2p–TM3d states; its integrated intensity is an established measure of metal–oxygen hybridisation [45, 47]. Classic work on La</w:t>
       </w:r>
       <w:r>
         <w:rPr>
@@ -2334,15 +2088,7 @@
           <w:sz w:val="21"/>
           <w:szCs w:val="21"/>
         </w:rPr>
-        <w:t xml:space="preserve"> – precisely the series of this proposal – shows how hole doping systematically enhances the pre-edge (ligand-hole character) while oxygen vacancies attenuate it [46]. Suntivich et al. developed from this a semi-quantitative hybridisation measure per metal–</w:t>
-      </w:r>
-      <w:r>
-        <w:rPr>
-          <w:rFonts w:ascii="Arial" w:hAnsi="Arial" w:cs="Arial"/>
-          <w:sz w:val="21"/>
-          <w:szCs w:val="21"/>
-        </w:rPr>
-        <w:t>oxygen bond [40]; Hong et al. extracted the charge-transfer energy on an absolute energy scale from combined X-ray emission and absorption [38]. The transition-metal L</w:t>
+        <w:t xml:space="preserve"> – precisely the series of this proposal – shows how hole doping systematically enhances the pre-edge (ligand-hole character) while oxygen vacancies attenuate it [46]. Suntivich et al. developed from this a semi-quantitative hybridisation measure per metal–oxygen bond [40]; Hong et al. extracted the charge-transfer energy on an absolute energy scale from combined X-ray emission and absorption [38]. The transition-metal L</w:t>
       </w:r>
       <w:r>
         <w:rPr>
@@ -2479,15 +2225,7 @@
           <w:sz w:val="21"/>
           <w:szCs w:val="21"/>
         </w:rPr>
-        <w:t xml:space="preserve"> interfaces [52]. Recent reviews and methodological work [53, </w:t>
-      </w:r>
-      <w:r>
-        <w:rPr>
-          <w:rFonts w:ascii="Arial" w:hAnsi="Arial" w:cs="Arial"/>
-          <w:sz w:val="21"/>
-          <w:szCs w:val="21"/>
-        </w:rPr>
-        <w:t>54] attest to the maturity of the spectromicroscopic approach. Suitable end stations are available in Germany and Europe, including SPEEM and EMIL/OÆSE at BESSY II, P04 (soft X-rays) and P22 (HAXPES) at PETRA III, ID32 at the ESRF, and SIM and PolLux at the SLS.</w:t>
+        <w:t xml:space="preserve"> interfaces [52]. Recent reviews and methodological work [53, 54] attest to the maturity of the spectromicroscopic approach. Suitable end stations are available in Germany and Europe, including SPEEM and EMIL/OÆSE at BESSY II, P04 (soft X-rays) and P22 (HAXPES) at PETRA III, ID32 at the ESRF, and SIM and PolLux at the SLS.</w:t>
       </w:r>
     </w:p>
     <w:p>
@@ -2553,15 +2291,7 @@
           <w:sz w:val="21"/>
           <w:szCs w:val="21"/>
         </w:rPr>
-        <w:t xml:space="preserve"> concentration – </w:t>
-      </w:r>
-      <w:r>
-        <w:rPr>
-          <w:rFonts w:ascii="Arial" w:hAnsi="Arial" w:cs="Arial"/>
-          <w:sz w:val="21"/>
-          <w:szCs w:val="21"/>
-        </w:rPr>
-        <w:t>via the oxygen partial pressure during growth and cool-down. Epitaxial strain is a second, independent control parameter of vacancy energetics: tensile strain lowers E</w:t>
+        <w:t xml:space="preserve"> concentration – via the oxygen partial pressure during growth and cool-down. Epitaxial strain is a second, independent control parameter of vacancy energetics: tensile strain lowers E</w:t>
       </w:r>
       <w:r>
         <w:rPr>
@@ -2663,15 +2393,7 @@
           <w:sz w:val="21"/>
           <w:szCs w:val="21"/>
         </w:rPr>
-        <w:t xml:space="preserve"> </w:t>
-      </w:r>
-      <w:r>
-        <w:rPr>
-          <w:rFonts w:ascii="Arial" w:hAnsi="Arial" w:cs="Arial"/>
-          <w:sz w:val="21"/>
-          <w:szCs w:val="21"/>
-        </w:rPr>
-        <w:t>configurations can be designed deliberately via solid-solution series for memristive systems [14] – however without systematic covalency variation and without spectroscopic descriptor quantification.</w:t>
+        <w:t xml:space="preserve"> configurations can be designed deliberately via solid-solution series for memristive systems [14] – however without systematic covalency variation and without spectroscopic descriptor quantification.</w:t>
       </w:r>
     </w:p>
     <w:p>
@@ -2731,15 +2453,7 @@
           <w:sz w:val="21"/>
           <w:szCs w:val="21"/>
         </w:rPr>
-        <w:t xml:space="preserve"> </w:t>
-      </w:r>
-      <w:r>
-        <w:rPr>
-          <w:rFonts w:ascii="Arial" w:hAnsi="Arial" w:cs="Arial"/>
-          <w:sz w:val="21"/>
-          <w:szCs w:val="21"/>
-        </w:rPr>
-        <w:t>within a structurally homogeneous material series and plots it against the memristive figures of merit (ON/OFF ratio, switching voltages, kinetics, retention, endurance) under constant device architecture. Existing approaches remain piecemeal: DFT studies on dopant tuning of E</w:t>
+        <w:t xml:space="preserve"> within a structurally homogeneous material series and plots it against the memristive figures of merit (ON/OFF ratio, switching voltages, kinetics, retention, endurance) under constant device architecture. Existing approaches remain piecemeal: DFT studies on dopant tuning of E</w:t>
       </w:r>
       <w:r>
         <w:rPr>
@@ -2824,15 +2538,7 @@
           <w:sz w:val="21"/>
           <w:szCs w:val="21"/>
         </w:rPr>
-        <w:t xml:space="preserve"> </w:t>
-      </w:r>
-      <w:r>
-        <w:rPr>
-          <w:rFonts w:ascii="Arial" w:hAnsi="Arial" w:cs="Arial"/>
-          <w:sz w:val="21"/>
-          <w:szCs w:val="21"/>
-        </w:rPr>
-        <w:t>configuration design in a single solid-solution series without covalency descriptors [14]; material comparisons across publication boundaries that are not quantitatively reliable because of differing electrodes and geometries [3, 6]. The rich descriptor knowledge of energy research [23–44] has simply not yet been applied to memristive switching – although both fields place the same elementary quantity E</w:t>
+        <w:t xml:space="preserve"> configuration design in a single solid-solution series without covalency descriptors [14]; material comparisons across publication boundaries that are not quantitatively reliable because of differing electrodes and geometries [3, 6]. The rich descriptor knowledge of energy research [23–44] has simply not yet been applied to memristive switching – although both fields place the same elementary quantity E</w:t>
       </w:r>
       <w:r>
         <w:rPr>
@@ -2877,39 +2583,7 @@
           <w:sz w:val="21"/>
           <w:szCs w:val="21"/>
         </w:rPr>
-        <w:t xml:space="preserve"> </w:t>
-      </w:r>
-      <w:r>
-        <w:rPr>
-          <w:rFonts w:ascii="Arial" w:hAnsi="Arial" w:cs="Arial"/>
-          <w:sz w:val="21"/>
-          <w:szCs w:val="21"/>
-        </w:rPr>
-        <w:t>follows methodologically the quantum-chemical bonding-descriptor maps (“treasure maps”</w:t>
-      </w:r>
-      <w:r>
-        <w:rPr>
-          <w:rFonts w:ascii="Arial" w:hAnsi="Arial" w:cs="Arial"/>
-          <w:sz w:val="21"/>
-          <w:szCs w:val="21"/>
-        </w:rPr>
-        <w:t>) of Wuttig et al. for chalcogenides [64]: there, two descriptors (electron transfer and electron sharing) separate ionic, covalent, metallic and metavalent bonding and act as predictors of optical, thermoelectric and phase-change properties. COMET-Ox creates the analogue for redox-active complex oxides: a map spanned by covalency (charge-transfer energy, or experimentally the normalised O-K pre-edge intensity) versus the oxygen-vacancy formation energy, onto which the memristive figures of merit are charte</w:t>
-      </w:r>
-      <w:r>
-        <w:rPr>
-          <w:rFonts w:ascii="Arial" w:hAnsi="Arial" w:cs="Arial"/>
-          <w:sz w:val="21"/>
-          <w:szCs w:val="21"/>
-        </w:rPr>
-        <w:t>d as a landscape. Such a map would have the same dual function as the original: it</w:t>
-      </w:r>
-      <w:r>
-        <w:rPr>
-          <w:rFonts w:ascii="Arial" w:hAnsi="Arial" w:cs="Arial"/>
-          <w:sz w:val="21"/>
-          <w:szCs w:val="21"/>
-        </w:rPr>
-        <w:t xml:space="preserve"> </w:t>
+        <w:t xml:space="preserve"> follows methodologically the quantum-chemical bonding-descriptor maps (“treasure maps”) of Wuttig et al. for chalcogenides [64]: there, two descriptors (electron transfer and electron sharing) separate ionic, covalent, metallic and metavalent bonding and act as predictors of optical, thermoelectric and phase-change properties. COMET-Ox creates the analogue for redox-active complex oxides: a map spanned by covalency (charge-transfer energy, or experimentally the normalised O-K pre-edge intensity) versus the oxygen-vacancy formation energy, onto which the memristive figures of merit are charted as a landscape. Such a map would have the same dual function as the original: it </w:t>
       </w:r>
       <w:r>
         <w:rPr>
@@ -3140,15 +2814,7 @@
           <w:sz w:val="21"/>
           <w:szCs w:val="21"/>
         </w:rPr>
-        <w:t xml:space="preserve"> </w:t>
-      </w:r>
-      <w:r>
-        <w:rPr>
-          <w:rFonts w:ascii="Arial" w:hAnsi="Arial" w:cs="Arial"/>
-          <w:sz w:val="21"/>
-          <w:szCs w:val="21"/>
-        </w:rPr>
-        <w:t>itself is documented as an active switching layer (multilevel switching [68], forming-free interface devices [69], in-situ TEM evidence of vacancy-driven topotactic transitions [19]). For the cobaltite series, SrCoO</w:t>
+        <w:t xml:space="preserve"> itself is documented as an active switching layer (multilevel switching [68], forming-free interface devices [69], in-situ TEM evidence of vacancy-driven topotactic transitions [19]). For the cobaltite series, SrCoO</w:t>
       </w:r>
       <w:r>
         <w:rPr>
@@ -3210,15 +2876,7 @@
           <w:sz w:val="21"/>
           <w:szCs w:val="21"/>
         </w:rPr>
-        <w:t xml:space="preserve"> </w:t>
-      </w:r>
-      <w:r>
-        <w:rPr>
-          <w:rFonts w:ascii="Arial" w:hAnsi="Arial" w:cs="Arial"/>
-          <w:sz w:val="21"/>
-          <w:szCs w:val="21"/>
-        </w:rPr>
-        <w:t>The literature survey identifies only a handful of genuine composition series in the entire perovskite ReRAM literature: Asanuma et al. measured Ti/Pr</w:t>
+        <w:t xml:space="preserve"> The literature survey identifies only a handful of genuine composition series in the entire perovskite ReRAM literature: Asanuma et al. measured Ti/Pr</w:t>
       </w:r>
       <w:r>
         <w:rPr>
@@ -3279,7 +2937,333 @@
           <w:sz w:val="21"/>
           <w:szCs w:val="21"/>
         </w:rPr>
-        <w:t>maximum of the switching ratio at x </w:t>
+        <w:t>maximum of the switching ratio at x ≈ 0.4</w:t>
+      </w:r>
+      <w:r>
+        <w:rPr>
+          <w:rFonts w:ascii="Arial" w:hAnsi="Arial" w:cs="Arial"/>
+          <w:sz w:val="21"/>
+          <w:szCs w:val="21"/>
+        </w:rPr>
+        <w:t xml:space="preserve"> and a disappearance of switching for x &gt; 0.8 [75]; Lähteenlahti et al. found an optimum at x = 0.85 in Al/Gd</w:t>
+      </w:r>
+      <w:r>
+        <w:rPr>
+          <w:rFonts w:ascii="Arial" w:hAnsi="Arial" w:cs="Arial"/>
+          <w:sz w:val="21"/>
+          <w:szCs w:val="21"/>
+          <w:vertAlign w:val="subscript"/>
+        </w:rPr>
+        <w:t>1-x</w:t>
+      </w:r>
+      <w:r>
+        <w:rPr>
+          <w:rFonts w:ascii="Arial" w:hAnsi="Arial" w:cs="Arial"/>
+          <w:sz w:val="21"/>
+          <w:szCs w:val="21"/>
+        </w:rPr>
+        <w:t>Ca</w:t>
+      </w:r>
+      <w:r>
+        <w:rPr>
+          <w:rFonts w:ascii="Arial" w:hAnsi="Arial" w:cs="Arial"/>
+          <w:sz w:val="21"/>
+          <w:szCs w:val="21"/>
+          <w:vertAlign w:val="subscript"/>
+        </w:rPr>
+        <w:t>x</w:t>
+      </w:r>
+      <w:r>
+        <w:rPr>
+          <w:rFonts w:ascii="Arial" w:hAnsi="Arial" w:cs="Arial"/>
+          <w:sz w:val="21"/>
+          <w:szCs w:val="21"/>
+        </w:rPr>
+        <w:t>MnO</w:t>
+      </w:r>
+      <w:r>
+        <w:rPr>
+          <w:rFonts w:ascii="Arial" w:hAnsi="Arial" w:cs="Arial"/>
+          <w:sz w:val="21"/>
+          <w:szCs w:val="21"/>
+          <w:vertAlign w:val="subscript"/>
+        </w:rPr>
+        <w:t>3</w:t>
+      </w:r>
+      <w:r>
+        <w:rPr>
+          <w:rFonts w:ascii="Arial" w:hAnsi="Arial" w:cs="Arial"/>
+          <w:sz w:val="21"/>
+          <w:szCs w:val="21"/>
+        </w:rPr>
+        <w:t>/Au, correlated with minimal trap energy [76]; for La</w:t>
+      </w:r>
+      <w:r>
+        <w:rPr>
+          <w:rFonts w:ascii="Arial" w:hAnsi="Arial" w:cs="Arial"/>
+          <w:sz w:val="21"/>
+          <w:szCs w:val="21"/>
+          <w:vertAlign w:val="subscript"/>
+        </w:rPr>
+        <w:t>1-x</w:t>
+      </w:r>
+      <w:r>
+        <w:rPr>
+          <w:rFonts w:ascii="Arial" w:hAnsi="Arial" w:cs="Arial"/>
+          <w:sz w:val="21"/>
+          <w:szCs w:val="21"/>
+        </w:rPr>
+        <w:t>Sr</w:t>
+      </w:r>
+      <w:r>
+        <w:rPr>
+          <w:rFonts w:ascii="Arial" w:hAnsi="Arial" w:cs="Arial"/>
+          <w:sz w:val="21"/>
+          <w:szCs w:val="21"/>
+          <w:vertAlign w:val="subscript"/>
+        </w:rPr>
+        <w:t>x</w:t>
+      </w:r>
+      <w:r>
+        <w:rPr>
+          <w:rFonts w:ascii="Arial" w:hAnsi="Arial" w:cs="Arial"/>
+          <w:sz w:val="21"/>
+          <w:szCs w:val="21"/>
+        </w:rPr>
+        <w:t>MnO</w:t>
+      </w:r>
+      <w:r>
+        <w:rPr>
+          <w:rFonts w:ascii="Arial" w:hAnsi="Arial" w:cs="Arial"/>
+          <w:sz w:val="21"/>
+          <w:szCs w:val="21"/>
+          <w:vertAlign w:val="subscript"/>
+        </w:rPr>
+        <w:t>3</w:t>
+      </w:r>
+      <w:r>
+        <w:rPr>
+          <w:rFonts w:ascii="Arial" w:hAnsi="Arial" w:cs="Arial"/>
+          <w:sz w:val="21"/>
+          <w:szCs w:val="21"/>
+        </w:rPr>
+        <w:t xml:space="preserve"> a single three-point series exists (sputtered, x = 0.1/0.3/0.5) [77]; Mikheev et al. showed on Pt/SrTiO</w:t>
+      </w:r>
+      <w:r>
+        <w:rPr>
+          <w:rFonts w:ascii="Arial" w:hAnsi="Arial" w:cs="Arial"/>
+          <w:sz w:val="21"/>
+          <w:szCs w:val="21"/>
+          <w:vertAlign w:val="subscript"/>
+        </w:rPr>
+        <w:t>3</w:t>
+      </w:r>
+      <w:r>
+        <w:rPr>
+          <w:rFonts w:ascii="Arial" w:hAnsi="Arial" w:cs="Arial"/>
+          <w:sz w:val="21"/>
+          <w:szCs w:val="21"/>
+        </w:rPr>
+        <w:t xml:space="preserve"> that cation stoichiometry systematically controls Schottky barrier and retention [78]. For the ferrite series La</w:t>
+      </w:r>
+      <w:r>
+        <w:rPr>
+          <w:rFonts w:ascii="Arial" w:hAnsi="Arial" w:cs="Arial"/>
+          <w:sz w:val="21"/>
+          <w:szCs w:val="21"/>
+          <w:vertAlign w:val="subscript"/>
+        </w:rPr>
+        <w:t>1-x</w:t>
+      </w:r>
+      <w:r>
+        <w:rPr>
+          <w:rFonts w:ascii="Arial" w:hAnsi="Arial" w:cs="Arial"/>
+          <w:sz w:val="21"/>
+          <w:szCs w:val="21"/>
+        </w:rPr>
+        <w:t>Sr</w:t>
+      </w:r>
+      <w:r>
+        <w:rPr>
+          <w:rFonts w:ascii="Arial" w:hAnsi="Arial" w:cs="Arial"/>
+          <w:sz w:val="21"/>
+          <w:szCs w:val="21"/>
+          <w:vertAlign w:val="subscript"/>
+        </w:rPr>
+        <w:t>x</w:t>
+      </w:r>
+      <w:r>
+        <w:rPr>
+          <w:rFonts w:ascii="Arial" w:hAnsi="Arial" w:cs="Arial"/>
+          <w:sz w:val="21"/>
+          <w:szCs w:val="21"/>
+        </w:rPr>
+        <w:t>FeO</w:t>
+      </w:r>
+      <w:r>
+        <w:rPr>
+          <w:rFonts w:ascii="Arial" w:hAnsi="Arial" w:cs="Arial"/>
+          <w:sz w:val="21"/>
+          <w:szCs w:val="21"/>
+          <w:vertAlign w:val="subscript"/>
+        </w:rPr>
+        <w:t>3-δ</w:t>
+      </w:r>
+      <w:r>
+        <w:rPr>
+          <w:rFonts w:ascii="Arial" w:hAnsi="Arial" w:cs="Arial"/>
+          <w:sz w:val="21"/>
+          <w:szCs w:val="21"/>
+        </w:rPr>
+        <w:t xml:space="preserve"> (0 &lt; x &lt; 1) </w:t>
+      </w:r>
+      <w:r>
+        <w:rPr>
+          <w:rFonts w:ascii="Arial" w:hAnsi="Arial" w:cs="Arial"/>
+          <w:b/>
+          <w:bCs/>
+          <w:sz w:val="21"/>
+          <w:szCs w:val="21"/>
+        </w:rPr>
+        <w:t>not a single memristor study exists</w:t>
+      </w:r>
+      <w:r>
+        <w:rPr>
+          <w:rFonts w:ascii="Arial" w:hAnsi="Arial" w:cs="Arial"/>
+          <w:sz w:val="21"/>
+          <w:szCs w:val="21"/>
+        </w:rPr>
+        <w:t xml:space="preserve"> – the closest neighbour is an electrochemical three-terminal study that controls the conductivity of La</w:t>
+      </w:r>
+      <w:r>
+        <w:rPr>
+          <w:rFonts w:ascii="Arial" w:hAnsi="Arial" w:cs="Arial"/>
+          <w:sz w:val="21"/>
+          <w:szCs w:val="21"/>
+          <w:vertAlign w:val="subscript"/>
+        </w:rPr>
+        <w:t>0.5</w:t>
+      </w:r>
+      <w:r>
+        <w:rPr>
+          <w:rFonts w:ascii="Arial" w:hAnsi="Arial" w:cs="Arial"/>
+          <w:sz w:val="21"/>
+          <w:szCs w:val="21"/>
+        </w:rPr>
+        <w:t>Sr</w:t>
+      </w:r>
+      <w:r>
+        <w:rPr>
+          <w:rFonts w:ascii="Arial" w:hAnsi="Arial" w:cs="Arial"/>
+          <w:sz w:val="21"/>
+          <w:szCs w:val="21"/>
+          <w:vertAlign w:val="subscript"/>
+        </w:rPr>
+        <w:t>0.5</w:t>
+      </w:r>
+      <w:r>
+        <w:rPr>
+          <w:rFonts w:ascii="Arial" w:hAnsi="Arial" w:cs="Arial"/>
+          <w:sz w:val="21"/>
+          <w:szCs w:val="21"/>
+        </w:rPr>
+        <w:t>FeO</w:t>
+      </w:r>
+      <w:r>
+        <w:rPr>
+          <w:rFonts w:ascii="Arial" w:hAnsi="Arial" w:cs="Arial"/>
+          <w:sz w:val="21"/>
+          <w:szCs w:val="21"/>
+          <w:vertAlign w:val="subscript"/>
+        </w:rPr>
+        <w:t>3-δ</w:t>
+      </w:r>
+      <w:r>
+        <w:rPr>
+          <w:rFonts w:ascii="Arial" w:hAnsi="Arial" w:cs="Arial"/>
+          <w:sz w:val="21"/>
+          <w:szCs w:val="21"/>
+        </w:rPr>
+        <w:t xml:space="preserve"> non-volatilely over more than four orders of magnitude via the oxygen stoichiometry [79], underscoring the feasibility of the concept; for La</w:t>
+      </w:r>
+      <w:r>
+        <w:rPr>
+          <w:rFonts w:ascii="Arial" w:hAnsi="Arial" w:cs="Arial"/>
+          <w:sz w:val="21"/>
+          <w:szCs w:val="21"/>
+          <w:vertAlign w:val="subscript"/>
+        </w:rPr>
+        <w:t>1-x</w:t>
+      </w:r>
+      <w:r>
+        <w:rPr>
+          <w:rFonts w:ascii="Arial" w:hAnsi="Arial" w:cs="Arial"/>
+          <w:sz w:val="21"/>
+          <w:szCs w:val="21"/>
+        </w:rPr>
+        <w:t>Sr</w:t>
+      </w:r>
+      <w:r>
+        <w:rPr>
+          <w:rFonts w:ascii="Arial" w:hAnsi="Arial" w:cs="Arial"/>
+          <w:sz w:val="21"/>
+          <w:szCs w:val="21"/>
+          <w:vertAlign w:val="subscript"/>
+        </w:rPr>
+        <w:t>x</w:t>
+      </w:r>
+      <w:r>
+        <w:rPr>
+          <w:rFonts w:ascii="Arial" w:hAnsi="Arial" w:cs="Arial"/>
+          <w:sz w:val="21"/>
+          <w:szCs w:val="21"/>
+        </w:rPr>
+        <w:t>CoO</w:t>
+      </w:r>
+      <w:r>
+        <w:rPr>
+          <w:rFonts w:ascii="Arial" w:hAnsi="Arial" w:cs="Arial"/>
+          <w:sz w:val="21"/>
+          <w:szCs w:val="21"/>
+          <w:vertAlign w:val="subscript"/>
+        </w:rPr>
+        <w:t>3</w:t>
+      </w:r>
+      <w:r>
+        <w:rPr>
+          <w:rFonts w:ascii="Arial" w:hAnsi="Arial" w:cs="Arial"/>
+          <w:sz w:val="21"/>
+          <w:szCs w:val="21"/>
+        </w:rPr>
+        <w:t xml:space="preserve"> only a polycrystalline study with a small doping window exists [80]. None of these studies links the series to computed vacancy formation energies, covalency descriptors or spectroscopic observables.</w:t>
+      </w:r>
+    </w:p>
+    <w:p>
+      <w:pPr>
+        <w:pStyle w:val="NormalWeb"/>
+        <w:rPr>
+          <w:rFonts w:ascii="Arial" w:hAnsi="Arial" w:cs="Arial"/>
+          <w:sz w:val="21"/>
+          <w:szCs w:val="21"/>
+        </w:rPr>
+      </w:pPr>
+      <w:r>
+        <w:rPr>
+          <w:rFonts w:ascii="Arial" w:hAnsi="Arial" w:cs="Arial"/>
+          <w:b/>
+          <w:bCs/>
+          <w:sz w:val="21"/>
+          <w:szCs w:val="21"/>
+        </w:rPr>
+        <w:t>First assessment derivable for the research question:</w:t>
+      </w:r>
+      <w:r>
+        <w:rPr>
+          <w:rFonts w:ascii="Arial" w:hAnsi="Arial" w:cs="Arial"/>
+          <w:sz w:val="21"/>
+          <w:szCs w:val="21"/>
+        </w:rPr>
+        <w:t xml:space="preserve"> The few existing series consistently draw the picture of a </w:t>
       </w:r>
       <w:r>
         <w:rPr>
@@ -3289,42 +3273,15 @@
           <w:sz w:val="21"/>
           <w:szCs w:val="21"/>
         </w:rPr>
-        <w:t>≈</w:t>
-      </w:r>
-      <w:r>
-        <w:rPr>
-          <w:rFonts w:ascii="Arial" w:hAnsi="Arial" w:cs="Arial"/>
-          <w:i/>
-          <w:iCs/>
-          <w:sz w:val="21"/>
-          <w:szCs w:val="21"/>
-        </w:rPr>
-        <w:t> 0.4</w:t>
-      </w:r>
-      <w:r>
-        <w:rPr>
-          <w:rFonts w:ascii="Arial" w:hAnsi="Arial" w:cs="Arial"/>
-          <w:sz w:val="21"/>
-          <w:szCs w:val="21"/>
-        </w:rPr>
-        <w:t xml:space="preserve"> and a disappearance of switching for x &gt; 0.8 [75]; Lähteenlahti et al. found an optimum at x = 0.85 in Al/Gd</w:t>
-      </w:r>
-      <w:r>
-        <w:rPr>
-          <w:rFonts w:ascii="Arial" w:hAnsi="Arial" w:cs="Arial"/>
-          <w:sz w:val="21"/>
-          <w:szCs w:val="21"/>
-          <w:vertAlign w:val="subscript"/>
-        </w:rPr>
-        <w:t>1-x</w:t>
-      </w:r>
-      <w:r>
-        <w:rPr>
-          <w:rFonts w:ascii="Arial" w:hAnsi="Arial" w:cs="Arial"/>
-          <w:sz w:val="21"/>
-          <w:szCs w:val="21"/>
-        </w:rPr>
-        <w:t>Ca</w:t>
+        <w:t>non-monotonic</w:t>
+      </w:r>
+      <w:r>
+        <w:rPr>
+          <w:rFonts w:ascii="Arial" w:hAnsi="Arial" w:cs="Arial"/>
+          <w:sz w:val="21"/>
+          <w:szCs w:val="21"/>
+        </w:rPr>
+        <w:t xml:space="preserve"> dependence: with increasing acceptor doping (easier vacancy formation), forming and switching voltages decrease and the switching window initially grows – beyond an optimum, however, it collapses (metallic HRS, degraded retention through too-facile defect kinetics [75, 78]). At the same time, precisely the end members with the lowest vacancy formation energy (SrFeO</w:t>
       </w:r>
       <w:r>
         <w:rPr>
@@ -3341,41 +3298,7 @@
           <w:sz w:val="21"/>
           <w:szCs w:val="21"/>
         </w:rPr>
-        <w:t>MnO</w:t>
-      </w:r>
-      <w:r>
-        <w:rPr>
-          <w:rFonts w:ascii="Arial" w:hAnsi="Arial" w:cs="Arial"/>
-          <w:sz w:val="21"/>
-          <w:szCs w:val="21"/>
-          <w:vertAlign w:val="subscript"/>
-        </w:rPr>
-        <w:t>3</w:t>
-      </w:r>
-      <w:r>
-        <w:rPr>
-          <w:rFonts w:ascii="Arial" w:hAnsi="Arial" w:cs="Arial"/>
-          <w:sz w:val="21"/>
-          <w:szCs w:val="21"/>
-        </w:rPr>
-        <w:t>/Au, correlated with minimal trap energy [76]; for La</w:t>
-      </w:r>
-      <w:r>
-        <w:rPr>
-          <w:rFonts w:ascii="Arial" w:hAnsi="Arial" w:cs="Arial"/>
-          <w:sz w:val="21"/>
-          <w:szCs w:val="21"/>
-          <w:vertAlign w:val="subscript"/>
-        </w:rPr>
-        <w:t>1-x</w:t>
-      </w:r>
-      <w:r>
-        <w:rPr>
-          <w:rFonts w:ascii="Arial" w:hAnsi="Arial" w:cs="Arial"/>
-          <w:sz w:val="21"/>
-          <w:szCs w:val="21"/>
-        </w:rPr>
-        <w:t>Sr</w:t>
+        <w:t>, SrCoO</w:t>
       </w:r>
       <w:r>
         <w:rPr>
@@ -3392,101 +3315,50 @@
           <w:sz w:val="21"/>
           <w:szCs w:val="21"/>
         </w:rPr>
-        <w:t>MnO</w:t>
-      </w:r>
-      <w:r>
-        <w:rPr>
-          <w:rFonts w:ascii="Arial" w:hAnsi="Arial" w:cs="Arial"/>
-          <w:sz w:val="21"/>
-          <w:szCs w:val="21"/>
-          <w:vertAlign w:val="subscript"/>
-        </w:rPr>
-        <w:t>3</w:t>
-      </w:r>
-      <w:r>
-        <w:rPr>
-          <w:rFonts w:ascii="Arial" w:hAnsi="Arial" w:cs="Arial"/>
-          <w:sz w:val="21"/>
-          <w:szCs w:val="21"/>
-        </w:rPr>
-        <w:t xml:space="preserve"> a single three-point series exists (sputtered, x = </w:t>
-      </w:r>
-      <w:r>
-        <w:rPr>
-          <w:rFonts w:ascii="Arial" w:hAnsi="Arial" w:cs="Arial"/>
-          <w:sz w:val="21"/>
-          <w:szCs w:val="21"/>
-        </w:rPr>
-        <w:t>0.1/0.3/0.5) [77]; Mikheev et al. showed on Pt/SrTiO</w:t>
-      </w:r>
-      <w:r>
-        <w:rPr>
-          <w:rFonts w:ascii="Arial" w:hAnsi="Arial" w:cs="Arial"/>
-          <w:sz w:val="21"/>
-          <w:szCs w:val="21"/>
-          <w:vertAlign w:val="subscript"/>
-        </w:rPr>
-        <w:t>3</w:t>
-      </w:r>
-      <w:r>
-        <w:rPr>
-          <w:rFonts w:ascii="Arial" w:hAnsi="Arial" w:cs="Arial"/>
-          <w:sz w:val="21"/>
-          <w:szCs w:val="21"/>
-        </w:rPr>
-        <w:t xml:space="preserve"> that cation stoichiometry systematically controls Schottky barrier and retention [78]. For the ferrite series La</w:t>
-      </w:r>
-      <w:r>
-        <w:rPr>
-          <w:rFonts w:ascii="Arial" w:hAnsi="Arial" w:cs="Arial"/>
-          <w:sz w:val="21"/>
-          <w:szCs w:val="21"/>
-          <w:vertAlign w:val="subscript"/>
-        </w:rPr>
-        <w:t>1-x</w:t>
-      </w:r>
-      <w:r>
-        <w:rPr>
-          <w:rFonts w:ascii="Arial" w:hAnsi="Arial" w:cs="Arial"/>
-          <w:sz w:val="21"/>
-          <w:szCs w:val="21"/>
-        </w:rPr>
-        <w:t>Sr</w:t>
-      </w:r>
-      <w:r>
-        <w:rPr>
-          <w:rFonts w:ascii="Arial" w:hAnsi="Arial" w:cs="Arial"/>
-          <w:sz w:val="21"/>
-          <w:szCs w:val="21"/>
-          <w:vertAlign w:val="subscript"/>
-        </w:rPr>
-        <w:t>x</w:t>
-      </w:r>
-      <w:r>
-        <w:rPr>
-          <w:rFonts w:ascii="Arial" w:hAnsi="Arial" w:cs="Arial"/>
-          <w:sz w:val="21"/>
-          <w:szCs w:val="21"/>
-        </w:rPr>
-        <w:t>FeO</w:t>
-      </w:r>
-      <w:r>
-        <w:rPr>
-          <w:rFonts w:ascii="Arial" w:hAnsi="Arial" w:cs="Arial"/>
-          <w:sz w:val="21"/>
-          <w:szCs w:val="21"/>
-          <w:vertAlign w:val="subscript"/>
-        </w:rPr>
-        <w:t>3-δ</w:t>
-      </w:r>
-      <w:r>
-        <w:rPr>
-          <w:rFonts w:ascii="Arial" w:hAnsi="Arial" w:cs="Arial"/>
-          <w:sz w:val="21"/>
-          <w:szCs w:val="21"/>
-        </w:rPr>
-        <w:t xml:space="preserve"> (0 &lt; x &lt; 1) </w:t>
-      </w:r>
+        <w:t>) reach the highest ON/OFF ratios via the topotactic phase contrast [17, 20]. These prior findings directly support hypotheses H1 and H2 and simultaneously make clear why a descriptor-based mapping (rather than isolated single studies) is required: the landscape is structured, but so far uncharted.</w:t>
+      </w:r>
+    </w:p>
+    <w:p>
+      <w:pPr>
+        <w:pStyle w:val="Heading2"/>
+        <w:rPr>
+          <w:rFonts w:ascii="Arial" w:eastAsia="Times New Roman" w:hAnsi="Arial" w:cs="Arial"/>
+        </w:rPr>
+      </w:pPr>
+      <w:r>
+        <w:rPr>
+          <w:rFonts w:ascii="Arial" w:eastAsia="Times New Roman" w:hAnsi="Arial" w:cs="Arial"/>
+        </w:rPr>
+        <w:t>1.2  Preliminary work of the applicant</w:t>
+      </w:r>
+    </w:p>
+    <w:p>
+      <w:pPr>
+        <w:pStyle w:val="NormalWeb"/>
+        <w:rPr>
+          <w:rFonts w:ascii="Arial" w:hAnsi="Arial" w:cs="Arial"/>
+          <w:sz w:val="21"/>
+          <w:szCs w:val="21"/>
+        </w:rPr>
+      </w:pPr>
+      <w:r>
+        <w:rPr>
+          <w:rFonts w:ascii="Arial" w:hAnsi="Arial" w:cs="Arial"/>
+          <w:sz w:val="21"/>
+          <w:szCs w:val="21"/>
+        </w:rPr>
+        <w:t xml:space="preserve">The applicant has worked since 2020 at the Peter Grünberg Institute (PGI-7, Electronic Materials) of Forschungszentrum Jülich in the group of Prof. Regina Dittmann – one of the internationally leading centres for redox-based resistive switching [2, 3, 8–12] – and contributes exactly the methodological combination on which COMET-Ox builds: PLD synthesis of perovskites, memristive device processing and statistically robust electrical characterisation.</w:t>
+      </w:r>
+    </w:p>
+    <w:p>
+      <w:pPr>
+        <w:pStyle w:val="NormalWeb"/>
+        <w:rPr>
+          <w:rFonts w:ascii="Arial" w:hAnsi="Arial" w:cs="Arial"/>
+          <w:sz w:val="21"/>
+          <w:szCs w:val="21"/>
+        </w:rPr>
+      </w:pPr>
       <w:r>
         <w:rPr>
           <w:rFonts w:ascii="Arial" w:hAnsi="Arial" w:cs="Arial"/>
@@ -3495,100 +3367,49 @@
           <w:sz w:val="21"/>
           <w:szCs w:val="21"/>
         </w:rPr>
-        <w:t>not a single memristor study exists</w:t>
-      </w:r>
-      <w:r>
-        <w:rPr>
-          <w:rFonts w:ascii="Arial" w:hAnsi="Arial" w:cs="Arial"/>
-          <w:sz w:val="21"/>
-          <w:szCs w:val="21"/>
-        </w:rPr>
-        <w:t xml:space="preserve"> – the closest neighbour is an electrochemical three-terminal study that controls the conductivity of La</w:t>
-      </w:r>
-      <w:r>
-        <w:rPr>
-          <w:rFonts w:ascii="Arial" w:hAnsi="Arial" w:cs="Arial"/>
-          <w:sz w:val="21"/>
-          <w:szCs w:val="21"/>
-          <w:vertAlign w:val="subscript"/>
-        </w:rPr>
-        <w:t>0.5</w:t>
-      </w:r>
-      <w:r>
-        <w:rPr>
-          <w:rFonts w:ascii="Arial" w:hAnsi="Arial" w:cs="Arial"/>
-          <w:sz w:val="21"/>
-          <w:szCs w:val="21"/>
-        </w:rPr>
-        <w:t>Sr</w:t>
-      </w:r>
-      <w:r>
-        <w:rPr>
-          <w:rFonts w:ascii="Arial" w:hAnsi="Arial" w:cs="Arial"/>
-          <w:sz w:val="21"/>
-          <w:szCs w:val="21"/>
-          <w:vertAlign w:val="subscript"/>
-        </w:rPr>
-        <w:t>0.5</w:t>
-      </w:r>
-      <w:r>
-        <w:rPr>
-          <w:rFonts w:ascii="Arial" w:hAnsi="Arial" w:cs="Arial"/>
-          <w:sz w:val="21"/>
-          <w:szCs w:val="21"/>
-        </w:rPr>
-        <w:t>FeO</w:t>
-      </w:r>
-      <w:r>
-        <w:rPr>
-          <w:rFonts w:ascii="Arial" w:hAnsi="Arial" w:cs="Arial"/>
-          <w:sz w:val="21"/>
-          <w:szCs w:val="21"/>
-          <w:vertAlign w:val="subscript"/>
-        </w:rPr>
-        <w:t>3-δ</w:t>
-      </w:r>
-      <w:r>
-        <w:rPr>
-          <w:rFonts w:ascii="Arial" w:hAnsi="Arial" w:cs="Arial"/>
-          <w:sz w:val="21"/>
-          <w:szCs w:val="21"/>
-        </w:rPr>
-        <w:t xml:space="preserve"> non-volatilely over more than four orders of magnitude via the oxygen stoichiometry [79], underscoring the feasibility of the concept; for La</w:t>
-      </w:r>
-      <w:r>
-        <w:rPr>
-          <w:rFonts w:ascii="Arial" w:hAnsi="Arial" w:cs="Arial"/>
-          <w:sz w:val="21"/>
-          <w:szCs w:val="21"/>
-          <w:vertAlign w:val="subscript"/>
-        </w:rPr>
-        <w:t>1-x</w:t>
-      </w:r>
-      <w:r>
-        <w:rPr>
-          <w:rFonts w:ascii="Arial" w:hAnsi="Arial" w:cs="Arial"/>
-          <w:sz w:val="21"/>
-          <w:szCs w:val="21"/>
-        </w:rPr>
-        <w:t>Sr</w:t>
-      </w:r>
-      <w:r>
-        <w:rPr>
-          <w:rFonts w:ascii="Arial" w:hAnsi="Arial" w:cs="Arial"/>
-          <w:sz w:val="21"/>
-          <w:szCs w:val="21"/>
-          <w:vertAlign w:val="subscript"/>
-        </w:rPr>
-        <w:t>x</w:t>
-      </w:r>
-      <w:r>
-        <w:rPr>
-          <w:rFonts w:ascii="Arial" w:hAnsi="Arial" w:cs="Arial"/>
-          <w:sz w:val="21"/>
-          <w:szCs w:val="21"/>
-        </w:rPr>
-        <w:t>CoO</w:t>
+        <w:t>Doctorate (RWTH Aachen / FZ Jülich, 2020–2026):</w:t>
+      </w:r>
+      <w:r>
+        <w:rPr>
+          <w:rFonts w:ascii="Arial" w:hAnsi="Arial" w:cs="Arial"/>
+          <w:sz w:val="21"/>
+          <w:szCs w:val="21"/>
+        </w:rPr>
+        <w:t xml:space="preserve"> Within the dissertation “BEOL-Compatible Area-Dependent Memristive Devices from Wafer-Scale Pulsed Laser Deposited Amorphous Pr</w:t>
+      </w:r>
+      <w:r>
+        <w:rPr>
+          <w:rFonts w:ascii="Arial" w:hAnsi="Arial" w:cs="Arial"/>
+          <w:sz w:val="21"/>
+          <w:szCs w:val="21"/>
+          <w:vertAlign w:val="subscript"/>
+        </w:rPr>
+        <w:t>0.7</w:t>
+      </w:r>
+      <w:r>
+        <w:rPr>
+          <w:rFonts w:ascii="Arial" w:hAnsi="Arial" w:cs="Arial"/>
+          <w:sz w:val="21"/>
+          <w:szCs w:val="21"/>
+        </w:rPr>
+        <w:t>Ca</w:t>
+      </w:r>
+      <w:r>
+        <w:rPr>
+          <w:rFonts w:ascii="Arial" w:hAnsi="Arial" w:cs="Arial"/>
+          <w:sz w:val="21"/>
+          <w:szCs w:val="21"/>
+          <w:vertAlign w:val="subscript"/>
+        </w:rPr>
+        <w:t>0.3</w:t>
+      </w:r>
+      <w:r>
+        <w:rPr>
+          <w:rFonts w:ascii="Arial" w:hAnsi="Arial" w:cs="Arial"/>
+          <w:sz w:val="21"/>
+          <w:szCs w:val="21"/>
+        </w:rPr>
+        <w:t>MnO</w:t>
       </w:r>
       <w:r>
         <w:rPr>
@@ -3605,15 +3426,7 @@
           <w:sz w:val="21"/>
           <w:szCs w:val="21"/>
         </w:rPr>
-        <w:t xml:space="preserve"> </w:t>
-      </w:r>
-      <w:r>
-        <w:rPr>
-          <w:rFonts w:ascii="Arial" w:hAnsi="Arial" w:cs="Arial"/>
-          <w:sz w:val="21"/>
-          <w:szCs w:val="21"/>
-        </w:rPr>
-        <w:t>only a polycrystalline study with a small doping window exists [80]. None of these studies links the series to computed vacancy formation energies, covalency descriptors or spectroscopic observables.</w:t>
+        <w:t xml:space="preserve">”, the applicant developed a large-area PLD process (process control via XRR and ICP-MS) and established the complete process chain of memristive devices: deposition (PLD, sputtering, e-beam evaporation), optical and electron-beam lithography, ion-beam etching (RIBE) and wire bonding. Electrical characterisation (Keithley 2600/4200; DC and pulsed) systematically covered device-to-device and cycle-to-cycle variability, endurance, retention, read-out transients and switching kinetics – exactly the measurement protocol envisaged in WP3. Materials analytics (XRD/XRR, in-situ XRD, AFM, SEM, TEM-EDX, pair distribution function, XPS, sputter XPS, SIMS, Raman, impedance spectroscopy) as well as band-alignment calculations and COMSOL field simulations were performed or coordinated independently.</w:t>
       </w:r>
     </w:p>
     <w:p>
@@ -3633,123 +3446,66 @@
           <w:sz w:val="21"/>
           <w:szCs w:val="21"/>
         </w:rPr>
-        <w:t>First assessment derivable for the research question:</w:t>
-      </w:r>
-      <w:r>
-        <w:rPr>
-          <w:rFonts w:ascii="Arial" w:hAnsi="Arial" w:cs="Arial"/>
-          <w:sz w:val="21"/>
-          <w:szCs w:val="21"/>
-        </w:rPr>
-        <w:t xml:space="preserve"> The few existing series consistently draw the picture of a </w:t>
-      </w:r>
-      <w:r>
-        <w:rPr>
-          <w:rFonts w:ascii="Arial" w:hAnsi="Arial" w:cs="Arial"/>
-          <w:i/>
-          <w:iCs/>
-          <w:sz w:val="21"/>
-          <w:szCs w:val="21"/>
-        </w:rPr>
-        <w:t>non-monotonic</w:t>
-      </w:r>
-      <w:r>
-        <w:rPr>
-          <w:rFonts w:ascii="Arial" w:hAnsi="Arial" w:cs="Arial"/>
-          <w:sz w:val="21"/>
-          <w:szCs w:val="21"/>
-        </w:rPr>
-        <w:t xml:space="preserve"> dependence: with increasing acceptor doping (easier vacancy formation), forming and switching voltages decrease and the switching window initially grows – </w:t>
-      </w:r>
-      <w:r>
-        <w:rPr>
-          <w:rFonts w:ascii="Arial" w:hAnsi="Arial" w:cs="Arial"/>
-          <w:sz w:val="21"/>
-          <w:szCs w:val="21"/>
-        </w:rPr>
-        <w:t>beyond an optimum, however, it collapses (metallic HRS, degraded retention through too-facile defect kinetics [75, 78]). At the same time, precisely the end members with the lowest vacancy formation energy (SrFeO</w:t>
-      </w:r>
-      <w:r>
-        <w:rPr>
-          <w:rFonts w:ascii="Arial" w:hAnsi="Arial" w:cs="Arial"/>
-          <w:sz w:val="21"/>
-          <w:szCs w:val="21"/>
-          <w:vertAlign w:val="subscript"/>
-        </w:rPr>
-        <w:t>x</w:t>
-      </w:r>
-      <w:r>
-        <w:rPr>
-          <w:rFonts w:ascii="Arial" w:hAnsi="Arial" w:cs="Arial"/>
-          <w:sz w:val="21"/>
-          <w:szCs w:val="21"/>
-        </w:rPr>
-        <w:t>, SrCoO</w:t>
-      </w:r>
-      <w:r>
-        <w:rPr>
-          <w:rFonts w:ascii="Arial" w:hAnsi="Arial" w:cs="Arial"/>
-          <w:sz w:val="21"/>
-          <w:szCs w:val="21"/>
-          <w:vertAlign w:val="subscript"/>
-        </w:rPr>
-        <w:t>x</w:t>
-      </w:r>
-      <w:r>
-        <w:rPr>
-          <w:rFonts w:ascii="Arial" w:hAnsi="Arial" w:cs="Arial"/>
-          <w:sz w:val="21"/>
-          <w:szCs w:val="21"/>
-        </w:rPr>
-        <w:t>) reach the highest ON/OFF ratios via the topotactic phase contrast [17, </w:t>
-      </w:r>
-      <w:r>
-        <w:rPr>
-          <w:rFonts w:ascii="Arial" w:hAnsi="Arial" w:cs="Arial"/>
-          <w:sz w:val="21"/>
-          <w:szCs w:val="21"/>
-        </w:rPr>
-        <w:t>20]. These prior findings directly support hypotheses H1 and H2 and simultaneously make clear why a descriptor-based mapping (rather than isolated single studies) is required: the landscape is structured, but so far uncharted.</w:t>
-      </w:r>
-    </w:p>
-    <w:p>
-      <w:pPr>
-        <w:pStyle w:val="Heading2"/>
-        <w:rPr>
-          <w:rFonts w:ascii="Arial" w:eastAsia="Times New Roman" w:hAnsi="Arial" w:cs="Arial"/>
-        </w:rPr>
-      </w:pPr>
-      <w:r>
-        <w:rPr>
-          <w:rFonts w:ascii="Arial" w:eastAsia="Times New Roman" w:hAnsi="Arial" w:cs="Arial"/>
-        </w:rPr>
-        <w:t>1.2  Preliminary work of the applicant</w:t>
-      </w:r>
-    </w:p>
-    <w:p>
-      <w:pPr>
-        <w:pStyle w:val="NormalWeb"/>
-        <w:rPr>
-          <w:rFonts w:ascii="Arial" w:hAnsi="Arial" w:cs="Arial"/>
-          <w:sz w:val="21"/>
-          <w:szCs w:val="21"/>
-        </w:rPr>
-      </w:pPr>
-      <w:r>
-        <w:rPr>
-          <w:rFonts w:ascii="Arial" w:hAnsi="Arial" w:cs="Arial"/>
-          <w:sz w:val="21"/>
-          <w:szCs w:val="21"/>
-        </w:rPr>
-        <w:t xml:space="preserve">The applicant has worked since 2020 at the Peter Grünberg Institute (PGI-7, Electronic Materials) of Forschungszentrum Jülich in the group of Prof. Regina Dittmann – </w:t>
-      </w:r>
-      <w:r>
-        <w:rPr>
-          <w:rFonts w:ascii="Arial" w:hAnsi="Arial" w:cs="Arial"/>
-          <w:sz w:val="21"/>
-          <w:szCs w:val="21"/>
-        </w:rPr>
-        <w:t>one of the internationally leading centres for redox-based resistive switching [2, 3, 8–12] – and contributes exactly the methodological combination on which COMET-Ox builds: PLD synthesis of perovskites, memristive device processing and statistically robust electrical characterisation.</w:t>
+        <w:t>Immediate project relevance:</w:t>
+      </w:r>
+      <w:r>
+        <w:rPr>
+          <w:rFonts w:ascii="Arial" w:hAnsi="Arial" w:cs="Arial"/>
+          <w:sz w:val="21"/>
+          <w:szCs w:val="21"/>
+        </w:rPr>
+        <w:t xml:space="preserve"> With Pr</w:t>
+      </w:r>
+      <w:r>
+        <w:rPr>
+          <w:rFonts w:ascii="Arial" w:hAnsi="Arial" w:cs="Arial"/>
+          <w:sz w:val="21"/>
+          <w:szCs w:val="21"/>
+          <w:vertAlign w:val="subscript"/>
+        </w:rPr>
+        <w:t>0.7</w:t>
+      </w:r>
+      <w:r>
+        <w:rPr>
+          <w:rFonts w:ascii="Arial" w:hAnsi="Arial" w:cs="Arial"/>
+          <w:sz w:val="21"/>
+          <w:szCs w:val="21"/>
+        </w:rPr>
+        <w:t>Ca</w:t>
+      </w:r>
+      <w:r>
+        <w:rPr>
+          <w:rFonts w:ascii="Arial" w:hAnsi="Arial" w:cs="Arial"/>
+          <w:sz w:val="21"/>
+          <w:szCs w:val="21"/>
+          <w:vertAlign w:val="subscript"/>
+        </w:rPr>
+        <w:t>0.3</w:t>
+      </w:r>
+      <w:r>
+        <w:rPr>
+          <w:rFonts w:ascii="Arial" w:hAnsi="Arial" w:cs="Arial"/>
+          <w:sz w:val="21"/>
+          <w:szCs w:val="21"/>
+        </w:rPr>
+        <w:t>MnO</w:t>
+      </w:r>
+      <w:r>
+        <w:rPr>
+          <w:rFonts w:ascii="Arial" w:hAnsi="Arial" w:cs="Arial"/>
+          <w:sz w:val="21"/>
+          <w:szCs w:val="21"/>
+          <w:vertAlign w:val="subscript"/>
+        </w:rPr>
+        <w:t>3</w:t>
+      </w:r>
+      <w:r>
+        <w:rPr>
+          <w:rFonts w:ascii="Arial" w:hAnsi="Arial" w:cs="Arial"/>
+          <w:sz w:val="21"/>
+          <w:szCs w:val="21"/>
+        </w:rPr>
+        <w:t xml:space="preserve"> (PCMO), the applicant has already worked for years on an A-site-substituted, mixed-valent manganite memristor – the very material class and doping principle that COMET-Ox turns into the systematic control variable (Section 2.3, series 2). The applicant’s first-author review of PCMO-based memristive heterostructures (Chemical Reviews 2025, [E2]) documents comprehensive command of the mechanistic debate; the work on area-dependent (non-filamentary) switching [E1, E3] demonstrates experience with precisely the switching mode best suited for descriptor-based correlation, since it scales with the active area and is statistically robust to evaluate.</w:t>
       </w:r>
     </w:p>
     <w:p>
@@ -3769,82 +3525,15 @@
           <w:sz w:val="21"/>
           <w:szCs w:val="21"/>
         </w:rPr>
-        <w:t>Doctorate (RWTH Aachen / FZ Jülich, 2020–2026):</w:t>
-      </w:r>
-      <w:r>
-        <w:rPr>
-          <w:rFonts w:ascii="Arial" w:hAnsi="Arial" w:cs="Arial"/>
-          <w:sz w:val="21"/>
-          <w:szCs w:val="21"/>
-        </w:rPr>
-        <w:t xml:space="preserve"> Within the dissertation “BEOL-Compatible Area-Dependent Memristive Devices from Wafer-Scale Pulsed Laser Deposited Amorphous Pr</w:t>
-      </w:r>
-      <w:r>
-        <w:rPr>
-          <w:rFonts w:ascii="Arial" w:hAnsi="Arial" w:cs="Arial"/>
-          <w:sz w:val="21"/>
-          <w:szCs w:val="21"/>
-          <w:vertAlign w:val="subscript"/>
-        </w:rPr>
-        <w:t>0.7</w:t>
-      </w:r>
-      <w:r>
-        <w:rPr>
-          <w:rFonts w:ascii="Arial" w:hAnsi="Arial" w:cs="Arial"/>
-          <w:sz w:val="21"/>
-          <w:szCs w:val="21"/>
-        </w:rPr>
-        <w:t>Ca</w:t>
-      </w:r>
-      <w:r>
-        <w:rPr>
-          <w:rFonts w:ascii="Arial" w:hAnsi="Arial" w:cs="Arial"/>
-          <w:sz w:val="21"/>
-          <w:szCs w:val="21"/>
-          <w:vertAlign w:val="subscript"/>
-        </w:rPr>
-        <w:t>0.3</w:t>
-      </w:r>
-      <w:r>
-        <w:rPr>
-          <w:rFonts w:ascii="Arial" w:hAnsi="Arial" w:cs="Arial"/>
-          <w:sz w:val="21"/>
-          <w:szCs w:val="21"/>
-        </w:rPr>
-        <w:t>MnO</w:t>
-      </w:r>
-      <w:r>
-        <w:rPr>
-          <w:rFonts w:ascii="Arial" w:hAnsi="Arial" w:cs="Arial"/>
-          <w:sz w:val="21"/>
-          <w:szCs w:val="21"/>
-          <w:vertAlign w:val="subscript"/>
-        </w:rPr>
-        <w:t>3</w:t>
-      </w:r>
-      <w:r>
-        <w:rPr>
-          <w:rFonts w:ascii="Arial" w:hAnsi="Arial" w:cs="Arial"/>
-          <w:sz w:val="21"/>
-          <w:szCs w:val="21"/>
-        </w:rPr>
-        <w:t>”</w:t>
-      </w:r>
-      <w:r>
-        <w:rPr>
-          <w:rFonts w:ascii="Arial" w:hAnsi="Arial" w:cs="Arial"/>
-          <w:sz w:val="21"/>
-          <w:szCs w:val="21"/>
-        </w:rPr>
-        <w:t xml:space="preserve">, the applicant developed a large-area PLD process (process control via XRR and ICP-MS) and established the complete process chain of memristive devices: deposition (PLD, sputtering, e-beam evaporation), optical and electron-beam lithography, ion-beam etching (RIBE) and wire bonding. Electrical characterisation (Keithley 2600/4200; DC and pulsed) systematically covered device-to-device and cycle-to-cycle variability, endurance, retention, read-out transients and switching kinetics – </w:t>
-      </w:r>
-      <w:r>
-        <w:rPr>
-          <w:rFonts w:ascii="Arial" w:hAnsi="Arial" w:cs="Arial"/>
-          <w:sz w:val="21"/>
-          <w:szCs w:val="21"/>
-        </w:rPr>
-        <w:t>exactly the measurement protocol envisaged in WP3. Materials analytics (XRD/XRR, in-situ XRD, AFM, SEM, TEM-EDX, pair distribution function, XPS, sputter XPS, SIMS, Raman, impedance spectroscopy) as well as band-alignment calculations and COMSOL field simulations were performed or coordinated independently.</w:t>
+        <w:t>Postdoc (PGI-7, 07/2025–[2027]):</w:t>
+      </w:r>
+      <w:r>
+        <w:rPr>
+          <w:rFonts w:ascii="Arial" w:hAnsi="Arial" w:cs="Arial"/>
+          <w:sz w:val="21"/>
+          <w:szCs w:val="21"/>
+        </w:rPr>
+        <w:t xml:space="preserve"> Investigation of optical phase shifters based on memristive heterostructures within the EU project NeuroSys, including device integration with optical waveguides and a patent application – evidence of the ability to transfer memristive materials development into new application contexts. Supervision of several master’s students and long-standing teaching (laboratory course supervision, RWTH Aachen) document the supervision experience required for leading a research group.</w:t>
       </w:r>
     </w:p>
     <w:p>
@@ -3864,24 +3553,24 @@
           <w:sz w:val="21"/>
           <w:szCs w:val="21"/>
         </w:rPr>
-        <w:t>Immediate project relevance:</w:t>
-      </w:r>
-      <w:r>
-        <w:rPr>
-          <w:rFonts w:ascii="Arial" w:hAnsi="Arial" w:cs="Arial"/>
-          <w:sz w:val="21"/>
-          <w:szCs w:val="21"/>
-        </w:rPr>
-        <w:t xml:space="preserve"> With Pr</w:t>
-      </w:r>
-      <w:r>
-        <w:rPr>
-          <w:rFonts w:ascii="Arial" w:hAnsi="Arial" w:cs="Arial"/>
-          <w:sz w:val="21"/>
-          <w:szCs w:val="21"/>
-          <w:vertAlign w:val="subscript"/>
-        </w:rPr>
-        <w:t>0.7</w:t>
+        <w:t>Current Feodor Lynen fellowship (Stanford University / SLAC, group of Prof. W. C. Chueh, since [2027]) – the direct precursor of COMET-Ox:</w:t>
+      </w:r>
+      <w:r>
+        <w:rPr>
+          <w:rFonts w:ascii="Arial" w:hAnsi="Arial" w:cs="Arial"/>
+          <w:sz w:val="21"/>
+          <w:szCs w:val="21"/>
+        </w:rPr>
+        <w:t xml:space="preserve"> Within the fellowship project “Covalency as an experimental descriptor of memristive switching: the Pr</w:t>
+      </w:r>
+      <w:r>
+        <w:rPr>
+          <w:rFonts w:ascii="Arial" w:hAnsi="Arial" w:cs="Arial"/>
+          <w:sz w:val="21"/>
+          <w:szCs w:val="21"/>
+          <w:vertAlign w:val="subscript"/>
+        </w:rPr>
+        <w:t>1-x</w:t>
       </w:r>
       <w:r>
         <w:rPr>
@@ -3898,7 +3587,7 @@
           <w:szCs w:val="21"/>
           <w:vertAlign w:val="subscript"/>
         </w:rPr>
-        <w:t>0.3</w:t>
+        <w:t>x</w:t>
       </w:r>
       <w:r>
         <w:rPr>
@@ -3923,23 +3612,7 @@
           <w:sz w:val="21"/>
           <w:szCs w:val="21"/>
         </w:rPr>
-        <w:t xml:space="preserve"> (PCMO), the applicant has already worked for years on an A-site-substituted, mixed-valent manganite memristor – </w:t>
-      </w:r>
-      <w:r>
-        <w:rPr>
-          <w:rFonts w:ascii="Arial" w:hAnsi="Arial" w:cs="Arial"/>
-          <w:sz w:val="21"/>
-          <w:szCs w:val="21"/>
-        </w:rPr>
-        <w:t>the very material class and doping principle that COMET-Ox turns into the systematic control variable (Section 2.3, series 2). The applicant’s first-author review of PCMO-based memristive heterostructures (Chemical Reviews 2025, [E2]) documents comprehensive command of the mechanistic debate; the work on area-dependent (non-filamentary) switching [E1, E3] demonstrates experience with precisely t</w:t>
-      </w:r>
-      <w:r>
-        <w:rPr>
-          <w:rFonts w:ascii="Arial" w:hAnsi="Arial" w:cs="Arial"/>
-          <w:sz w:val="21"/>
-          <w:szCs w:val="21"/>
-        </w:rPr>
-        <w:t>he switching mode best suited for descriptor-based correlation, since it scales with the active area and is statistically robust to evaluate.</w:t>
+        <w:t xml:space="preserve"> model series”, the applicant has grown an epitaxial PCMO composition series – deliberately the mechanism-stable manganite family, free of topotactic transitions – established the O-K pre-edge covalency scale across it at the Stanford Synchrotron Radiation Lightsource (SSRL), and correlated it against the published switching-vs-composition benchmark of Asanuma et al. [75] [preliminary results; manuscript in preparation, E4 – insert headline result and status at submission time]. This closes the one former gap in the applicant’s methodological profile: quantitative synchrotron XAS and defect thermodynamics, acquired in one of the world-leading groups for oxide defect chemistry. COMET-Ox scales this personally established and de-risked approach from one pilot series to the full three-family descriptor map – with proprietary pilot data, proven measurement protocols, and an active transatlantic collaboration as starting capital.</w:t>
       </w:r>
     </w:p>
     <w:p>
@@ -3959,137 +3632,6 @@
           <w:sz w:val="21"/>
           <w:szCs w:val="21"/>
         </w:rPr>
-        <w:t>Postdoc (PGI-7, 07/2025–[2027]):</w:t>
-      </w:r>
-      <w:r>
-        <w:rPr>
-          <w:rFonts w:ascii="Arial" w:hAnsi="Arial" w:cs="Arial"/>
-          <w:sz w:val="21"/>
-          <w:szCs w:val="21"/>
-        </w:rPr>
-        <w:t xml:space="preserve"> Investigation of optical phase shifters based on memristive heterostructures within the EU project NeuroSys, including device integration with optical waveguides and a patent application – evidence of the ability to transfer memristive materials development into new application contexts. Supervision of several master’</w:t>
-      </w:r>
-      <w:r>
-        <w:rPr>
-          <w:rFonts w:ascii="Arial" w:hAnsi="Arial" w:cs="Arial"/>
-          <w:sz w:val="21"/>
-          <w:szCs w:val="21"/>
-        </w:rPr>
-        <w:t>s students and long-standing teaching (laboratory course supervision, RWTH Aachen) document the supervision experience required for leading a research group.</w:t>
-      </w:r>
-    </w:p>
-    <w:p>
-      <w:pPr>
-        <w:pStyle w:val="NormalWeb"/>
-        <w:rPr>
-          <w:rFonts w:ascii="Arial" w:hAnsi="Arial" w:cs="Arial"/>
-          <w:sz w:val="21"/>
-          <w:szCs w:val="21"/>
-        </w:rPr>
-      </w:pPr>
-      <w:r>
-        <w:rPr>
-          <w:rFonts w:ascii="Arial" w:hAnsi="Arial" w:cs="Arial"/>
-          <w:b/>
-          <w:bCs/>
-          <w:sz w:val="21"/>
-          <w:szCs w:val="21"/>
-        </w:rPr>
-        <w:t>Current Feodor Lynen fellowship (Stanford University / SLAC, group of Prof. W. C. Chueh, since [2027]) – the direct precursor of COMET-Ox:</w:t>
-      </w:r>
-      <w:r>
-        <w:rPr>
-          <w:rFonts w:ascii="Arial" w:hAnsi="Arial" w:cs="Arial"/>
-          <w:sz w:val="21"/>
-          <w:szCs w:val="21"/>
-        </w:rPr>
-        <w:t xml:space="preserve"> Within the fellowship project “Covalency as an experimental descriptor of memristive switching: the Pr</w:t>
-      </w:r>
-      <w:r>
-        <w:rPr>
-          <w:rFonts w:ascii="Arial" w:hAnsi="Arial" w:cs="Arial"/>
-          <w:sz w:val="21"/>
-          <w:szCs w:val="21"/>
-          <w:vertAlign w:val="subscript"/>
-        </w:rPr>
-        <w:t>1-x</w:t>
-      </w:r>
-      <w:r>
-        <w:rPr>
-          <w:rFonts w:ascii="Arial" w:hAnsi="Arial" w:cs="Arial"/>
-          <w:sz w:val="21"/>
-          <w:szCs w:val="21"/>
-        </w:rPr>
-        <w:t>Ca</w:t>
-      </w:r>
-      <w:r>
-        <w:rPr>
-          <w:rFonts w:ascii="Arial" w:hAnsi="Arial" w:cs="Arial"/>
-          <w:sz w:val="21"/>
-          <w:szCs w:val="21"/>
-          <w:vertAlign w:val="subscript"/>
-        </w:rPr>
-        <w:t>x</w:t>
-      </w:r>
-      <w:r>
-        <w:rPr>
-          <w:rFonts w:ascii="Arial" w:hAnsi="Arial" w:cs="Arial"/>
-          <w:sz w:val="21"/>
-          <w:szCs w:val="21"/>
-        </w:rPr>
-        <w:t>MnO</w:t>
-      </w:r>
-      <w:r>
-        <w:rPr>
-          <w:rFonts w:ascii="Arial" w:hAnsi="Arial" w:cs="Arial"/>
-          <w:sz w:val="21"/>
-          <w:szCs w:val="21"/>
-          <w:vertAlign w:val="subscript"/>
-        </w:rPr>
-        <w:t>3</w:t>
-      </w:r>
-      <w:r>
-        <w:rPr>
-          <w:rFonts w:ascii="Arial" w:hAnsi="Arial" w:cs="Arial"/>
-          <w:sz w:val="21"/>
-          <w:szCs w:val="21"/>
-        </w:rPr>
-        <w:t xml:space="preserve"> model series”, the applicant has grown an epitaxial PCMO composition series – </w:t>
-      </w:r>
-      <w:r>
-        <w:rPr>
-          <w:rFonts w:ascii="Arial" w:hAnsi="Arial" w:cs="Arial"/>
-          <w:sz w:val="21"/>
-          <w:szCs w:val="21"/>
-        </w:rPr>
-        <w:t>deliberately the mechanism-stable manganite family, free of topotactic transitions – established the O-K pre-edge covalency scale across it at the Stanford Synchrotron Radiation Lightsource (SSRL), and correlated it against the published switching-vs-composition benchmark of Asanuma et al. [75] [preliminary results; manuscript in preparation, E4 – insert headline result and status at submission time]. This closes the one former gap in the applicant’</w:t>
-      </w:r>
-      <w:r>
-        <w:rPr>
-          <w:rFonts w:ascii="Arial" w:hAnsi="Arial" w:cs="Arial"/>
-          <w:sz w:val="21"/>
-          <w:szCs w:val="21"/>
-        </w:rPr>
-        <w:t>s methodological profile: quantitative synchrotron XAS and defect thermodynamics, acquired in one of the world-leading groups for oxide defect chemistry. COMET-Ox scales this personally established and de-risked approach from one pilot series to the full three-family descriptor map – with proprietary pilot data, proven measurement protocols, and an active transatlantic collaboration as starting capital.</w:t>
-      </w:r>
-    </w:p>
-    <w:p>
-      <w:pPr>
-        <w:pStyle w:val="NormalWeb"/>
-        <w:rPr>
-          <w:rFonts w:ascii="Arial" w:hAnsi="Arial" w:cs="Arial"/>
-          <w:sz w:val="21"/>
-          <w:szCs w:val="21"/>
-        </w:rPr>
-      </w:pPr>
-      <w:r>
-        <w:rPr>
-          <w:rFonts w:ascii="Arial" w:hAnsi="Arial" w:cs="Arial"/>
-          <w:b/>
-          <w:bCs/>
-          <w:sz w:val="21"/>
-          <w:szCs w:val="21"/>
-        </w:rPr>
         <w:t>Scientific independence:</w:t>
       </w:r>
       <w:r>
@@ -4098,23 +3640,7 @@
           <w:sz w:val="21"/>
           <w:szCs w:val="21"/>
         </w:rPr>
-        <w:t xml:space="preserve"> </w:t>
-      </w:r>
-      <w:r>
-        <w:rPr>
-          <w:rFonts w:ascii="Arial" w:hAnsi="Arial" w:cs="Arial"/>
-          <w:sz w:val="21"/>
-          <w:szCs w:val="21"/>
-        </w:rPr>
-        <w:t>The descriptor programme was conceived by the applicant, developed outside his doctoral environment during the Feodor Lynen fellowship, and combines competences (device statistics from Jülich, defect spectroscopy from Stanford) that neither environment holds in this combination. PGI-7’s pioneering spectromicroscopic operando methodology [9, 10, </w:t>
-      </w:r>
-      <w:r>
-        <w:rPr>
-          <w:rFonts w:ascii="Arial" w:hAnsi="Arial" w:cs="Arial"/>
-          <w:sz w:val="21"/>
-          <w:szCs w:val="21"/>
-        </w:rPr>
-        <w:t>53] remains available through collaboration (Section 5.2), while the thematic demarcation from both former groups (descriptor physics of epitaxial composition series rather than BEOL integration or catalysis) defines the independent profile of the junior research group.</w:t>
+        <w:t xml:space="preserve"> The descriptor programme was conceived by the applicant, developed outside his doctoral environment during the Feodor Lynen fellowship, and combines competences (device statistics from Jülich, defect spectroscopy from Stanford) that neither environment holds in this combination. PGI-7’s pioneering spectromicroscopic operando methodology [9, 10, 53] remains available through collaboration (Section 5.2), while the thematic demarcation from both former groups (descriptor physics of epitaxial composition series rather than BEOL integration or catalysis) defines the independent profile of the junior research group.</w:t>
       </w:r>
     </w:p>
     <w:p>
@@ -4590,15 +4116,7 @@
           <w:sz w:val="21"/>
           <w:szCs w:val="21"/>
         </w:rPr>
-        <w:t xml:space="preserve"> </w:t>
-      </w:r>
-      <w:r>
-        <w:rPr>
-          <w:rFonts w:ascii="Arial" w:eastAsia="Times New Roman" w:hAnsi="Arial" w:cs="Arial"/>
-          <w:sz w:val="21"/>
-          <w:szCs w:val="21"/>
-        </w:rPr>
-        <w:t>Within a structurally homogeneous perovskite series, the ON/OFF ratio of VCM devices scales systematically with the covalency tuned via the A-site stoichiometry; the dependence is described by E</w:t>
+        <w:t xml:space="preserve"> Within a structurally homogeneous perovskite series, the ON/OFF ratio of VCM devices scales systematically with the covalency tuned via the A-site stoichiometry; the dependence is described by E</w:t>
       </w:r>
       <w:r>
         <w:rPr>
@@ -4761,15 +4279,7 @@
           <w:sz w:val="21"/>
           <w:szCs w:val="21"/>
         </w:rPr>
-        <w:t xml:space="preserve"> </w:t>
-      </w:r>
-      <w:r>
-        <w:rPr>
-          <w:rFonts w:ascii="Arial" w:hAnsi="Arial" w:cs="Arial"/>
-          <w:sz w:val="21"/>
-          <w:szCs w:val="21"/>
-        </w:rPr>
-        <w:t>is the construction and validation of a bonding-descriptor “treasure map” for memristive oxides in analogy to Wuttig et al. [64]: axes covalency × E</w:t>
+        <w:t xml:space="preserve"> is the construction and validation of a bonding-descriptor “treasure map” for memristive oxides in analogy to Wuttig et al. [64]: axes covalency × E</w:t>
       </w:r>
       <w:r>
         <w:rPr>
@@ -4835,23 +4345,7 @@
           <w:sz w:val="21"/>
           <w:szCs w:val="21"/>
         </w:rPr>
-        <w:t> </w:t>
-      </w:r>
-      <w:r>
-        <w:rPr>
-          <w:rFonts w:ascii="Arial" w:hAnsi="Arial" w:cs="Arial"/>
-          <w:sz w:val="21"/>
-          <w:szCs w:val="21"/>
-        </w:rPr>
-        <w:t>→</w:t>
-      </w:r>
-      <w:r>
-        <w:rPr>
-          <w:rFonts w:ascii="Arial" w:hAnsi="Arial" w:cs="Arial"/>
-          <w:sz w:val="21"/>
-          <w:szCs w:val="21"/>
-        </w:rPr>
-        <w:t> Sr</w:t>
+        <w:t> → Sr</w:t>
       </w:r>
       <w:r>
         <w:rPr>
@@ -4885,15 +4379,7 @@
           <w:sz w:val="21"/>
           <w:szCs w:val="21"/>
         </w:rPr>
-        <w:t xml:space="preserve"> continuously – with unchanged perovskite structure, identical device geometry and identical electrodes [22, 31, 46]. Covalency is thereby decoupled from all competing influences (crystal structure, interface chemistry, processing) – </w:t>
-      </w:r>
-      <w:r>
-        <w:rPr>
-          <w:rFonts w:ascii="Arial" w:hAnsi="Arial" w:cs="Arial"/>
-          <w:sz w:val="21"/>
-          <w:szCs w:val="21"/>
-        </w:rPr>
-        <w:t>the decisive difference from previous material comparisons across publication and system boundaries.</w:t>
+        <w:t xml:space="preserve"> continuously – with unchanged perovskite structure, identical device geometry and identical electrodes [22, 31, 46]. Covalency is thereby decoupled from all competing influences (crystal structure, interface chemistry, processing) – the decisive difference from previous material comparisons across publication and system boundaries.</w:t>
       </w:r>
     </w:p>
     <w:p>
@@ -4981,27 +4467,24 @@
           <w:sz w:val="21"/>
           <w:szCs w:val="21"/>
         </w:rPr>
-        <w:t xml:space="preserve"> (x = 0 … 1, </w:t>
+        <w:t xml:space="preserve"> (x = 0 … 1, ≥ 6 compositions):</w:t>
       </w:r>
       <w:r>
         <w:rPr>
           <w:rFonts w:ascii="Arial" w:eastAsia="Times New Roman" w:hAnsi="Arial" w:cs="Arial"/>
-          <w:b/>
-          <w:bCs/>
-          <w:sz w:val="21"/>
-          <w:szCs w:val="21"/>
-        </w:rPr>
-        <w:t>≥</w:t>
+          <w:sz w:val="21"/>
+          <w:szCs w:val="21"/>
+        </w:rPr>
+        <w:t xml:space="preserve"> Primary system. Largest documented E</w:t>
       </w:r>
       <w:r>
         <w:rPr>
           <w:rFonts w:ascii="Arial" w:eastAsia="Times New Roman" w:hAnsi="Arial" w:cs="Arial"/>
-          <w:b/>
-          <w:bCs/>
-          <w:sz w:val="21"/>
-          <w:szCs w:val="21"/>
-        </w:rPr>
-        <w:t> 6 compositions):</w:t>
+          <w:sz w:val="21"/>
+          <w:szCs w:val="21"/>
+          <w:vertAlign w:val="subscript"/>
+        </w:rPr>
+        <w:t>V</w:t>
       </w:r>
       <w:r>
         <w:rPr>
@@ -5009,40 +4492,7 @@
           <w:sz w:val="21"/>
           <w:szCs w:val="21"/>
         </w:rPr>
-        <w:t xml:space="preserve"> Primary system. Largest documented E</w:t>
-      </w:r>
-      <w:r>
-        <w:rPr>
-          <w:rFonts w:ascii="Arial" w:eastAsia="Times New Roman" w:hAnsi="Arial" w:cs="Arial"/>
-          <w:sz w:val="21"/>
-          <w:szCs w:val="21"/>
-          <w:vertAlign w:val="subscript"/>
-        </w:rPr>
-        <w:t>V</w:t>
-      </w:r>
-      <w:r>
-        <w:rPr>
-          <w:rFonts w:ascii="Arial" w:eastAsia="Times New Roman" w:hAnsi="Arial" w:cs="Arial"/>
-          <w:sz w:val="21"/>
-          <w:szCs w:val="21"/>
-        </w:rPr>
-        <w:t xml:space="preserve"> span (approx. 4 eV </w:t>
-      </w:r>
-      <w:r>
-        <w:rPr>
-          <w:rFonts w:ascii="Arial" w:eastAsia="Times New Roman" w:hAnsi="Arial" w:cs="Arial"/>
-          <w:sz w:val="21"/>
-          <w:szCs w:val="21"/>
-        </w:rPr>
-        <w:t>→</w:t>
-      </w:r>
-      <w:r>
-        <w:rPr>
-          <w:rFonts w:ascii="Arial" w:eastAsia="Times New Roman" w:hAnsi="Arial" w:cs="Arial"/>
-          <w:sz w:val="21"/>
-          <w:szCs w:val="21"/>
-        </w:rPr>
-        <w:t> &lt; 1 eV [31]), crossover into the negative charge-transfer regime at the SrFeO</w:t>
+        <w:t xml:space="preserve"> span (approx. 4 eV → &lt; 1 eV [31]), crossover into the negative charge-transfer regime at the SrFeO</w:t>
       </w:r>
       <w:r>
         <w:rPr>
@@ -5155,15 +4605,7 @@
           <w:sz w:val="21"/>
           <w:szCs w:val="21"/>
         </w:rPr>
-        <w:t xml:space="preserve"> </w:t>
-      </w:r>
-      <w:r>
-        <w:rPr>
-          <w:rFonts w:ascii="Arial" w:eastAsia="Times New Roman" w:hAnsi="Arial" w:cs="Arial"/>
-          <w:sz w:val="21"/>
-          <w:szCs w:val="21"/>
-        </w:rPr>
-        <w:t>Reference system with robust, well-documented VCM behaviour (PCMO kinship [4–6, 19]) and a flatter covalency span; XAS reference data are available from the literature [46].</w:t>
+        <w:t xml:space="preserve"> Reference system with robust, well-documented VCM behaviour (PCMO kinship [4–6, 19]) and a flatter covalency span; XAS reference data are available from the literature [46].</w:t>
       </w:r>
     </w:p>
     <w:p>
@@ -5489,15 +4931,7 @@
           <w:sz w:val="21"/>
           <w:szCs w:val="21"/>
         </w:rPr>
-        <w:t>Target preparation; RHEED-controlled, layer-precise growth [55–</w:t>
-      </w:r>
-      <w:r>
-        <w:rPr>
-          <w:rFonts w:ascii="Arial" w:hAnsi="Arial" w:cs="Arial"/>
-          <w:sz w:val="21"/>
-          <w:szCs w:val="21"/>
-        </w:rPr>
-        <w:t>58] on uniformly terminated substrates; control of cation stoichiometry via fluence/pressure windows [59] (verification: XPS, XRD, RBS on calibration samples where required); adjustment of oxygen stoichiometry via p(O</w:t>
+        <w:t>Target preparation; RHEED-controlled, layer-precise growth [55–58] on uniformly terminated substrates; control of cation stoichiometry via fluence/pressure windows [59] (verification: XPS, XRD, RBS on calibration samples where required); adjustment of oxygen stoichiometry via p(O</w:t>
       </w:r>
       <w:r>
         <w:rPr>
@@ -5514,15 +4948,7 @@
           <w:sz w:val="21"/>
           <w:szCs w:val="21"/>
         </w:rPr>
-        <w:t xml:space="preserve">) during growth and cool-down; structural characterisation (XRD/reciprocal space maps for the strain state, AFM for terrace morphology); basic electrical characterisation (transport, Hall). WP1 starts with a decisive methodological head start: the complete descriptor workflow – </w:t>
-      </w:r>
-      <w:r>
-        <w:rPr>
-          <w:rFonts w:ascii="Arial" w:hAnsi="Arial" w:cs="Arial"/>
-          <w:sz w:val="21"/>
-          <w:szCs w:val="21"/>
-        </w:rPr>
-        <w:t>growth of a doping series, XAS covalency quantification, correlation against switching data – has been established and de-risked on the Pr</w:t>
+        <w:t xml:space="preserve">) during growth and cool-down; structural characterisation (XRD/reciprocal space maps for the strain state, AFM for terrace morphology); basic electrical characterisation (transport, Hall). WP1 starts with a decisive methodological head start: the complete descriptor workflow – growth of a doping series, XAS covalency quantification, correlation against switching data – has been established and de-risked on the Pr</w:t>
       </w:r>
       <w:r>
         <w:rPr>
@@ -5605,13 +5031,7 @@
         <w:rPr>
           <w:rFonts w:ascii="Arial" w:eastAsia="Times New Roman" w:hAnsi="Arial" w:cs="Arial"/>
         </w:rPr>
-        <w:t xml:space="preserve">WP2 – </w:t>
-      </w:r>
-      <w:r>
-        <w:rPr>
-          <w:rFonts w:ascii="Arial" w:eastAsia="Times New Roman" w:hAnsi="Arial" w:cs="Arial"/>
-        </w:rPr>
-        <w:t>Device integration (doctoral researcher 2, supported by group leader; years 1–5)</w:t>
+        <w:t xml:space="preserve">WP2 – Device integration (doctoral researcher 2, supported by group leader; years 1–5)</w:t>
       </w:r>
     </w:p>
     <w:p>
@@ -5681,31 +5101,7 @@
           <w:sz w:val="21"/>
           <w:szCs w:val="21"/>
         </w:rPr>
-        <w:t xml:space="preserve">), active layer (20–50 nm), inert top electrodes (Pt/Au), and graphene top electrodes for operando measurements following [10]. Photolithographically defined cross-point and pad structures (5–100 µm) with </w:t>
-      </w:r>
-      <w:r>
-        <w:rPr>
-          <w:rFonts w:ascii="Arial" w:hAnsi="Arial" w:cs="Arial"/>
-          <w:sz w:val="21"/>
-          <w:szCs w:val="21"/>
-        </w:rPr>
-        <w:t>≥</w:t>
-      </w:r>
-      <w:r>
-        <w:rPr>
-          <w:rFonts w:ascii="Arial" w:hAnsi="Arial" w:cs="Arial"/>
-          <w:sz w:val="21"/>
-          <w:szCs w:val="21"/>
-        </w:rPr>
-        <w:t> </w:t>
-      </w:r>
-      <w:r>
-        <w:rPr>
-          <w:rFonts w:ascii="Arial" w:hAnsi="Arial" w:cs="Arial"/>
-          <w:sz w:val="21"/>
-          <w:szCs w:val="21"/>
-        </w:rPr>
-        <w:t>30 nominally identical cells per composition for robust statistics. The platform is validated in year 1 against the literature reference Fe:SrTiO</w:t>
+        <w:t xml:space="preserve">), active layer (20–50 nm), inert top electrodes (Pt/Au), and graphene top electrodes for operando measurements following [10]. Photolithographically defined cross-point and pad structures (5–100 µm) with ≥ 30 nominally identical cells per composition for robust statistics. The platform is validated in year 1 against the literature reference Fe:SrTiO</w:t>
       </w:r>
       <w:r>
         <w:rPr>
@@ -5754,15 +5150,7 @@
           <w:sz w:val="21"/>
           <w:szCs w:val="21"/>
         </w:rPr>
-        <w:t>Systematic measurement of all compositions under an identical protocol: quasistatic I–</w:t>
-      </w:r>
-      <w:r>
-        <w:rPr>
-          <w:rFonts w:ascii="Arial" w:hAnsi="Arial" w:cs="Arial"/>
-          <w:sz w:val="21"/>
-          <w:szCs w:val="21"/>
-        </w:rPr>
-        <w:t>V characteristics (forming requirement, switching polarity, ON/OFF ratio at defined read-out voltage); pulsed measurements (10 ns – 1 s) to determine the switching kinetics and – via the analysis following [11, 12] – the effective activation energies of V</w:t>
+        <w:t>Systematic measurement of all compositions under an identical protocol: quasistatic I–V characteristics (forming requirement, switching polarity, ON/OFF ratio at defined read-out voltage); pulsed measurements (10 ns – 1 s) to determine the switching kinetics and – via the analysis following [11, 12] – the effective activation energies of V</w:t>
       </w:r>
       <w:r>
         <w:rPr>
@@ -5779,39 +5167,7 @@
           <w:sz w:val="21"/>
           <w:szCs w:val="21"/>
         </w:rPr>
-        <w:t xml:space="preserve"> migration; retention (temperature-accelerated, extrapolation via Arrhenius analysis </w:t>
-      </w:r>
-      <w:r>
-        <w:rPr>
-          <w:rFonts w:ascii="Arial" w:hAnsi="Arial" w:cs="Arial"/>
-          <w:sz w:val="21"/>
-          <w:szCs w:val="21"/>
-        </w:rPr>
-        <w:t>→</w:t>
-      </w:r>
-      <w:r>
-        <w:rPr>
-          <w:rFonts w:ascii="Arial" w:hAnsi="Arial" w:cs="Arial"/>
-          <w:sz w:val="21"/>
-          <w:szCs w:val="21"/>
-        </w:rPr>
-        <w:t xml:space="preserve"> state stability as a function of covalency, test of H2); endurance (</w:t>
-      </w:r>
-      <w:r>
-        <w:rPr>
-          <w:rFonts w:ascii="Arial" w:hAnsi="Arial" w:cs="Arial"/>
-          <w:sz w:val="21"/>
-          <w:szCs w:val="21"/>
-        </w:rPr>
-        <w:t>≥</w:t>
-      </w:r>
-      <w:r>
-        <w:rPr>
-          <w:rFonts w:ascii="Arial" w:hAnsi="Arial" w:cs="Arial"/>
-          <w:sz w:val="21"/>
-          <w:szCs w:val="21"/>
-        </w:rPr>
-        <w:t> 10</w:t>
+        <w:t xml:space="preserve"> migration; retention (temperature-accelerated, extrapolation via Arrhenius analysis → state stability as a function of covalency, test of H2); endurance (≥ 10</w:t>
       </w:r>
       <w:r>
         <w:rPr>
@@ -5828,15 +5184,7 @@
           <w:sz w:val="21"/>
           <w:szCs w:val="21"/>
         </w:rPr>
-        <w:t xml:space="preserve"> </w:t>
-      </w:r>
-      <w:r>
-        <w:rPr>
-          <w:rFonts w:ascii="Arial" w:hAnsi="Arial" w:cs="Arial"/>
-          <w:sz w:val="21"/>
-          <w:szCs w:val="21"/>
-        </w:rPr>
-        <w:t>cycles); multilevel capability and linearity of conductance modulation (neuromorphic relevance [5, 20]). Temperature-dependent measurements (80–400 K) at the requested cryogenic probe station separate electronic from ionic contributions.</w:t>
+        <w:t xml:space="preserve"> cycles); multilevel capability and linearity of conductance modulation (neuromorphic relevance [5, 20]). Temperature-dependent measurements (80–400 K) at the requested cryogenic probe station separate electronic from ionic contributions.</w:t>
       </w:r>
     </w:p>
     <w:p>
@@ -5885,15 +5233,7 @@
           <w:sz w:val="21"/>
           <w:szCs w:val="21"/>
         </w:rPr>
-        <w:t xml:space="preserve"> edges of all compositions (total electron yield and fluorescence): quantification of covalency via the normalised pre-edge intensity following [40, 46, </w:t>
-      </w:r>
-      <w:r>
-        <w:rPr>
-          <w:rFonts w:ascii="Arial" w:hAnsi="Arial" w:cs="Arial"/>
-          <w:sz w:val="21"/>
-          <w:szCs w:val="21"/>
-        </w:rPr>
-        <w:t>47]; determination of the TM valence and from it the V</w:t>
+        <w:t xml:space="preserve"> edges of all compositions (total electron yield and fluorescence): quantification of covalency via the normalised pre-edge intensity following [40, 46, 47]; determination of the TM valence and from it the V</w:t>
       </w:r>
       <w:r>
         <w:rPr>
@@ -5910,15 +5250,7 @@
           <w:sz w:val="21"/>
           <w:szCs w:val="21"/>
         </w:rPr>
-        <w:t xml:space="preserve"> concentration of the as-grown state; extraction of the charge-transfer energy in collaboration with [insert theory/spectroscopy partner] following [38]. Beamtime will be applied for biannually at BESSY II (EMIL, SPEEM), PETRA </w:t>
-      </w:r>
-      <w:r>
-        <w:rPr>
-          <w:rFonts w:ascii="Arial" w:hAnsi="Arial" w:cs="Arial"/>
-          <w:sz w:val="21"/>
-          <w:szCs w:val="21"/>
-        </w:rPr>
-        <w:t>III (P04) and, where appropriate, ESRF (ID32); a UHV transfer system (requested) secures surface-sensitive measurements on well-defined films. In the second project phase: operando spectromicroscopy (X-PEEM/STXM) on switched cells with graphene electrodes following [9, 10, 53], verifying that the descriptor-tuned differences indeed rest on different V</w:t>
+        <w:t xml:space="preserve"> concentration of the as-grown state; extraction of the charge-transfer energy in collaboration with [insert theory/spectroscopy partner] following [38]. Beamtime will be applied for biannually at BESSY II (EMIL, SPEEM), PETRA III (P04) and, where appropriate, ESRF (ID32); a UHV transfer system (requested) secures surface-sensitive measurements on well-defined films. In the second project phase: operando spectromicroscopy (X-PEEM/STXM) on switched cells with graphene electrodes following [9, 10, 53], verifying that the descriptor-tuned differences indeed rest on different V</w:t>
       </w:r>
       <w:r>
         <w:rPr>
@@ -5967,23 +5299,7 @@
           <w:sz w:val="21"/>
           <w:szCs w:val="21"/>
         </w:rPr>
-        <w:t>Consolidation of all data streams in an open, versioned project database (one record per cell, FAIR principles). Statistical correlation analysis covalency </w:t>
-      </w:r>
-      <w:r>
-        <w:rPr>
-          <w:rFonts w:ascii="Arial" w:hAnsi="Arial" w:cs="Arial"/>
-          <w:sz w:val="21"/>
-          <w:szCs w:val="21"/>
-        </w:rPr>
-        <w:t>↔</w:t>
-      </w:r>
-      <w:r>
-        <w:rPr>
-          <w:rFonts w:ascii="Arial" w:hAnsi="Arial" w:cs="Arial"/>
-          <w:sz w:val="21"/>
-          <w:szCs w:val="21"/>
-        </w:rPr>
-        <w:t> E</w:t>
+        <w:t>Consolidation of all data streams in an open, versioned project database (one record per cell, FAIR principles). Statistical correlation analysis covalency ↔ E</w:t>
       </w:r>
       <w:r>
         <w:rPr>
@@ -6000,23 +5316,7 @@
           <w:sz w:val="21"/>
           <w:szCs w:val="21"/>
         </w:rPr>
-        <w:t> </w:t>
-      </w:r>
-      <w:r>
-        <w:rPr>
-          <w:rFonts w:ascii="Arial" w:hAnsi="Arial" w:cs="Arial"/>
-          <w:sz w:val="21"/>
-          <w:szCs w:val="21"/>
-        </w:rPr>
-        <w:t>↔</w:t>
-      </w:r>
-      <w:r>
-        <w:rPr>
-          <w:rFonts w:ascii="Arial" w:hAnsi="Arial" w:cs="Arial"/>
-          <w:sz w:val="21"/>
-          <w:szCs w:val="21"/>
-        </w:rPr>
-        <w:t> switching metrics; comparison with published DFT values and high-throughput datasets [31, 42–44]; regression and ML models (Gaussian processes/random forest analogous to [43, 44]) for interpolating the map. Construction of the treasure map (axes: normalised O-K pre-edge intensity or Δ; E</w:t>
+        <w:t> ↔ switching metrics; comparison with published DFT values and high-throughput datasets [31, 42–44]; regression and ML models (Gaussian processes/random forest analogous to [43, 44]) for interpolating the map. Construction of the treasure map (axes: normalised O-K pre-edge intensity or Δ; E</w:t>
       </w:r>
       <w:r>
         <w:rPr>
@@ -6033,15 +5333,7 @@
           <w:sz w:val="21"/>
           <w:szCs w:val="21"/>
         </w:rPr>
-        <w:t xml:space="preserve"> </w:t>
-      </w:r>
-      <w:r>
-        <w:rPr>
-          <w:rFonts w:ascii="Arial" w:hAnsi="Arial" w:cs="Arial"/>
-          <w:sz w:val="21"/>
-          <w:szCs w:val="21"/>
-        </w:rPr>
-        <w:t>from literature DFT and own calibration; colour layers: ON/OFF, retention, forming voltage). Finally, blind validation (M6): selection of a candidate oxide outside the training set (e.g. from the nickelate or double-perovskite family), quantitative prediction, synthesis and test.</w:t>
+        <w:t xml:space="preserve"> from literature DFT and own calibration; colour layers: ON/OFF, retention, forming voltage). Finally, blind validation (M6): selection of a candidate oxide outside the training set (e.g. from the nickelate or double-perovskite family), quantitative prediction, synthesis and test.</w:t>
       </w:r>
     </w:p>
     <w:p>
@@ -8475,15 +7767,7 @@
           <w:sz w:val="21"/>
           <w:szCs w:val="21"/>
         </w:rPr>
-        <w:t xml:space="preserve">All measurement and metadata (growth protocols, characteristics, spectra) will be recorded from the project start in an electronic laboratory notebook with standardised metadata schemata and handled according to the FAIR principles. Curated datasets will be published at the latest with the respective publication in a disciplinary repository (e.g. Zenodo/NOMAD) under an open licence; the complete descriptor database is itself a central deliverable of the project (M6). The regulations of the host institution </w:t>
-      </w:r>
-      <w:r>
-        <w:rPr>
-          <w:rFonts w:ascii="Arial" w:hAnsi="Arial" w:cs="Arial"/>
-          <w:sz w:val="21"/>
-          <w:szCs w:val="21"/>
-        </w:rPr>
-        <w:t>and the DFG guidelines on the handling of research data will be observed.</w:t>
+        <w:t xml:space="preserve">All measurement and metadata (growth protocols, characteristics, spectra) will be recorded from the project start in an electronic laboratory notebook with standardised metadata schemata and handled according to the FAIR principles. Curated datasets will be published at the latest with the respective publication in a disciplinary repository (e.g. Zenodo/NOMAD) under an open licence; the complete descriptor database is itself a central deliverable of the project (M6). The regulations of the host institution and the DFG guidelines on the handling of research data will be observed.</w:t>
       </w:r>
     </w:p>
     <w:p>
@@ -8515,15 +7799,7 @@
           <w:sz w:val="21"/>
           <w:szCs w:val="21"/>
         </w:rPr>
-        <w:t>Scientifically, COMET-Ox closes the gap between two hitherto separate communities – defect chemistry/electrocatalysis and redox-based nanoelectronics – and establishes, with the treasure map, a transferable design tool. Technologically, the project addresses the central bottleneck of analogue neuromorphic hardware: reproducible, low-energy multilevel memories with a tunable switching window [5, </w:t>
-      </w:r>
-      <w:r>
-        <w:rPr>
-          <w:rFonts w:ascii="Arial" w:hAnsi="Arial" w:cs="Arial"/>
-          <w:sz w:val="21"/>
-          <w:szCs w:val="21"/>
-        </w:rPr>
-        <w:t>20]. The junior research group built up within the project moreover anchors the combination PLD synthesis / device physics / synchrotron spectroscopy as an independent profile at the host institution.</w:t>
+        <w:t>Scientifically, COMET-Ox closes the gap between two hitherto separate communities – defect chemistry/electrocatalysis and redox-based nanoelectronics – and establishes, with the treasure map, a transferable design tool. Technologically, the project addresses the central bottleneck of analogue neuromorphic hardware: reproducible, low-energy multilevel memories with a tunable switching window [5, 20]. The junior research group built up within the project moreover anchors the combination PLD synthesis / device physics / synchrotron spectroscopy as an independent profile at the host institution.</w:t>
       </w:r>
     </w:p>
     <w:p>
@@ -8658,15 +7934,7 @@
           <w:sz w:val="18"/>
           <w:szCs w:val="18"/>
         </w:rPr>
-        <w:t>[6] Š. Bagdzevič</w:t>
-      </w:r>
-      <w:r>
-        <w:rPr>
-          <w:rFonts w:ascii="Arial" w:hAnsi="Arial" w:cs="Arial"/>
-          <w:sz w:val="18"/>
-          <w:szCs w:val="18"/>
-        </w:rPr>
-        <w:t>ius, K. Maas, M. Boudard, M. Burriel, Interface-type resistive switching in perovskite materials. Journal of Electroceramics 39, 157–184 (2017).</w:t>
+        <w:t>[6] Š. Bagdzevičius, K. Maas, M. Boudard, M. Burriel, Interface-type resistive switching in perovskite materials. Journal of Electroceramics 39, 157–184 (2017).</w:t>
       </w:r>
     </w:p>
     <w:p>
@@ -8723,7 +7991,7 @@
           <w:sz w:val="18"/>
           <w:szCs w:val="18"/>
         </w:rPr>
-        <w:t>[8] D. Muenstermann, T. Menke, R. Dittmann, R. Waser, Coexistence of Filamentary and Homogeneous Resistive Switching in Fe-Doped SrTiO</w:t>
+        <w:t>[8] R. Muenstermann, T. Menke, R. Dittmann, R. Waser, Coexistence of Filamentary and Homogeneous Resistive Switching in Fe-Doped SrTiO</w:t>
       </w:r>
       <w:r>
         <w:rPr>
@@ -8740,15 +8008,7 @@
           <w:sz w:val="18"/>
           <w:szCs w:val="18"/>
         </w:rPr>
-        <w:t xml:space="preserve"> </w:t>
-      </w:r>
-      <w:r>
-        <w:rPr>
-          <w:rFonts w:ascii="Arial" w:hAnsi="Arial" w:cs="Arial"/>
-          <w:sz w:val="18"/>
-          <w:szCs w:val="18"/>
-        </w:rPr>
-        <w:t>Thin-Film Memristive Devices. Advanced Materials 22, 4819–4822 (2010).</w:t>
+        <w:t xml:space="preserve"> Thin-Film Memristive Devices. Advanced Materials 22, 4819–4822 (2010).</w:t>
       </w:r>
     </w:p>
     <w:p>
@@ -8808,15 +8068,7 @@
           <w:sz w:val="18"/>
           <w:szCs w:val="18"/>
         </w:rPr>
-        <w:t>[11] S. Menzel, M. Waters, A. Marchewka, U. Bö</w:t>
-      </w:r>
-      <w:r>
-        <w:rPr>
-          <w:rFonts w:ascii="Arial" w:hAnsi="Arial" w:cs="Arial"/>
-          <w:sz w:val="18"/>
-          <w:szCs w:val="18"/>
-        </w:rPr>
-        <w:t>ttger, R. Dittmann, R. Waser, Origin of the Ultra-nonlinear Switching Kinetics in Oxide-Based Resistive Switches. Advanced Functional Materials 21, 4487–4492 (2011).</w:t>
+        <w:t>[11] S. Menzel, M. Waters, A. Marchewka, U. Böttger, R. Dittmann, R. Waser, Origin of the Ultra-nonlinear Switching Kinetics in Oxide-Based Resistive Switches. Advanced Functional Materials 21, 4487–4492 (2011).</w:t>
       </w:r>
     </w:p>
     <w:p>
@@ -8967,7 +8219,7 @@
           <w:sz w:val="18"/>
           <w:szCs w:val="18"/>
         </w:rPr>
-        <w:t>[16] V. R. Nallagatla et al., Interface-Type and Filamentary Switching Controlled by Crystal Orientation in Topotactic Phase Transition Driven Memristive Devices (SrFeO</w:t>
+        <w:t>[16] V. R. Nallagatla et al., Topotactic Phase Transition Driving Memristive Behavior (SrFeO</w:t>
       </w:r>
       <w:r>
         <w:rPr>
@@ -9021,7 +8273,7 @@
           <w:sz w:val="18"/>
           <w:szCs w:val="18"/>
         </w:rPr>
-        <w:t>[17] H. Tian et al., Nanoscale Topotactic Phase Transformation in SrFeO</w:t>
+        <w:t>[17] J. Tian et al., Nanoscale Topotactic Phase Transformation in SrFeO</w:t>
       </w:r>
       <w:r>
         <w:rPr>
@@ -9149,7 +8401,7 @@
           <w:sz w:val="18"/>
           <w:szCs w:val="18"/>
         </w:rPr>
-        <w:t>[20] X. Zhang et al., Analog memristive synapse based on topotactic phase transition for high-performance neuromorphic computing and neural network pruning. Science Advances 7, eabh0648 (2021).</w:t>
+        <w:t>[20] X. Mou et al., Analog memristive synapse based on topotactic phase transition for high-performance neuromorphic computing and neural network pruning. Science Advances 7, eabh0648 (2021).</w:t>
       </w:r>
     </w:p>
     <w:p>
@@ -9226,7 +8478,7 @@
           <w:sz w:val="18"/>
           <w:szCs w:val="18"/>
         </w:rPr>
-        <w:t>(001) (B = Mn, Fe, Co, Ni) for solid oxide fuel cell cathodes. Physical Review B 80, 224101 (2009).</w:t>
+        <w:t>(001) (B = Mn, Fe, Co, and Ni) for solid oxide fuel cell cathodes. Physical Review B 80, 224101 (2009).</w:t>
       </w:r>
     </w:p>
     <w:p>
@@ -9246,15 +8498,7 @@
           <w:sz w:val="18"/>
           <w:szCs w:val="18"/>
         </w:rPr>
-        <w:t xml:space="preserve">[24] Y.-L. Lee, J. Kleis, J. Rossmeisl, Y. Shao-Horn, D. Morgan, Prediction of solid oxide fuel cell cathode activity with first-principles descriptors. Energy &amp; </w:t>
-      </w:r>
-      <w:r>
-        <w:rPr>
-          <w:rFonts w:ascii="Arial" w:hAnsi="Arial" w:cs="Arial"/>
-          <w:sz w:val="18"/>
-          <w:szCs w:val="18"/>
-        </w:rPr>
-        <w:t>Environmental Science 4, 3966–3970 (2011).</w:t>
+        <w:t xml:space="preserve">[24] Y.-L. Lee, J. Kleis, J. Rossmeisl, Y. Shao-Horn, D. Morgan, Prediction of solid oxide fuel cell cathode activity with first-principles descriptors. Energy &amp; Environmental Science 4, 3966–3970 (2011).</w:t>
       </w:r>
     </w:p>
     <w:p>
@@ -9314,15 +8558,7 @@
           <w:sz w:val="18"/>
           <w:szCs w:val="18"/>
         </w:rPr>
-        <w:t>[27] A. M. Deml, V. Stevanović</w:t>
-      </w:r>
-      <w:r>
-        <w:rPr>
-          <w:rFonts w:ascii="Arial" w:hAnsi="Arial" w:cs="Arial"/>
-          <w:sz w:val="18"/>
-          <w:szCs w:val="18"/>
-        </w:rPr>
-        <w:t>, C. L. Muhich, C. B. Musgrave, R. O’Hayre, Oxide enthalpy of formation and band gap energy as accurate descriptors of oxygen vacancy formation energetics. Energy &amp; Environmental Science 7, 1996–2004 (2014).</w:t>
+        <w:t>[27] A. M. Deml, V. Stevanović, C. L. Muhich, C. B. Musgrave, R. O’Hayre, Oxide enthalpy of formation and band gap energy as accurate descriptors of oxygen vacancy formation energetics. Energy &amp; Environmental Science 7, 1996–2004 (2014).</w:t>
       </w:r>
     </w:p>
     <w:p>
@@ -9402,15 +8638,7 @@
           <w:sz w:val="18"/>
           <w:szCs w:val="18"/>
         </w:rPr>
-        <w:t>[31] A. M. Ritzmann, A. B. Muñoz-Garcí</w:t>
-      </w:r>
-      <w:r>
-        <w:rPr>
-          <w:rFonts w:ascii="Arial" w:hAnsi="Arial" w:cs="Arial"/>
-          <w:sz w:val="18"/>
-          <w:szCs w:val="18"/>
-        </w:rPr>
-        <w:t>a, M. Pavone, J. A. Keith, E. A. Carter, Ab Initio DFT+U Analysis of Oxygen Vacancy Formation and Migration in La</w:t>
+        <w:t>[31] A. M. Ritzmann, A. B. Muñoz-García, M. Pavone, J. A. Keith, E. A. Carter, Ab Initio DFT+U Analysis of Oxygen Vacancy Formation and Migration in La</w:t>
       </w:r>
       <w:r>
         <w:rPr>
@@ -9586,7 +8814,7 @@
           <w:sz w:val="18"/>
           <w:szCs w:val="18"/>
         </w:rPr>
-        <w:t>[33] E. A. Kotomin et al., Formation and migration of oxygen vacancies in La</w:t>
+        <w:t>[33] Yu. A. Mastrikov, R. Merkle, E. A. Kotomin, M. M. Kuklja, J. Maier, Formation and migration of oxygen vacancies in La</w:t>
       </w:r>
       <w:r>
         <w:rPr>
@@ -9771,15 +8999,7 @@
           <w:sz w:val="18"/>
           <w:szCs w:val="18"/>
         </w:rPr>
-        <w:t xml:space="preserve">[38] W. T. Hong et al., Charge-transfer-energy-dependent oxygen evolution reaction mechanisms for perovskite oxides. Energy &amp; </w:t>
-      </w:r>
-      <w:r>
-        <w:rPr>
-          <w:rFonts w:ascii="Arial" w:hAnsi="Arial" w:cs="Arial"/>
-          <w:sz w:val="18"/>
-          <w:szCs w:val="18"/>
-        </w:rPr>
-        <w:t>Environmental Science 10, 2190–2200 (2017).</w:t>
+        <w:t xml:space="preserve">[38] W. T. Hong et al., Charge-transfer-energy-dependent oxygen evolution reaction mechanisms for perovskite oxides. Energy &amp; Environmental Science 10, 2190–2200 (2017).</w:t>
       </w:r>
     </w:p>
     <w:p>
@@ -10266,7 +9486,7 @@
           <w:sz w:val="18"/>
           <w:szCs w:val="18"/>
         </w:rPr>
-        <w:t>[53] A. Gogoi, R. Dittmann et al., Resistive Switching Systems: A Spectromicroscopy Approach. Physica Status Solidi A 221, 2300500 (2024).</w:t>
+        <w:t>[53] D. Gogoi, R. Dittmann et al., Resistive Switching Systems: A Spectromicroscopy Approach. Physica Status Solidi A 221, 2300500 (2024).</w:t>
       </w:r>
     </w:p>
     <w:p>
@@ -10380,7 +9600,7 @@
           <w:sz w:val="18"/>
           <w:szCs w:val="18"/>
         </w:rPr>
-        <w:t>[57] G. Koster, G. J. H. M. Rijnders, D. H. A. Blank, H. Rogalla, Imposed layer-by-layer growth by pulsed laser interval deposition. Applied Surface Science 168, 227–230 (2000).</w:t>
+        <w:t>[57] G. Koster, G. J. H. M. Rijnders, D. H. A. Blank, H. Rogalla, Imposed layer-by-layer growth by pulsed laser interval deposition. Applied Physics Letters 74, 3729–3731 (1999).</w:t>
       </w:r>
     </w:p>
     <w:p>
@@ -10858,15 +10078,7 @@
           <w:sz w:val="18"/>
           <w:szCs w:val="18"/>
         </w:rPr>
-        <w:t xml:space="preserve"> </w:t>
-      </w:r>
-      <w:r>
-        <w:rPr>
-          <w:rFonts w:ascii="Arial" w:hAnsi="Arial" w:cs="Arial"/>
-          <w:sz w:val="18"/>
-          <w:szCs w:val="18"/>
-        </w:rPr>
-        <w:t>films for memristor devices with negative differential resistance-coupled resistive switching. ACS Applied Nano Materials 7, 6139–6147 (2024).</w:t>
+        <w:t xml:space="preserve"> films for memristor devices with negative differential resistance-coupled resistive switching behavior. ACS Applied Nano Materials 7, 6139–6147 (2024).</w:t>
       </w:r>
     </w:p>
     <w:p>
@@ -11034,15 +10246,7 @@
           <w:sz w:val="18"/>
           <w:szCs w:val="18"/>
         </w:rPr>
-        <w:t xml:space="preserve"> </w:t>
-      </w:r>
-      <w:r>
-        <w:rPr>
-          <w:rFonts w:ascii="Arial" w:hAnsi="Arial" w:cs="Arial"/>
-          <w:sz w:val="18"/>
-          <w:szCs w:val="18"/>
-        </w:rPr>
-        <w:t>Thin-Film-Based Memristors by Strain Engineering. ACS Applied Electronic Materials 4, 2729–2738 (2022).</w:t>
+        <w:t xml:space="preserve"> Thin-Film-Based Memristors by Strain Engineering. ACS Applied Electronic Materials 4, 2729–2738 (2022).</w:t>
       </w:r>
     </w:p>
     <w:p>
@@ -11184,15 +10388,7 @@
           <w:sz w:val="18"/>
           <w:szCs w:val="18"/>
         </w:rPr>
-        <w:t>/Au Memristor Devices. ACS Applied Materials &amp; Interfaces 13, 18365</w:t>
-      </w:r>
-      <w:r>
-        <w:rPr>
-          <w:rFonts w:ascii="Arial" w:hAnsi="Arial" w:cs="Arial"/>
-          <w:sz w:val="18"/>
-          <w:szCs w:val="18"/>
-        </w:rPr>
-        <w:t>–18371 (2021).</w:t>
+        <w:t>/Au Memristor Devices. ACS Applied Materials &amp; Interfaces 13, 18365–18371 (2021).</w:t>
       </w:r>
     </w:p>
     <w:p>
@@ -11320,7 +10516,7 @@
           <w:sz w:val="18"/>
           <w:szCs w:val="18"/>
         </w:rPr>
-        <w:t>[79] N. Nizet et al., Analog control of La</w:t>
+        <w:t>[79] P. Nizet et al., Analog control of La</w:t>
       </w:r>
       <w:r>
         <w:rPr>
@@ -11371,15 +10567,7 @@
           <w:sz w:val="18"/>
           <w:szCs w:val="18"/>
         </w:rPr>
-        <w:t xml:space="preserve"> </w:t>
-      </w:r>
-      <w:r>
-        <w:rPr>
-          <w:rFonts w:ascii="Arial" w:hAnsi="Arial" w:cs="Arial"/>
-          <w:sz w:val="18"/>
-          <w:szCs w:val="18"/>
-        </w:rPr>
-        <w:t>electrical properties through oxygen deficiency induced magnetic transition. Applied Physics Reviews 11, 041426 (2024).</w:t>
+        <w:t xml:space="preserve"> electrical properties through oxygen deficiency induced magnetic transition. Applied Physics Reviews 11, 041426 (2024).</w:t>
       </w:r>
     </w:p>
     <w:p>
@@ -11483,31 +10671,7 @@
           <w:sz w:val="21"/>
           <w:szCs w:val="21"/>
         </w:rPr>
-        <w:t>The personnel funds are based on the DFG personnel rates for 2026 (form 60.12 – 01/26). Doctoral positions are budgeted at 75 </w:t>
-      </w:r>
-      <w:r>
-        <w:rPr>
-          <w:rFonts w:ascii="Arial" w:hAnsi="Arial" w:cs="Arial"/>
-          <w:sz w:val="21"/>
-          <w:szCs w:val="21"/>
-        </w:rPr>
-        <w:t xml:space="preserve">% of a full-time position in line with standard practice in physics (100 % rate: € 81,600/year </w:t>
-      </w:r>
-      <w:r>
-        <w:rPr>
-          <w:rFonts w:ascii="Arial" w:hAnsi="Arial" w:cs="Arial"/>
-          <w:sz w:val="21"/>
-          <w:szCs w:val="21"/>
-        </w:rPr>
-        <w:t>→</w:t>
-      </w:r>
-      <w:r>
-        <w:rPr>
-          <w:rFonts w:ascii="Arial" w:hAnsi="Arial" w:cs="Arial"/>
-          <w:sz w:val="21"/>
-          <w:szCs w:val="21"/>
-        </w:rPr>
-        <w:t xml:space="preserve"> € 61,200/year).</w:t>
+        <w:t xml:space="preserve">The personnel funds are based on the DFG personnel rates for 2026 (form 60.12 – 01/26). Doctoral positions are budgeted at 75 % of a full-time position in line with standard practice in physics (100 % rate: € 81,600/year → € 61,200/year).</w:t>
       </w:r>
     </w:p>
     <w:p>
@@ -14940,31 +14104,7 @@
           <w:sz w:val="21"/>
           <w:szCs w:val="21"/>
         </w:rPr>
-        <w:t>[RWTH Aachen University or Forschungszentrum Jülich – to be fixed before submission; within the Jü</w:t>
-      </w:r>
-      <w:r>
-        <w:rPr>
-          <w:rFonts w:ascii="Arial" w:hAnsi="Arial" w:cs="Arial"/>
-          <w:sz w:val="21"/>
-          <w:szCs w:val="21"/>
-        </w:rPr>
-        <w:t>lich/Aachen environment (JARA) the entire required infrastructure is established and immediately familiar to the applicant from his doctorate and postdoc.] Required basic equipment: PLD system with high-pressure RHEED and multi-target carousel; high-resolution X-ray diffractometry incl. reciprocal space mapping; cleanroom with optical and electron-beam lithography (Helmholtz Nano Facility or RWTH cleanroom) and metallisation; AFM; access to XPS. [Attach confirmation of the institution on provision of labora</w:t>
-      </w:r>
-      <w:r>
-        <w:rPr>
-          <w:rFonts w:ascii="Arial" w:hAnsi="Arial" w:cs="Arial"/>
-          <w:sz w:val="21"/>
-          <w:szCs w:val="21"/>
-        </w:rPr>
-        <w:t>tory space and basic equipment</w:t>
-      </w:r>
-      <w:r>
-        <w:rPr>
-          <w:rFonts w:ascii="Arial" w:hAnsi="Arial" w:cs="Arial"/>
-          <w:sz w:val="21"/>
-          <w:szCs w:val="21"/>
-        </w:rPr>
-        <w:t xml:space="preserve"> – obligatory for Emmy Noether proposals.]</w:t>
+        <w:t xml:space="preserve">[RWTH Aachen University or Forschungszentrum Jülich – to be fixed before submission; within the Jülich/Aachen environment (JARA) the entire required infrastructure is established and immediately familiar to the applicant from his doctorate and postdoc.] Required basic equipment: PLD system with high-pressure RHEED and multi-target carousel; high-resolution X-ray diffractometry incl. reciprocal space mapping; cleanroom with optical and electron-beam lithography (Helmholtz Nano Facility or RWTH cleanroom) and metallisation; AFM; access to XPS. [Attach confirmation of the institution on provision of laboratory space and basic equipment – obligatory for Emmy Noether proposals.]</w:t>
       </w:r>
     </w:p>
     <w:p>
@@ -15177,15 +14317,7 @@
           <w:sz w:val="21"/>
           <w:szCs w:val="21"/>
         </w:rPr>
-        <w:t xml:space="preserve">No proposal for funding of this project </w:t>
-      </w:r>
-      <w:r>
-        <w:rPr>
-          <w:rFonts w:ascii="Arial" w:eastAsia="Times New Roman" w:hAnsi="Arial" w:cs="Arial"/>
-          <w:sz w:val="21"/>
-          <w:szCs w:val="21"/>
-        </w:rPr>
-        <w:t>has been submitted to any other institution. In the event of parallel or later submission elsewhere, the DFG will be informed immediately.</w:t>
+        <w:t xml:space="preserve">No proposal for funding of this project has been submitted to any other institution. In the event of parallel or later submission elsewhere, the DFG will be informed immediately.</w:t>
       </w:r>
     </w:p>
     <w:p>

--- a/Material_2_PCMO_PrCaMnO3/DFG_EmmyNoether_COMET-Ox_PCMO_EN.docx
+++ b/Material_2_PCMO_PrCaMnO3/DFG_EmmyNoether_COMET-Ox_PCMO_EN.docx
@@ -1167,7 +1167,7 @@
           <w:sz w:val="21"/>
           <w:szCs w:val="21"/>
         </w:rPr>
-        <w:t xml:space="preserve"> [7, 8]. Area-type switching (e.g. at Nb:SrTiO</w:t>
+        <w:t xml:space="preserve"> [7, 8, 83]. Area-type switching (e.g. at Nb:SrTiO</w:t>
       </w:r>
       <w:r>
         <w:rPr>
@@ -1287,7 +1287,7 @@
           <w:sz w:val="21"/>
           <w:szCs w:val="21"/>
         </w:rPr>
-        <w:t xml:space="preserve">) by only a factor of 2–3 produces more than two orders of magnitude of resistance change via Schottky-barrier modulation [10]. The switching kinetics is extremely nonlinear: field acceleration and Joule heating of the ion migration span more than 15 orders of magnitude in time (the “voltage–time dilemma”) [11, 12]. Decisive for the present project: in all quantitative models the </w:t>
+        <w:t xml:space="preserve">) by only a factor of 2–3 produces more than two orders of magnitude of resistance change via Schottky-barrier modulation [10]. The switching kinetics is extremely nonlinear: field acceleration and Joule heating of the ion migration span more than 15 orders of magnitude in time (the “voltage–time dilemma”) [11, 12, 81]. Decisive for the present project: in all quantitative models the </w:t>
       </w:r>
       <w:r>
         <w:rPr>
@@ -1834,7 +1834,7 @@
           <w:sz w:val="21"/>
           <w:szCs w:val="21"/>
         </w:rPr>
-        <w:t xml:space="preserve"> from about 4 eV (x = 0) to below 1 eV (x = 0.5) [31]; analogous trends hold for (La,Sr)(Co,Fe)O</w:t>
+        <w:t xml:space="preserve"> from about 4 eV (x = 0) to below 1 eV (x = 0.5) [31, 86]; analogous trends hold for (La,Sr)(Co,Fe)O</w:t>
       </w:r>
       <w:r>
         <w:rPr>
@@ -2521,7 +2521,7 @@
           <w:sz w:val="21"/>
           <w:szCs w:val="21"/>
         </w:rPr>
-        <w:t>) without systematic experimental verification [15]; V</w:t>
+        <w:t>) without systematic experimental verification [15, 82]; V</w:t>
       </w:r>
       <w:r>
         <w:rPr>
@@ -2763,7 +2763,7 @@
           <w:sz w:val="21"/>
           <w:szCs w:val="21"/>
         </w:rPr>
-        <w:t>, by contrast, has only been studied rudimentarily (polycrystalline, chemically deposited films [67]) – consistent with its high vacancy formation energy. For the manganite series, besides the PCMO system [4, E2], La</w:t>
+        <w:t>, by contrast, has only been studied rudimentarily (polycrystalline, chemically deposited films [67, 87]) – consistent with its high vacancy formation energy. For the manganite series, besides the PCMO system [4, E2], La</w:t>
       </w:r>
       <w:r>
         <w:rPr>
@@ -2814,7 +2814,7 @@
           <w:sz w:val="21"/>
           <w:szCs w:val="21"/>
         </w:rPr>
-        <w:t xml:space="preserve"> itself is documented as an active switching layer (multilevel switching [68], forming-free interface devices [69], in-situ TEM evidence of vacancy-driven topotactic transitions [19]). For the cobaltite series, SrCoO</w:t>
+        <w:t xml:space="preserve"> itself is documented as an active switching layer (multilevel switching [68], forming-free interface devices [69, 88], in-situ TEM evidence of vacancy-driven topotactic transitions [19]). For the cobaltite series, SrCoO</w:t>
       </w:r>
       <w:r>
         <w:rPr>
@@ -2876,7 +2876,7 @@
           <w:sz w:val="21"/>
           <w:szCs w:val="21"/>
         </w:rPr>
-        <w:t xml:space="preserve"> The literature survey identifies only a handful of genuine composition series in the entire perovskite ReRAM literature: Asanuma et al. measured Ti/Pr</w:t>
+        <w:t xml:space="preserve"> The literature survey identifies only a handful of genuine composition series in the entire perovskite ReRAM literature [84]: Asanuma et al. measured Ti/Pr</w:t>
       </w:r>
       <w:r>
         <w:rPr>
@@ -2996,7 +2996,7 @@
           <w:sz w:val="21"/>
           <w:szCs w:val="21"/>
         </w:rPr>
-        <w:t>/Au, correlated with minimal trap energy [76]; for La</w:t>
+        <w:t>/Au, correlated with minimal trap energy [76, 85]; for La</w:t>
       </w:r>
       <w:r>
         <w:rPr>
@@ -10639,6 +10639,166 @@
           <w:szCs w:val="18"/>
         </w:rPr>
         <w:t xml:space="preserve"> thin films for potential non-volatile memory applications. Applied Physics A 126, 80 (2020).</w:t>
+      </w:r>
+    </w:p>
+    <w:p>
+      <w:pPr>
+        <w:spacing w:after="60"/>
+        <w:ind w:hanging="480"/>
+        <w:divId w:val="219944520"/>
+        <w:rPr>
+          <w:rFonts w:ascii="Arial" w:hAnsi="Arial" w:cs="Arial"/>
+          <w:sz w:val="18"/>
+          <w:szCs w:val="18"/>
+        </w:rPr>
+      </w:pPr>
+      <w:r>
+        <w:rPr>
+          <w:rFonts w:ascii="Arial" w:hAnsi="Arial" w:cs="Arial"/>
+          <w:sz w:val="18"/>
+          <w:szCs w:val="18"/>
+        </w:rPr>
+        <w:t xml:space="preserve">[81] A. Sarantopoulos, K. Lange, F. Rivadulla, S. Menzel, R. Dittmann, Resistive Switching Acceleration Induced by Thermal Confinement. Advanced Electronic Materials 11, 2400555 (2025).</w:t>
+      </w:r>
+    </w:p>
+    <w:p>
+      <w:pPr>
+        <w:spacing w:after="60"/>
+        <w:ind w:hanging="480"/>
+        <w:divId w:val="219944520"/>
+        <w:rPr>
+          <w:rFonts w:ascii="Arial" w:hAnsi="Arial" w:cs="Arial"/>
+          <w:sz w:val="18"/>
+          <w:szCs w:val="18"/>
+        </w:rPr>
+      </w:pPr>
+      <w:r>
+        <w:rPr>
+          <w:rFonts w:ascii="Arial" w:hAnsi="Arial" w:cs="Arial"/>
+          <w:sz w:val="18"/>
+          <w:szCs w:val="18"/>
+        </w:rPr>
+        <w:t xml:space="preserve">[82] M. Mladenović, M. Kaniselvan, C. Weilenmann, A. Emboras, M. Luisier, Termination-Dependent Resistive Switching in SrTiO3 Valence Change Memory Cells. ACS Applied Electronic Materials 7, 2839–2847 (2025).</w:t>
+      </w:r>
+    </w:p>
+    <w:p>
+      <w:pPr>
+        <w:spacing w:after="60"/>
+        <w:ind w:hanging="480"/>
+        <w:divId w:val="219944520"/>
+        <w:rPr>
+          <w:rFonts w:ascii="Arial" w:hAnsi="Arial" w:cs="Arial"/>
+          <w:sz w:val="18"/>
+          <w:szCs w:val="18"/>
+        </w:rPr>
+      </w:pPr>
+      <w:r>
+        <w:rPr>
+          <w:rFonts w:ascii="Arial" w:hAnsi="Arial" w:cs="Arial"/>
+          <w:sz w:val="18"/>
+          <w:szCs w:val="18"/>
+        </w:rPr>
+        <w:t xml:space="preserve">[83] K.-J. Lee, C.-H. Wu, C.-J. Lee, D.-W. Chou, N.-F. Wang, Y.-H. Wang, Reset-Voltage Controlled Resistance-State and Applications of Forming-Free Fe-Doped SrTiO3 Thin-Film Memristor. Materials 17, 5021 (2024).</w:t>
+      </w:r>
+    </w:p>
+    <w:p>
+      <w:pPr>
+        <w:spacing w:after="60"/>
+        <w:ind w:hanging="480"/>
+        <w:divId w:val="219944520"/>
+        <w:rPr>
+          <w:rFonts w:ascii="Arial" w:hAnsi="Arial" w:cs="Arial"/>
+          <w:sz w:val="18"/>
+          <w:szCs w:val="18"/>
+        </w:rPr>
+      </w:pPr>
+      <w:r>
+        <w:rPr>
+          <w:rFonts w:ascii="Arial" w:hAnsi="Arial" w:cs="Arial"/>
+          <w:sz w:val="18"/>
+          <w:szCs w:val="18"/>
+        </w:rPr>
+        <w:t xml:space="preserve">[84] A. Schulman, H. Huhtinen, P. Paturi, Manganite memristive devices: recent progress and emerging opportunities. Journal of Physics D: Applied Physics 57, 422001 (2024).</w:t>
+      </w:r>
+    </w:p>
+    <w:p>
+      <w:pPr>
+        <w:spacing w:after="60"/>
+        <w:ind w:hanging="480"/>
+        <w:divId w:val="219944520"/>
+        <w:rPr>
+          <w:rFonts w:ascii="Arial" w:hAnsi="Arial" w:cs="Arial"/>
+          <w:sz w:val="18"/>
+          <w:szCs w:val="18"/>
+        </w:rPr>
+      </w:pPr>
+      <w:r>
+        <w:rPr>
+          <w:rFonts w:ascii="Arial" w:hAnsi="Arial" w:cs="Arial"/>
+          <w:sz w:val="18"/>
+          <w:szCs w:val="18"/>
+        </w:rPr>
+        <w:t xml:space="preserve">[85] A. Antola, J. Laaksonen, H. Huhtinen, I. Angervo, S. Granroth, A. Schulman, P. Laukkanen, P. Paturi, Area-Dependent Resistive Switching and Interfacial Dynamics in GCMO-Based Memristors. ACS Applied Electronic Materials 7, 4242–4250 (2025).</w:t>
+      </w:r>
+    </w:p>
+    <w:p>
+      <w:pPr>
+        <w:spacing w:after="60"/>
+        <w:ind w:hanging="480"/>
+        <w:divId w:val="219944520"/>
+        <w:rPr>
+          <w:rFonts w:ascii="Arial" w:hAnsi="Arial" w:cs="Arial"/>
+          <w:sz w:val="18"/>
+          <w:szCs w:val="18"/>
+        </w:rPr>
+      </w:pPr>
+      <w:r>
+        <w:rPr>
+          <w:rFonts w:ascii="Arial" w:hAnsi="Arial" w:cs="Arial"/>
+          <w:sz w:val="18"/>
+          <w:szCs w:val="18"/>
+        </w:rPr>
+        <w:t xml:space="preserve">[86] J. A. Santana, J. T. Krogel, P. R. C. Kent, F. A. Reboredo, Diffusion quantum Monte Carlo calculations of SrFeO3 and LaFeO3. The Journal of Chemical Physics 147, 034701 (2017).</w:t>
+      </w:r>
+    </w:p>
+    <w:p>
+      <w:pPr>
+        <w:spacing w:after="60"/>
+        <w:ind w:hanging="480"/>
+        <w:divId w:val="219944520"/>
+        <w:rPr>
+          <w:rFonts w:ascii="Arial" w:hAnsi="Arial" w:cs="Arial"/>
+          <w:sz w:val="18"/>
+          <w:szCs w:val="18"/>
+        </w:rPr>
+      </w:pPr>
+      <w:r>
+        <w:rPr>
+          <w:rFonts w:ascii="Arial" w:hAnsi="Arial" w:cs="Arial"/>
+          <w:sz w:val="18"/>
+          <w:szCs w:val="18"/>
+        </w:rPr>
+        <w:t xml:space="preserve">[87] C. Song, H. Luo, J. Xu, Y. Song, Q. Hu, Density functional theory study on conduction mechanisms in LaFeO3 nanofibers for resistive random access memory. Ionics 32, 2427–2437 (2026).</w:t>
+      </w:r>
+    </w:p>
+    <w:p>
+      <w:pPr>
+        <w:spacing w:after="60"/>
+        <w:ind w:hanging="480"/>
+        <w:divId w:val="219944520"/>
+        <w:rPr>
+          <w:rFonts w:ascii="Arial" w:hAnsi="Arial" w:cs="Arial"/>
+          <w:sz w:val="18"/>
+          <w:szCs w:val="18"/>
+        </w:rPr>
+      </w:pPr>
+      <w:r>
+        <w:rPr>
+          <w:rFonts w:ascii="Arial" w:hAnsi="Arial" w:cs="Arial"/>
+          <w:sz w:val="18"/>
+          <w:szCs w:val="18"/>
+        </w:rPr>
+        <w:t xml:space="preserve">[88] S. Kunwar et al., Reconfigurable Resistive Switching in VO2/La0.7Sr0.3MnO3/Al2O3 (0001) Memristive Devices for Neuromorphic Computing. ACS Applied Materials &amp; Interfaces 16, 19103–19111 (2024).</w:t>
       </w:r>
     </w:p>
     <w:p>

--- a/Material_2_PCMO_PrCaMnO3/DFG_EmmyNoether_COMET-Ox_PCMO_EN.docx
+++ b/Material_2_PCMO_PrCaMnO3/DFG_EmmyNoether_COMET-Ox_PCMO_EN.docx
@@ -3235,7 +3235,7 @@
           <w:sz w:val="21"/>
           <w:szCs w:val="21"/>
         </w:rPr>
-        <w:t xml:space="preserve"> only a polycrystalline study with a small doping window exists [80]. None of these studies links the series to computed vacancy formation energies, covalency descriptors or spectroscopic observables.</w:t>
+        <w:t xml:space="preserve"> only a polycrystalline study with a small doping window exists [80]. None of these studies links the series to computed vacancy formation energies, covalency descriptors or spectroscopic observables. Viewed along the descriptor chain, the evidence is complementary rather than complete: for the ferrite series the covalency axis is canonical [46] and EV(x) quantitative [31, 86], but intermediate-composition devices are absent; for the manganite series the covalency axis is the calibration standard of the field [46], while EV is anchored only generically [42–44] and no switching at a noble-metal interface has been reported at all; and stoichiometry-controlled switching at a Pt interface has so far been shown only for the cation stoichiometry of SrTiO3 [78].</w:t>
       </w:r>
     </w:p>
     <w:p>

--- a/Material_2_PCMO_PrCaMnO3/DFG_EmmyNoether_COMET-Ox_PCMO_EN.docx
+++ b/Material_2_PCMO_PrCaMnO3/DFG_EmmyNoether_COMET-Ox_PCMO_EN.docx
@@ -3235,7 +3235,7 @@
           <w:sz w:val="21"/>
           <w:szCs w:val="21"/>
         </w:rPr>
-        <w:t xml:space="preserve"> only a polycrystalline study with a small doping window exists [80]. None of these studies links the series to computed vacancy formation energies, covalency descriptors or spectroscopic observables. Viewed along the descriptor chain, the evidence is complementary rather than complete: for the ferrite series the covalency axis is canonical [46] and EV(x) quantitative [31, 86], but intermediate-composition devices are absent; for the manganite series the covalency axis is the calibration standard of the field [46], while EV is anchored only generically [42–44] and no switching at a noble-metal interface has been reported at all; and stoichiometry-controlled switching at a Pt interface has so far been shown only for the cation stoichiometry of SrTiO3 [78].</w:t>
+        <w:t xml:space="preserve"> only a polycrystalline study with a small doping window exists [80]. None of these studies links the series to computed vacancy formation energies, covalency descriptors or spectroscopic observables. Viewed along the descriptor chain, the evidence is complementary rather than complete: for the ferrite series the covalency axis is canonical [46] and EV(x) quantitative [31, 86], but intermediate-composition devices are absent – though switching under inert Au/SrRuO3 stacks is proven at the Sr-rich end member [16, 17], which turns the series from a feasibility risk into an optimisation space; for the La1-xSrxMnO3 series the covalency axis is the calibration standard of the field [46], while EV is anchored only generically [42–44] and no switching at a noble-metal interface has been reported for any composition; and stoichiometry-controlled switching at a Pt interface has so far been shown only for the cation stoichiometry of SrTiO3 [78].</w:t>
       </w:r>
     </w:p>
     <w:p>

--- a/Material_2_PCMO_PrCaMnO3/DFG_EmmyNoether_COMET-Ox_PCMO_EN.docx
+++ b/Material_2_PCMO_PrCaMnO3/DFG_EmmyNoether_COMET-Ox_PCMO_EN.docx
@@ -884,58 +884,74 @@
           <w:sz w:val="21"/>
           <w:szCs w:val="21"/>
         </w:rPr>
-        <w:t>, La</w:t>
-      </w:r>
-      <w:r>
-        <w:rPr>
-          <w:rFonts w:ascii="Arial" w:hAnsi="Arial" w:cs="Arial"/>
-          <w:sz w:val="21"/>
-          <w:szCs w:val="21"/>
-          <w:vertAlign w:val="subscript"/>
-        </w:rPr>
-        <w:t>1-x</w:t>
-      </w:r>
-      <w:r>
-        <w:rPr>
-          <w:rFonts w:ascii="Arial" w:hAnsi="Arial" w:cs="Arial"/>
-          <w:sz w:val="21"/>
-          <w:szCs w:val="21"/>
-        </w:rPr>
-        <w:t>Sr</w:t>
-      </w:r>
-      <w:r>
-        <w:rPr>
-          <w:rFonts w:ascii="Arial" w:hAnsi="Arial" w:cs="Arial"/>
-          <w:sz w:val="21"/>
-          <w:szCs w:val="21"/>
-          <w:vertAlign w:val="subscript"/>
-        </w:rPr>
-        <w:t>x</w:t>
-      </w:r>
-      <w:r>
-        <w:rPr>
-          <w:rFonts w:ascii="Arial" w:hAnsi="Arial" w:cs="Arial"/>
-          <w:sz w:val="21"/>
-          <w:szCs w:val="21"/>
-        </w:rPr>
-        <w:t>MnO</w:t>
-      </w:r>
-      <w:r>
-        <w:rPr>
-          <w:rFonts w:ascii="Arial" w:hAnsi="Arial" w:cs="Arial"/>
-          <w:sz w:val="21"/>
-          <w:szCs w:val="21"/>
-          <w:vertAlign w:val="subscript"/>
-        </w:rPr>
-        <w:t>3-δ</w:t>
-      </w:r>
-      <w:r>
-        <w:rPr>
-          <w:rFonts w:ascii="Arial" w:hAnsi="Arial" w:cs="Arial"/>
-          <w:sz w:val="21"/>
-          <w:szCs w:val="21"/>
-        </w:rPr>
-        <w:t>, later La</w:t>
+        <w:t xml:space="preserve">, </w:t>
+      </w:r>
+      <w:r>
+        <w:rPr>
+          <w:rFonts w:ascii="Arial" w:hAnsi="Arial" w:cs="Arial"/>
+          <w:sz w:val="21"/>
+          <w:szCs w:val="21"/>
+        </w:rPr>
+        <w:t xml:space="preserve">Pr</w:t>
+      </w:r>
+      <w:r>
+        <w:rPr>
+          <w:rFonts w:ascii="Arial" w:hAnsi="Arial" w:cs="Arial"/>
+          <w:sz w:val="21"/>
+          <w:szCs w:val="21"/>
+          <w:vertAlign w:val="subscript"/>
+        </w:rPr>
+        <w:t xml:space="preserve">1-x</w:t>
+      </w:r>
+      <w:r>
+        <w:rPr>
+          <w:rFonts w:ascii="Arial" w:hAnsi="Arial" w:cs="Arial"/>
+          <w:sz w:val="21"/>
+          <w:szCs w:val="21"/>
+        </w:rPr>
+        <w:t xml:space="preserve">Ca</w:t>
+      </w:r>
+      <w:r>
+        <w:rPr>
+          <w:rFonts w:ascii="Arial" w:hAnsi="Arial" w:cs="Arial"/>
+          <w:sz w:val="21"/>
+          <w:szCs w:val="21"/>
+          <w:vertAlign w:val="subscript"/>
+        </w:rPr>
+        <w:t xml:space="preserve">x</w:t>
+      </w:r>
+      <w:r>
+        <w:rPr>
+          <w:rFonts w:ascii="Arial" w:hAnsi="Arial" w:cs="Arial"/>
+          <w:sz w:val="21"/>
+          <w:szCs w:val="21"/>
+        </w:rPr>
+        <w:t xml:space="preserve">MnO</w:t>
+      </w:r>
+      <w:r>
+        <w:rPr>
+          <w:rFonts w:ascii="Arial" w:hAnsi="Arial" w:cs="Arial"/>
+          <w:sz w:val="21"/>
+          <w:szCs w:val="21"/>
+          <w:vertAlign w:val="subscript"/>
+        </w:rPr>
+        <w:t xml:space="preserve">3</w:t>
+      </w:r>
+      <w:r>
+        <w:rPr>
+          <w:rFonts w:ascii="Arial" w:hAnsi="Arial" w:cs="Arial"/>
+          <w:sz w:val="21"/>
+          <w:szCs w:val="21"/>
+        </w:rPr>
+        <w:t xml:space="preserve">, later</w:t>
+      </w:r>
+      <w:r>
+        <w:rPr>
+          <w:rFonts w:ascii="Arial" w:hAnsi="Arial" w:cs="Arial"/>
+          <w:sz w:val="21"/>
+          <w:szCs w:val="21"/>
+        </w:rPr>
+        <w:t xml:space="preserve"> La</w:t>
       </w:r>
       <w:r>
         <w:rPr>
@@ -2088,7 +2104,7 @@
           <w:sz w:val="21"/>
           <w:szCs w:val="21"/>
         </w:rPr>
-        <w:t xml:space="preserve"> – precisely the series of this proposal – shows how hole doping systematically enhances the pre-edge (ligand-hole character) while oxygen vacancies attenuate it [46]. Suntivich et al. developed from this a semi-quantitative hybridisation measure per metal–oxygen bond [40]; Hong et al. extracted the charge-transfer energy on an absolute energy scale from combined X-ray emission and absorption [38]. The transition-metal L</w:t>
+        <w:t xml:space="preserve"> – including the primary ferrite series of this proposal – shows how hole doping systematically enhances the pre-edge (ligand-hole character) while oxygen vacancies attenuate it [46]. Suntivich et al. developed from this a semi-quantitative hybridisation measure per metal–oxygen bond [40]; Hong et al. extracted the charge-transfer energy on an absolute energy scale from combined X-ray emission and absorption [38]. The transition-metal L</w:t>
       </w:r>
       <w:r>
         <w:rPr>
@@ -2763,58 +2779,141 @@
           <w:sz w:val="21"/>
           <w:szCs w:val="21"/>
         </w:rPr>
-        <w:t>, by contrast, has only been studied rudimentarily (polycrystalline, chemically deposited films [67, 87]) – consistent with its high vacancy formation energy. For the manganite series, besides the PCMO system [4, E2], La</w:t>
-      </w:r>
-      <w:r>
-        <w:rPr>
-          <w:rFonts w:ascii="Arial" w:hAnsi="Arial" w:cs="Arial"/>
-          <w:sz w:val="21"/>
-          <w:szCs w:val="21"/>
-          <w:vertAlign w:val="subscript"/>
-        </w:rPr>
-        <w:t>1-x</w:t>
-      </w:r>
-      <w:r>
-        <w:rPr>
-          <w:rFonts w:ascii="Arial" w:hAnsi="Arial" w:cs="Arial"/>
-          <w:sz w:val="21"/>
-          <w:szCs w:val="21"/>
-        </w:rPr>
-        <w:t>Sr</w:t>
-      </w:r>
-      <w:r>
-        <w:rPr>
-          <w:rFonts w:ascii="Arial" w:hAnsi="Arial" w:cs="Arial"/>
-          <w:sz w:val="21"/>
-          <w:szCs w:val="21"/>
-          <w:vertAlign w:val="subscript"/>
-        </w:rPr>
-        <w:t>x</w:t>
-      </w:r>
-      <w:r>
-        <w:rPr>
-          <w:rFonts w:ascii="Arial" w:hAnsi="Arial" w:cs="Arial"/>
-          <w:sz w:val="21"/>
-          <w:szCs w:val="21"/>
-        </w:rPr>
-        <w:t>MnO</w:t>
-      </w:r>
-      <w:r>
-        <w:rPr>
-          <w:rFonts w:ascii="Arial" w:hAnsi="Arial" w:cs="Arial"/>
-          <w:sz w:val="21"/>
-          <w:szCs w:val="21"/>
-          <w:vertAlign w:val="subscript"/>
-        </w:rPr>
-        <w:t>3</w:t>
-      </w:r>
-      <w:r>
-        <w:rPr>
-          <w:rFonts w:ascii="Arial" w:hAnsi="Arial" w:cs="Arial"/>
-          <w:sz w:val="21"/>
-          <w:szCs w:val="21"/>
-        </w:rPr>
-        <w:t xml:space="preserve"> itself is documented as an active switching layer (multilevel switching [68], forming-free interface devices [69, 88], in-situ TEM evidence of vacancy-driven topotactic transitions [19]). For the cobaltite series, SrCoO</w:t>
+        <w:t xml:space="preserve">, by contrast, has only been studied rudimentarily (polycrystalline, chemically deposited films [67, 87]) – consistent with its high vacancy formation energy. </w:t>
+      </w:r>
+      <w:r>
+        <w:rPr>
+          <w:rFonts w:ascii="Arial" w:hAnsi="Arial" w:cs="Arial"/>
+          <w:sz w:val="21"/>
+          <w:szCs w:val="21"/>
+        </w:rPr>
+        <w:t xml:space="preserve">For the manganite series, </w:t>
+      </w:r>
+      <w:r>
+        <w:rPr>
+          <w:rFonts w:ascii="Arial" w:hAnsi="Arial" w:cs="Arial"/>
+          <w:sz w:val="21"/>
+          <w:szCs w:val="21"/>
+        </w:rPr>
+        <w:t xml:space="preserve">Pr</w:t>
+      </w:r>
+      <w:r>
+        <w:rPr>
+          <w:rFonts w:ascii="Arial" w:hAnsi="Arial" w:cs="Arial"/>
+          <w:sz w:val="21"/>
+          <w:szCs w:val="21"/>
+          <w:vertAlign w:val="subscript"/>
+        </w:rPr>
+        <w:t xml:space="preserve">1-x</w:t>
+      </w:r>
+      <w:r>
+        <w:rPr>
+          <w:rFonts w:ascii="Arial" w:hAnsi="Arial" w:cs="Arial"/>
+          <w:sz w:val="21"/>
+          <w:szCs w:val="21"/>
+        </w:rPr>
+        <w:t xml:space="preserve">Ca</w:t>
+      </w:r>
+      <w:r>
+        <w:rPr>
+          <w:rFonts w:ascii="Arial" w:hAnsi="Arial" w:cs="Arial"/>
+          <w:sz w:val="21"/>
+          <w:szCs w:val="21"/>
+          <w:vertAlign w:val="subscript"/>
+        </w:rPr>
+        <w:t xml:space="preserve">x</w:t>
+      </w:r>
+      <w:r>
+        <w:rPr>
+          <w:rFonts w:ascii="Arial" w:hAnsi="Arial" w:cs="Arial"/>
+          <w:sz w:val="21"/>
+          <w:szCs w:val="21"/>
+        </w:rPr>
+        <w:t xml:space="preserve">MnO</w:t>
+      </w:r>
+      <w:r>
+        <w:rPr>
+          <w:rFonts w:ascii="Arial" w:hAnsi="Arial" w:cs="Arial"/>
+          <w:sz w:val="21"/>
+          <w:szCs w:val="21"/>
+          <w:vertAlign w:val="subscript"/>
+        </w:rPr>
+        <w:t xml:space="preserve">3</w:t>
+      </w:r>
+      <w:r>
+        <w:rPr>
+          <w:rFonts w:ascii="Arial" w:hAnsi="Arial" w:cs="Arial"/>
+          <w:sz w:val="21"/>
+          <w:szCs w:val="21"/>
+        </w:rPr>
+        <w:t xml:space="preserve"> is the best-documented family [4, E2, 75] and demonstrably switches between noble Pt contacts with oxygen-stoichiometry-dependent behaviour [89]; </w:t>
+      </w:r>
+      <w:r>
+        <w:rPr>
+          <w:rFonts w:ascii="Arial" w:hAnsi="Arial" w:cs="Arial"/>
+          <w:sz w:val="21"/>
+          <w:szCs w:val="21"/>
+        </w:rPr>
+        <w:t xml:space="preserve">La</w:t>
+      </w:r>
+      <w:r>
+        <w:rPr>
+          <w:rFonts w:ascii="Arial" w:hAnsi="Arial" w:cs="Arial"/>
+          <w:sz w:val="21"/>
+          <w:szCs w:val="21"/>
+          <w:vertAlign w:val="subscript"/>
+        </w:rPr>
+        <w:t xml:space="preserve">1-x</w:t>
+      </w:r>
+      <w:r>
+        <w:rPr>
+          <w:rFonts w:ascii="Arial" w:hAnsi="Arial" w:cs="Arial"/>
+          <w:sz w:val="21"/>
+          <w:szCs w:val="21"/>
+        </w:rPr>
+        <w:t xml:space="preserve">Sr</w:t>
+      </w:r>
+      <w:r>
+        <w:rPr>
+          <w:rFonts w:ascii="Arial" w:hAnsi="Arial" w:cs="Arial"/>
+          <w:sz w:val="21"/>
+          <w:szCs w:val="21"/>
+          <w:vertAlign w:val="subscript"/>
+        </w:rPr>
+        <w:t xml:space="preserve">x</w:t>
+      </w:r>
+      <w:r>
+        <w:rPr>
+          <w:rFonts w:ascii="Arial" w:hAnsi="Arial" w:cs="Arial"/>
+          <w:sz w:val="21"/>
+          <w:szCs w:val="21"/>
+        </w:rPr>
+        <w:t xml:space="preserve">MnO</w:t>
+      </w:r>
+      <w:r>
+        <w:rPr>
+          <w:rFonts w:ascii="Arial" w:hAnsi="Arial" w:cs="Arial"/>
+          <w:sz w:val="21"/>
+          <w:szCs w:val="21"/>
+          <w:vertAlign w:val="subscript"/>
+        </w:rPr>
+        <w:t xml:space="preserve">3</w:t>
+      </w:r>
+      <w:r>
+        <w:rPr>
+          <w:rFonts w:ascii="Arial" w:hAnsi="Arial" w:cs="Arial"/>
+          <w:sz w:val="21"/>
+          <w:szCs w:val="21"/>
+        </w:rPr>
+        <w:t xml:space="preserve"> itself lacks any noble-metal-interface demonstration (tip-based multilevel recording [68], reactive-contact interface devices [69, 88], in-situ TEM of vacancy-driven transitions [19]) and is therefore not part of the programme core.</w:t>
+      </w:r>
+      <w:r>
+        <w:rPr>
+          <w:rFonts w:ascii="Arial" w:hAnsi="Arial" w:cs="Arial"/>
+          <w:sz w:val="21"/>
+          <w:szCs w:val="21"/>
+        </w:rPr>
+        <w:t xml:space="preserve"> For the cobaltite series, SrCoO</w:t>
       </w:r>
       <w:r>
         <w:rPr>
@@ -3235,7 +3334,7 @@
           <w:sz w:val="21"/>
           <w:szCs w:val="21"/>
         </w:rPr>
-        <w:t xml:space="preserve"> only a polycrystalline study with a small doping window exists [80]. None of these studies links the series to computed vacancy formation energies, covalency descriptors or spectroscopic observables. Viewed along the descriptor chain, the evidence is complementary rather than complete: for the ferrite series the covalency axis is canonical [46] and EV(x) quantitative [31, 86], but intermediate-composition devices are absent – though switching under inert Au/SrRuO3 stacks is proven at the Sr-rich end member [16, 17], which turns the series from a feasibility risk into an optimisation space; for the La1-xSrxMnO3 series the covalency axis is the calibration standard of the field [46], while EV is anchored only generically [42–44] and no switching at a noble-metal interface has been reported for any composition; and stoichiometry-controlled switching at a Pt interface has so far been shown only for the cation stoichiometry of SrTiO3 [78].</w:t>
+        <w:t xml:space="preserve"> only a polycrystalline study with a small doping window exists [80]. None of these studies links the series to computed vacancy formation energies, covalency descriptors or spectroscopic observables. Viewed along the descriptor chain, the evidence is complementary rather than complete: for the ferrite series the covalency axis is canonical [46] and EV(x) quantitative [31, 86], but intermediate-composition devices are absent – though switching under inert Au/SrRuO3 stacks is proven at the Sr-rich end member [16, 17], which turns the series from a feasibility risk into an optimisation space; for the manganite family the covalency axis is the calibration standard of the field [46] and noble-contact switching is proven for Pr1-xCaxMnO3 at a single composition [89], while EV is anchored only generically [42–44] and for La1-xSrxMnO3 no switching at a noble-metal interface has been reported for any composition – the reason the programme uses Pr1-xCaxMnO3 as its manganite series; and stoichiometry-controlled switching at a Pt interface has so far been shown only for the cation stoichiometry of SrTiO3 [78].</w:t>
       </w:r>
     </w:p>
     <w:p>
@@ -4534,7 +4633,7 @@
           <w:sz w:val="21"/>
           <w:szCs w:val="21"/>
         </w:rPr>
-        <w:t>Series 2 – La</w:t>
+        <w:t xml:space="preserve">Series 2 – </w:t>
       </w:r>
       <w:r>
         <w:rPr>
@@ -4543,9 +4642,8 @@
           <w:bCs/>
           <w:sz w:val="21"/>
           <w:szCs w:val="21"/>
-          <w:vertAlign w:val="subscript"/>
-        </w:rPr>
-        <w:t>1-x</w:t>
+        </w:rPr>
+        <w:t xml:space="preserve">Pr</w:t>
       </w:r>
       <w:r>
         <w:rPr>
@@ -4554,8 +4652,9 @@
           <w:bCs/>
           <w:sz w:val="21"/>
           <w:szCs w:val="21"/>
-        </w:rPr>
-        <w:t>Sr</w:t>
+          <w:vertAlign w:val="subscript"/>
+        </w:rPr>
+        <w:t xml:space="preserve">1-x</w:t>
       </w:r>
       <w:r>
         <w:rPr>
@@ -4564,9 +4663,8 @@
           <w:bCs/>
           <w:sz w:val="21"/>
           <w:szCs w:val="21"/>
-          <w:vertAlign w:val="subscript"/>
-        </w:rPr>
-        <w:t>x</w:t>
+        </w:rPr>
+        <w:t xml:space="preserve">Ca</w:t>
       </w:r>
       <w:r>
         <w:rPr>
@@ -4575,8 +4673,9 @@
           <w:bCs/>
           <w:sz w:val="21"/>
           <w:szCs w:val="21"/>
-        </w:rPr>
-        <w:t>MnO</w:t>
+          <w:vertAlign w:val="subscript"/>
+        </w:rPr>
+        <w:t xml:space="preserve">x</w:t>
       </w:r>
       <w:r>
         <w:rPr>
@@ -4585,9 +4684,8 @@
           <w:bCs/>
           <w:sz w:val="21"/>
           <w:szCs w:val="21"/>
-          <w:vertAlign w:val="subscript"/>
-        </w:rPr>
-        <w:t>3-δ</w:t>
+        </w:rPr>
+        <w:t xml:space="preserve">MnO</w:t>
       </w:r>
       <w:r>
         <w:rPr>
@@ -4596,16 +4694,19 @@
           <w:bCs/>
           <w:sz w:val="21"/>
           <w:szCs w:val="21"/>
-        </w:rPr>
-        <w:t xml:space="preserve"> (x = 0 … 0.5):</w:t>
+          <w:vertAlign w:val="subscript"/>
+        </w:rPr>
+        <w:t xml:space="preserve">3</w:t>
       </w:r>
       <w:r>
         <w:rPr>
           <w:rFonts w:ascii="Arial" w:eastAsia="Times New Roman" w:hAnsi="Arial" w:cs="Arial"/>
-          <w:sz w:val="21"/>
-          <w:szCs w:val="21"/>
-        </w:rPr>
-        <w:t xml:space="preserve"> Reference system with robust, well-documented VCM behaviour (PCMO kinship [4–6, 19]) and a flatter covalency span; XAS reference data are available from the literature [46].</w:t>
+          <w:b/>
+          <w:bCs/>
+          <w:sz w:val="21"/>
+          <w:szCs w:val="21"/>
+        </w:rPr>
+        <w:t xml:space="preserve"> (x = 0.1 … 0.8): Reference system with robust, well-documented VCM behaviour [4–6] and the published composition benchmark of Asanuma et al. [75], plus a demonstrated noble-contact switching base [89]; the applicant’s PCMO expertise [E1–E3] de-risks growth, processing and metrology.</w:t>
       </w:r>
     </w:p>
     <w:p>
@@ -10799,6 +10900,26 @@
           <w:szCs w:val="18"/>
         </w:rPr>
         <w:t xml:space="preserve">[88] S. Kunwar et al., Reconfigurable Resistive Switching in VO2/La0.7Sr0.3MnO3/Al2O3 (0001) Memristive Devices for Neuromorphic Computing. ACS Applied Materials &amp; Interfaces 16, 19103–19111 (2024).</w:t>
+      </w:r>
+    </w:p>
+    <w:p>
+      <w:pPr>
+        <w:spacing w:after="60"/>
+        <w:ind w:hanging="480"/>
+        <w:divId w:val="219944520"/>
+        <w:rPr>
+          <w:rFonts w:ascii="Arial" w:hAnsi="Arial" w:cs="Arial"/>
+          <w:sz w:val="18"/>
+          <w:szCs w:val="18"/>
+        </w:rPr>
+      </w:pPr>
+      <w:r>
+        <w:rPr>
+          <w:rFonts w:ascii="Arial" w:hAnsi="Arial" w:cs="Arial"/>
+          <w:sz w:val="18"/>
+          <w:szCs w:val="18"/>
+        </w:rPr>
+        <w:t xml:space="preserve">[89] T. Kramer, M. Scherff, D. Mierwaldt, J. Hoffmann, C. Jooss, Role of oxygen vacancies for resistive switching in noble metal sandwiched Pr0.67Ca0.33MnO3-δ. Applied Physics Letters 110, 243502 (2017).</w:t>
       </w:r>
     </w:p>
     <w:p>

--- a/Material_2_PCMO_PrCaMnO3/DFG_EmmyNoether_COMET-Ox_PCMO_EN.docx
+++ b/Material_2_PCMO_PrCaMnO3/DFG_EmmyNoether_COMET-Ox_PCMO_EN.docx
@@ -1037,7 +1037,91 @@
           <w:sz w:val="21"/>
           <w:szCs w:val="21"/>
         </w:rPr>
-        <w:t xml:space="preserve">The overarching goal is a “treasure map” for memristive oxides in analogy to the quantum-chemical bonding-descriptor maps of Wuttig et al. for chalcogenides: a two-dimensional map spanned by covalency (charge-transfer energy, or experimentally the O-K pre-edge intensity) and oxygen-vacancy formation energy, onto which the switching figures of merit are charted. This map is intended to enable, for the first time, a rational, descriptor-based materials selection for VCM memristors, and it will finally be validated by a “blind” prediction on an oxide not contained in the training set.</w:t>
+        <w:t xml:space="preserve">The overarching goal is a “treasure map” for memristive oxides in analogy to the quantum-chemical bonding-descriptor maps of Wuttig et al. for chalcogenides: a two-dimensional map spanned by covalency (charge-transfer energy, or experimentally the O-K pre-edge intensity) and oxygen-vacancy formation energy, onto which the switching figures of merit are charted. This map is intended to enable, for the first time, a rational, descriptor-based materials selection for VCM memristors, and it will finally be </w:t>
+      </w:r>
+      <w:r>
+        <w:rPr>
+          <w:rFonts w:ascii="Arial" w:hAnsi="Arial" w:cs="Arial"/>
+          <w:sz w:val="21"/>
+          <w:szCs w:val="21"/>
+        </w:rPr>
+        <w:t xml:space="preserve">validated by a “blind” prediction on an oxide not contained in the training set – with noble-contact-proven </w:t>
+      </w:r>
+      <w:r>
+        <w:rPr>
+          <w:rFonts w:ascii="Arial" w:hAnsi="Arial" w:cs="Arial"/>
+          <w:sz w:val="21"/>
+          <w:szCs w:val="21"/>
+        </w:rPr>
+        <w:t xml:space="preserve">YBa</w:t>
+      </w:r>
+      <w:r>
+        <w:rPr>
+          <w:rFonts w:ascii="Arial" w:hAnsi="Arial" w:cs="Arial"/>
+          <w:sz w:val="21"/>
+          <w:szCs w:val="21"/>
+          <w:vertAlign w:val="subscript"/>
+        </w:rPr>
+        <w:t xml:space="preserve">2</w:t>
+      </w:r>
+      <w:r>
+        <w:rPr>
+          <w:rFonts w:ascii="Arial" w:hAnsi="Arial" w:cs="Arial"/>
+          <w:sz w:val="21"/>
+          <w:szCs w:val="21"/>
+        </w:rPr>
+        <w:t xml:space="preserve">Cu</w:t>
+      </w:r>
+      <w:r>
+        <w:rPr>
+          <w:rFonts w:ascii="Arial" w:hAnsi="Arial" w:cs="Arial"/>
+          <w:sz w:val="21"/>
+          <w:szCs w:val="21"/>
+          <w:vertAlign w:val="subscript"/>
+        </w:rPr>
+        <w:t xml:space="preserve">3</w:t>
+      </w:r>
+      <w:r>
+        <w:rPr>
+          <w:rFonts w:ascii="Arial" w:hAnsi="Arial" w:cs="Arial"/>
+          <w:sz w:val="21"/>
+          <w:szCs w:val="21"/>
+        </w:rPr>
+        <w:t xml:space="preserve">O</w:t>
+      </w:r>
+      <w:r>
+        <w:rPr>
+          <w:rFonts w:ascii="Arial" w:hAnsi="Arial" w:cs="Arial"/>
+          <w:sz w:val="21"/>
+          <w:szCs w:val="21"/>
+          <w:vertAlign w:val="subscript"/>
+        </w:rPr>
+        <w:t xml:space="preserve">7-δ</w:t>
+      </w:r>
+      <w:r>
+        <w:rPr>
+          <w:rFonts w:ascii="Arial" w:hAnsi="Arial" w:cs="Arial"/>
+          <w:sz w:val="21"/>
+          <w:szCs w:val="21"/>
+        </w:rPr>
+        <w:t xml:space="preserve"> (cuprate class) and Pt/Pt-platform Gd-doped CeO</w:t>
+      </w:r>
+      <w:r>
+        <w:rPr>
+          <w:rFonts w:ascii="Arial" w:hAnsi="Arial" w:cs="Arial"/>
+          <w:sz w:val="21"/>
+          <w:szCs w:val="21"/>
+          <w:vertAlign w:val="subscript"/>
+        </w:rPr>
+        <w:t xml:space="preserve">2</w:t>
+      </w:r>
+      <w:r>
+        <w:rPr>
+          <w:rFonts w:ascii="Arial" w:hAnsi="Arial" w:cs="Arial"/>
+          <w:sz w:val="21"/>
+          <w:szCs w:val="21"/>
+        </w:rPr>
+        <w:t xml:space="preserve"> (fluorite class) as pre-screened candidates.</w:t>
       </w:r>
     </w:p>
     <w:p>
@@ -2947,7 +3031,7 @@
           <w:sz w:val="21"/>
           <w:szCs w:val="21"/>
         </w:rPr>
-        <w:t xml:space="preserve"> [73] have been demonstrated, including strain-controlled manipulation of switching [74].</w:t>
+        <w:t xml:space="preserve"> [73] have been demonstrated, including strain-controlled manipulation of switching [74] – crucially, with Au-active noble-contact stacks among them [71, 25], which qualifies the cobaltite series under the same noble-interface criterion as the ferrites.</w:t>
       </w:r>
     </w:p>
     <w:p>
@@ -3334,7 +3418,7 @@
           <w:sz w:val="21"/>
           <w:szCs w:val="21"/>
         </w:rPr>
-        <w:t xml:space="preserve"> only a polycrystalline study with a small doping window exists [80]. None of these studies links the series to computed vacancy formation energies, covalency descriptors or spectroscopic observables. Viewed along the descriptor chain, the evidence is complementary rather than complete: for the ferrite series the covalency axis is canonical [46] and EV(x) quantitative [31, 86], but intermediate-composition devices are absent – though switching under inert Au/SrRuO3 stacks is proven at the Sr-rich end member [16, 17], which turns the series from a feasibility risk into an optimisation space; for the manganite family the covalency axis is the calibration standard of the field [46] and noble-contact switching is proven for Pr1-xCaxMnO3 at a single composition [89], while EV is anchored only generically [42–44] and for La1-xSrxMnO3 no switching at a noble-metal interface has been reported for any composition – the reason the programme uses Pr1-xCaxMnO3 as its manganite series; and stoichiometry-controlled switching at a Pt interface has so far been shown only for the cation stoichiometry of SrTiO3 [78].</w:t>
+        <w:t xml:space="preserve"> only a polycrystalline study with a small doping window exists [80]. None of these studies links the series to computed vacancy formation energies, covalency descriptors or spectroscopic observables. Viewed along the descriptor chain, the evidence is complementary rather than complete: for the ferrite series the covalency axis is canonical [46] and EV(x) quantitative [31, 86], but intermediate-composition devices are absent – though switching under inert Au/SrRuO3 stacks is proven at the Sr-rich end member [16, 17], which turns the series from a feasibility risk into an optimisation space; for the manganite family the covalency axis is the calibration standard of the field [46] and noble-contact switching is proven for Pr1-xCaxMnO3 at a single composition [89], while EV is anchored only generically [42–44] and for La1-xSrxMnO3 no switching at a noble-metal interface has been reported for any composition – the reason the programme uses Pr1-xCaxMnO3 as its manganite series; and stoichiometry-controlled switching at a Pt interface has so far been shown only for the cation stoichiometry of SrTiO3 [78]. A systematic family screening across the oxide classes (cobaltites, nickelates, cuprates, further ferrites and manganites, fluorites) sharpens this picture: beyond the systems above, only YBa2Cu3O7-δ (Au/YBCO/Au switching established and replicated [90]) and Gd-doped CeO2 (Pt/Pt crossbars with a composition series [14]) fulfil all three evidence criteria – both are therefore reserved as pre-screened blind-validation candidates of the map (WP5).</w:t>
       </w:r>
     </w:p>
     <w:p>
@@ -4731,7 +4815,7 @@
           <w:sz w:val="21"/>
           <w:szCs w:val="21"/>
         </w:rPr>
-        <w:t>Series 3 – La</w:t>
+        <w:t xml:space="preserve">Series 3 – </w:t>
       </w:r>
       <w:r>
         <w:rPr>
@@ -4740,9 +4824,8 @@
           <w:bCs/>
           <w:sz w:val="21"/>
           <w:szCs w:val="21"/>
-          <w:vertAlign w:val="subscript"/>
-        </w:rPr>
-        <w:t>1-x</w:t>
+        </w:rPr>
+        <w:t xml:space="preserve">La</w:t>
       </w:r>
       <w:r>
         <w:rPr>
@@ -4751,8 +4834,9 @@
           <w:bCs/>
           <w:sz w:val="21"/>
           <w:szCs w:val="21"/>
-        </w:rPr>
-        <w:t>Sr</w:t>
+          <w:vertAlign w:val="subscript"/>
+        </w:rPr>
+        <w:t xml:space="preserve">1-x</w:t>
       </w:r>
       <w:r>
         <w:rPr>
@@ -4761,9 +4845,8 @@
           <w:bCs/>
           <w:sz w:val="21"/>
           <w:szCs w:val="21"/>
-          <w:vertAlign w:val="subscript"/>
-        </w:rPr>
-        <w:t>x</w:t>
+        </w:rPr>
+        <w:t xml:space="preserve">Sr</w:t>
       </w:r>
       <w:r>
         <w:rPr>
@@ -4772,8 +4855,9 @@
           <w:bCs/>
           <w:sz w:val="21"/>
           <w:szCs w:val="21"/>
-        </w:rPr>
-        <w:t>CoO</w:t>
+          <w:vertAlign w:val="subscript"/>
+        </w:rPr>
+        <w:t xml:space="preserve">x</w:t>
       </w:r>
       <w:r>
         <w:rPr>
@@ -4782,9 +4866,8 @@
           <w:bCs/>
           <w:sz w:val="21"/>
           <w:szCs w:val="21"/>
-          <w:vertAlign w:val="subscript"/>
-        </w:rPr>
-        <w:t>3-δ</w:t>
+        </w:rPr>
+        <w:t xml:space="preserve">CoO</w:t>
       </w:r>
       <w:r>
         <w:rPr>
@@ -4793,8 +4876,9 @@
           <w:bCs/>
           <w:sz w:val="21"/>
           <w:szCs w:val="21"/>
-        </w:rPr>
-        <w:t xml:space="preserve"> or B-site series La(Fe</w:t>
+          <w:vertAlign w:val="subscript"/>
+        </w:rPr>
+        <w:t xml:space="preserve">3-δ</w:t>
       </w:r>
       <w:r>
         <w:rPr>
@@ -4803,69 +4887,8 @@
           <w:bCs/>
           <w:sz w:val="21"/>
           <w:szCs w:val="21"/>
-          <w:vertAlign w:val="subscript"/>
-        </w:rPr>
-        <w:t>1-y</w:t>
-      </w:r>
-      <w:r>
-        <w:rPr>
-          <w:rFonts w:ascii="Arial" w:eastAsia="Times New Roman" w:hAnsi="Arial" w:cs="Arial"/>
-          <w:b/>
-          <w:bCs/>
-          <w:sz w:val="21"/>
-          <w:szCs w:val="21"/>
-        </w:rPr>
-        <w:t>Co</w:t>
-      </w:r>
-      <w:r>
-        <w:rPr>
-          <w:rFonts w:ascii="Arial" w:eastAsia="Times New Roman" w:hAnsi="Arial" w:cs="Arial"/>
-          <w:b/>
-          <w:bCs/>
-          <w:sz w:val="21"/>
-          <w:szCs w:val="21"/>
-          <w:vertAlign w:val="subscript"/>
-        </w:rPr>
-        <w:t>y</w:t>
-      </w:r>
-      <w:r>
-        <w:rPr>
-          <w:rFonts w:ascii="Arial" w:eastAsia="Times New Roman" w:hAnsi="Arial" w:cs="Arial"/>
-          <w:b/>
-          <w:bCs/>
-          <w:sz w:val="21"/>
-          <w:szCs w:val="21"/>
-        </w:rPr>
-        <w:t>)O</w:t>
-      </w:r>
-      <w:r>
-        <w:rPr>
-          <w:rFonts w:ascii="Arial" w:eastAsia="Times New Roman" w:hAnsi="Arial" w:cs="Arial"/>
-          <w:b/>
-          <w:bCs/>
-          <w:sz w:val="21"/>
-          <w:szCs w:val="21"/>
-          <w:vertAlign w:val="subscript"/>
-        </w:rPr>
-        <w:t>3</w:t>
-      </w:r>
-      <w:r>
-        <w:rPr>
-          <w:rFonts w:ascii="Arial" w:eastAsia="Times New Roman" w:hAnsi="Arial" w:cs="Arial"/>
-          <w:b/>
-          <w:bCs/>
-          <w:sz w:val="21"/>
-          <w:szCs w:val="21"/>
-        </w:rPr>
-        <w:t xml:space="preserve"> (second project phase):</w:t>
-      </w:r>
-      <w:r>
-        <w:rPr>
-          <w:rFonts w:ascii="Arial" w:eastAsia="Times New Roman" w:hAnsi="Arial" w:cs="Arial"/>
-          <w:sz w:val="21"/>
-          <w:szCs w:val="21"/>
-        </w:rPr>
-        <w:t xml:space="preserve"> Densification and extension of the map; the cross-comparison Fe/Mn/Co separates covalency-driven from B-cation-specific effects (spin state, bandwidth) and tests the transferability of the descriptor.</w:t>
+        </w:rPr>
+        <w:t xml:space="preserve"> (second project phase): Densification and extension of the map, entering with a switching-proven noble-contact anchor – the SrCoO2.5 end member switches in Au-active stacks [71, 25] – and with the most explicitly documented covalency→EV link of all families (experimental defect chemistry plus DFT [39]); the cross-comparison Fe/Mn/Co separates covalency-driven from B-cation-specific effects (spin state, bandwidth) and tests the transferability of the descriptor.</w:t>
       </w:r>
     </w:p>
     <w:p>
@@ -5434,7 +5457,7 @@
           <w:sz w:val="21"/>
           <w:szCs w:val="21"/>
         </w:rPr>
-        <w:t xml:space="preserve"> from literature DFT and own calibration; colour layers: ON/OFF, retention, forming voltage). Finally, blind validation (M6): selection of a candidate oxide outside the training set (e.g. from the nickelate or double-perovskite family), quantitative prediction, synthesis and test.</w:t>
+        <w:t xml:space="preserve"> from literature DFT and own calibration; colour layers: ON/OFF, retention, forming voltage). Finally, blind validation (M6): selection of a candidate oxide outside the training set – the family screening pre-qualifies YBa2Cu3O7-δ (Au-contact switching established [90]) and Ce1-xGdxO2-δ (Pt/Pt crossbar platform [14]) as candidates spanning two further structure classes – quantitative prediction, synthesis and test.</w:t>
       </w:r>
     </w:p>
     <w:p>
@@ -10920,6 +10943,26 @@
           <w:szCs w:val="18"/>
         </w:rPr>
         <w:t xml:space="preserve">[89] T. Kramer, M. Scherff, D. Mierwaldt, J. Hoffmann, C. Jooss, Role of oxygen vacancies for resistive switching in noble metal sandwiched Pr0.67Ca0.33MnO3-δ. Applied Physics Letters 110, 243502 (2017).</w:t>
+      </w:r>
+    </w:p>
+    <w:p>
+      <w:pPr>
+        <w:spacing w:after="60"/>
+        <w:ind w:hanging="480"/>
+        <w:divId w:val="219944520"/>
+        <w:rPr>
+          <w:rFonts w:ascii="Arial" w:hAnsi="Arial" w:cs="Arial"/>
+          <w:sz w:val="18"/>
+          <w:szCs w:val="18"/>
+        </w:rPr>
+      </w:pPr>
+      <w:r>
+        <w:rPr>
+          <w:rFonts w:ascii="Arial" w:hAnsi="Arial" w:cs="Arial"/>
+          <w:sz w:val="18"/>
+          <w:szCs w:val="18"/>
+        </w:rPr>
+        <w:t xml:space="preserve">[90] C. Acha, M. J. Rozenberg, Non-volatile resistive switching in the dielectric superconductor YBa2Cu3O7-δ. Journal of Physics: Condensed Matter 21, 045702 (2009).</w:t>
       </w:r>
     </w:p>
     <w:p>

--- a/Material_2_PCMO_PrCaMnO3/DFG_EmmyNoether_COMET-Ox_PCMO_EN.docx
+++ b/Material_2_PCMO_PrCaMnO3/DFG_EmmyNoether_COMET-Ox_PCMO_EN.docx
@@ -2989,7 +2989,7 @@
           <w:sz w:val="21"/>
           <w:szCs w:val="21"/>
         </w:rPr>
-        <w:t xml:space="preserve"> itself lacks any noble-metal-interface demonstration (tip-based multilevel recording [68], reactive-contact interface devices [69, 88], in-situ TEM of vacancy-driven transitions [19]) and is therefore not part of the programme core.</w:t>
+        <w:t xml:space="preserve">, by contrast, offers no noble-metal-interface demonstration (tip-based multilevel recording [68], reactive-contact devices [69, 88], in-situ TEM of vacancy-driven transitions [19]).</w:t>
       </w:r>
       <w:r>
         <w:rPr>
@@ -3418,7 +3418,15 @@
           <w:sz w:val="21"/>
           <w:szCs w:val="21"/>
         </w:rPr>
-        <w:t xml:space="preserve"> only a polycrystalline study with a small doping window exists [80]. None of these studies links the series to computed vacancy formation energies, covalency descriptors or spectroscopic observables. Viewed along the descriptor chain, the evidence is complementary rather than complete: for the ferrite series the covalency axis is canonical [46] and EV(x) quantitative [31, 86], but intermediate-composition devices are absent – though switching under inert Au/SrRuO3 stacks is proven at the Sr-rich end member [16, 17], which turns the series from a feasibility risk into an optimisation space; for the manganite family the covalency axis is the calibration standard of the field [46] and noble-contact switching is proven for Pr1-xCaxMnO3 at a single composition [89], while EV is anchored only generically [42–44] and for La1-xSrxMnO3 no switching at a noble-metal interface has been reported for any composition – the reason the programme uses Pr1-xCaxMnO3 as its manganite series; and stoichiometry-controlled switching at a Pt interface has so far been shown only for the cation stoichiometry of SrTiO3 [78]. A systematic family screening across the oxide classes (cobaltites, nickelates, cuprates, further ferrites and manganites, fluorites) sharpens this picture: beyond the systems above, only YBa2Cu3O7-δ (Au/YBCO/Au switching established and replicated [90]) and Gd-doped CeO2 (Pt/Pt crossbars with a composition series [14]) fulfil all three evidence criteria – both are therefore reserved as pre-screened blind-validation candidates of the map (WP5).</w:t>
+        <w:t xml:space="preserve"> only a polycrystalline study with a small doping window exists [80]. None of these studies links the series to computed vacancy formation energies, covalency descriptors or spectroscopic observables. </w:t>
+      </w:r>
+      <w:r>
+        <w:rPr>
+          <w:rFonts w:ascii="Arial" w:hAnsi="Arial" w:cs="Arial"/>
+          <w:sz w:val="21"/>
+          <w:szCs w:val="21"/>
+        </w:rPr>
+        <w:t xml:space="preserve">A systematic evidence audit along the descriptor chain – covalency vs. stoichiometry (XAS), EV vs. covalency, and switching at a noble-metal interface – underpins the materials strategy of this proposal: every programme series enters with a demonstrated noble-contact switching base and a documented descriptor axis. The ferrites combine the canonical covalency XAS [46] and quantitative EV(x) [31, 86] with inert-stack switching at the Sr-rich end member [16, 17]; the manganite series Pr1-xCaxMnO3 combines the published composition benchmark [75] with noble Pt-contact switching [89]; the cobaltites combine the most explicit covalency→EV link of all families [39] with Au-active end-member switching [71, 25]; and stoichiometry-controlled switching at a Pt interface is demonstrated for the cation stoichiometry of SrTiO3 [78]. The same audit, extended as a family screening across the oxide classes, identifies YBa2Cu3O7-δ (Au/YBCO/Au established and replicated [90]) and Gd-doped CeO2 (Pt/Pt crossbars with a composition series [14]) as the only further systems fulfilling all three criteria – reserved as pre-screened blind-validation candidates of the map (WP5).</w:t>
       </w:r>
     </w:p>
     <w:p>

--- a/Material_2_PCMO_PrCaMnO3/DFG_EmmyNoether_COMET-Ox_PCMO_EN.docx
+++ b/Material_2_PCMO_PrCaMnO3/DFG_EmmyNoether_COMET-Ox_PCMO_EN.docx
@@ -1711,7 +1711,23 @@
           <w:sz w:val="21"/>
           <w:szCs w:val="21"/>
         </w:rPr>
-        <w:t>) back to the electronic structure – ultimately to the metal–oxygen covalency. The conceptual foundation is the Zaanen–Sawatzky–Allen scheme [21]: the charge-transfer energy Δ (O 2p → metal 3d) measures the position of the O-2p states relative to the metal d states and is the microscopic measure of covalency. Along the perovskite series RMO</w:t>
+        <w:t xml:space="preserve">) back to the electronic structure – ultimately to the metal–oxygen covalency. The conceptual foundation is the Zaanen–Sawatzky–Allen scheme [21]: the charge-transfer energy Δ (O 2p → metal 3d) measures the position of the O-2p states relative to the metal d states </w:t>
+      </w:r>
+      <w:r>
+        <w:rPr>
+          <w:rFonts w:ascii="Arial" w:hAnsi="Arial" w:cs="Arial"/>
+          <w:sz w:val="21"/>
+          <w:szCs w:val="21"/>
+        </w:rPr>
+        <w:t xml:space="preserve">and is the microscopic measure of covalency. Its quantitative basis is the cluster-model/configuration-interaction analysis of core-level and valence spectra developed by Fujimori, Bocquet, Saitoh, Sarma and co-workers [91–94], which extracts Δ, U and transfer integrals compound by compound; the covalency scale of this programme is anchored in that framework – hybridisation and covalency are kept strictly distinct, a distinction frequently blurred in the catalysis-descriptor literature, which is used here as motivation and treated critically [95].</w:t>
+      </w:r>
+      <w:r>
+        <w:rPr>
+          <w:rFonts w:ascii="Arial" w:hAnsi="Arial" w:cs="Arial"/>
+          <w:sz w:val="21"/>
+          <w:szCs w:val="21"/>
+        </w:rPr>
+        <w:t xml:space="preserve"> Along the perovskite series RMO</w:t>
       </w:r>
       <w:r>
         <w:rPr>
@@ -2086,7 +2102,23 @@
           <w:sz w:val="21"/>
           <w:szCs w:val="21"/>
         </w:rPr>
-        <w:t>XAS provides exactly the observables required for an experimental descriptor map. The pre-edge of the O-K edge (528–532 eV) arises from transitions into unoccupied, covalently hybridised O2p–TM3d states; its integrated intensity is an established measure of metal–oxygen hybridisation [45, 47]. Classic work on La</w:t>
+        <w:t xml:space="preserve">XAS provides exactly the observables required for an experimental descriptor map. The pre-edge of the O-K edge (528–532 eV) arises from transitions into unoccupied, covalently hybridised O2p–TM3d states; </w:t>
+      </w:r>
+      <w:r>
+        <w:rPr>
+          <w:rFonts w:ascii="Arial" w:hAnsi="Arial" w:cs="Arial"/>
+          <w:sz w:val="21"/>
+          <w:szCs w:val="21"/>
+        </w:rPr>
+        <w:t xml:space="preserve">its integrated intensity is a widely used, series-internally comparable measure of metal–oxygen hybridisation [45, 47] – not by itself an absolute covalency scale [95]</w:t>
+      </w:r>
+      <w:r>
+        <w:rPr>
+          <w:rFonts w:ascii="Arial" w:hAnsi="Arial" w:cs="Arial"/>
+          <w:sz w:val="21"/>
+          <w:szCs w:val="21"/>
+        </w:rPr>
+        <w:t xml:space="preserve">. Classic work on La</w:t>
       </w:r>
       <w:r>
         <w:rPr>
@@ -10971,6 +11003,106 @@
           <w:szCs w:val="18"/>
         </w:rPr>
         <w:t xml:space="preserve">[90] C. Acha, M. J. Rozenberg, Non-volatile resistive switching in the dielectric superconductor YBa2Cu3O7-δ. Journal of Physics: Condensed Matter 21, 045702 (2009).</w:t>
+      </w:r>
+    </w:p>
+    <w:p>
+      <w:pPr>
+        <w:spacing w:after="60"/>
+        <w:ind w:hanging="480"/>
+        <w:divId w:val="219944520"/>
+        <w:rPr>
+          <w:rFonts w:ascii="Arial" w:hAnsi="Arial" w:cs="Arial"/>
+          <w:sz w:val="18"/>
+          <w:szCs w:val="18"/>
+        </w:rPr>
+      </w:pPr>
+      <w:r>
+        <w:rPr>
+          <w:rFonts w:ascii="Arial" w:hAnsi="Arial" w:cs="Arial"/>
+          <w:sz w:val="18"/>
+          <w:szCs w:val="18"/>
+        </w:rPr>
+        <w:t xml:space="preserve">[91] A. Fujimori, F. Minami, Valence-band photoemission and optical absorption in nickel compounds. Physical Review B 30, 957–971 (1984).</w:t>
+      </w:r>
+    </w:p>
+    <w:p>
+      <w:pPr>
+        <w:spacing w:after="60"/>
+        <w:ind w:hanging="480"/>
+        <w:divId w:val="219944520"/>
+        <w:rPr>
+          <w:rFonts w:ascii="Arial" w:hAnsi="Arial" w:cs="Arial"/>
+          <w:sz w:val="18"/>
+          <w:szCs w:val="18"/>
+        </w:rPr>
+      </w:pPr>
+      <w:r>
+        <w:rPr>
+          <w:rFonts w:ascii="Arial" w:hAnsi="Arial" w:cs="Arial"/>
+          <w:sz w:val="18"/>
+          <w:szCs w:val="18"/>
+        </w:rPr>
+        <w:t xml:space="preserve">[92] A. E. Bocquet, T. Mizokawa, T. Saitoh, H. Namatame, A. Fujimori, Electronic structure of 3d-transition-metal compounds by analysis of the 2p core-level photoemission spectra. Physical Review B 46, 3771–3784 (1992).</w:t>
+      </w:r>
+    </w:p>
+    <w:p>
+      <w:pPr>
+        <w:spacing w:after="60"/>
+        <w:ind w:hanging="480"/>
+        <w:divId w:val="219944520"/>
+        <w:rPr>
+          <w:rFonts w:ascii="Arial" w:hAnsi="Arial" w:cs="Arial"/>
+          <w:sz w:val="18"/>
+          <w:szCs w:val="18"/>
+        </w:rPr>
+      </w:pPr>
+      <w:r>
+        <w:rPr>
+          <w:rFonts w:ascii="Arial" w:hAnsi="Arial" w:cs="Arial"/>
+          <w:sz w:val="18"/>
+          <w:szCs w:val="18"/>
+        </w:rPr>
+        <w:t xml:space="preserve">[93] T. Saitoh, A. E. Bocquet, T. Mizokawa, A. Fujimori, Systematic variation of the electronic structure of 3d transition-metal compounds. Physical Review B 52, 7934–7938 (1995).</w:t>
+      </w:r>
+    </w:p>
+    <w:p>
+      <w:pPr>
+        <w:spacing w:after="60"/>
+        <w:ind w:hanging="480"/>
+        <w:divId w:val="219944520"/>
+        <w:rPr>
+          <w:rFonts w:ascii="Arial" w:hAnsi="Arial" w:cs="Arial"/>
+          <w:sz w:val="18"/>
+          <w:szCs w:val="18"/>
+        </w:rPr>
+      </w:pPr>
+      <w:r>
+        <w:rPr>
+          <w:rFonts w:ascii="Arial" w:hAnsi="Arial" w:cs="Arial"/>
+          <w:sz w:val="18"/>
+          <w:szCs w:val="18"/>
+        </w:rPr>
+        <w:t xml:space="preserve">[94] S. Nimkar, D. D. Sarma, H. R. Krishnamurthy, S. Ramasesha, Mean-field results of the multiple-band extended Hubbard model for the square-planar CuO2 lattice. Physical Review B 48, 7355–7363 (1993).</w:t>
+      </w:r>
+    </w:p>
+    <w:p>
+      <w:pPr>
+        <w:spacing w:after="60"/>
+        <w:ind w:hanging="480"/>
+        <w:divId w:val="219944520"/>
+        <w:rPr>
+          <w:rFonts w:ascii="Arial" w:hAnsi="Arial" w:cs="Arial"/>
+          <w:sz w:val="18"/>
+          <w:szCs w:val="18"/>
+        </w:rPr>
+      </w:pPr>
+      <w:r>
+        <w:rPr>
+          <w:rFonts w:ascii="Arial" w:hAnsi="Arial" w:cs="Arial"/>
+          <w:sz w:val="18"/>
+          <w:szCs w:val="18"/>
+        </w:rPr>
+        <w:t xml:space="preserve">[95] F. M. F. de Groot, X-ray absorption and dichroism of transition metals and their compounds. Journal of Electron Spectroscopy and Related Phenomena 67, 529–622 (1994).</w:t>
       </w:r>
     </w:p>
     <w:p>

--- a/Material_2_PCMO_PrCaMnO3/DFG_EmmyNoether_COMET-Ox_PCMO_EN.docx
+++ b/Material_2_PCMO_PrCaMnO3/DFG_EmmyNoether_COMET-Ox_PCMO_EN.docx
@@ -5054,6 +5054,24 @@
     </w:p>
     <w:p>
       <w:pPr>
+        <w:pStyle w:val="NormalWeb"/>
+        <w:rPr>
+          <w:rFonts w:ascii="Arial" w:hAnsi="Arial" w:cs="Arial"/>
+          <w:sz w:val="21"/>
+          <w:szCs w:val="21"/>
+        </w:rPr>
+      </w:pPr>
+      <w:r>
+        <w:rPr>
+          <w:rFonts w:ascii="Arial" w:hAnsi="Arial" w:cs="Arial"/>
+          <w:sz w:val="21"/>
+          <w:szCs w:val="21"/>
+        </w:rPr>
+        <w:t xml:space="preserve">A third handle addresses throughput and the weakest link of the evidence chain at once - one wafer, one map. Alongside the discrete samples, each series is additionally grown as a single wafer carrying a continuous lateral cation gradient in continuous-compositional-spread mode [96], for which combinatorial large-area hardware up to four inches exists [97] and epitaxial perovskite spreads are established [98]. Spatially resolved soft XAS turns such a wafer into a continuous covalency map - on-the-fly L-edge mapping across a combinatorial spread has been demonstrated [99], and beamlines built for automated high-throughput NEXAFS are available [100] - while automated prober mapping of the device arrays along the same track yields the corresponding switching map [101]; with 0.2-0.5 mm spots on a 50 mm gradient this delivers 100-250 independent compositions per wafer. The same wafer then carries the defect-chemical gas titration: equilibrated at defined oxygen partial pressure and temperature, every position adopts its own non-stoichiometry, and repeating the equilibration across oxidising and reducing conditions yields the reduction enthalpy as a function of composition - an experimentally determined vacancy-formation energy measured on the same spots as the covalency descriptor. Because XAS delivers valence rather than absolute oxygen content, the map is calibrated against chemical-capacitance or chemical-expansion anchor points [102, 103], with optical absorption as a second, fully imageable read-out [104]; thin-film defect chemistry of exactly this type is established for ceria films [102] and for ferrite films [103]. This is what turns the second link of the chain - EV versus covalency - from a computed premise into a measured correlation. The risks are explicit and budgeted: composition, thickness and strain gradients must be deconvolved by per-position metrology (XRF/WDS, XRR, XRD), because cation transfer in PLD is fluence- and pressure-sensitive [59]; electron-yield detection is limited in pressure and probes only the outer nanometres, so bulk-sensitive fluorescence yield is recorded alongside; and soft-X-ray photoreduction of Ce, Mn, Fe and Co drives the valence in the same direction as the gas-induced reduction under study, which makes dose series a precondition of every descriptor claim rather than an afterthought.</w:t>
+      </w:r>
+    </w:p>
+    <w:p>
+      <w:pPr>
         <w:pStyle w:val="Heading2"/>
         <w:rPr>
           <w:rFonts w:ascii="Arial" w:eastAsia="Times New Roman" w:hAnsi="Arial" w:cs="Arial"/>
@@ -5183,6 +5201,14 @@
         </w:rPr>
         <w:t xml:space="preserve"> a validated “materials data sheet” per composition as input for WP2–WP5. In years 4–5: series 3 and strain-varied series of selected compositions.</w:t>
       </w:r>
+      <w:r>
+        <w:rPr>
+          <w:rFonts w:ascii="Arial" w:hAnsi="Arial" w:cs="Arial"/>
+          <w:sz w:val="21"/>
+          <w:szCs w:val="21"/>
+        </w:rPr>
+        <w:t xml:space="preserve"> In addition, gradient wafers carrying a continuous lateral cation gradient are grown in continuous-compositional-spread mode [96, 97] and characterised position by position (XRF/WDS composition map, XRR thickness, XRD structural quality); they are the high-throughput carrier for the spectroscopy in WP4 and the correlation in WP5.</w:t>
+      </w:r>
     </w:p>
     <w:p>
       <w:pPr>
@@ -5432,6 +5458,14 @@
           <w:szCs w:val="21"/>
         </w:rPr>
         <w:t xml:space="preserve"> dynamics.</w:t>
+      </w:r>
+      <w:r>
+        <w:rPr>
+          <w:rFonts w:ascii="Arial" w:hAnsi="Arial" w:cs="Arial"/>
+          <w:sz w:val="21"/>
+          <w:szCs w:val="21"/>
+        </w:rPr>
+        <w:t xml:space="preserve"> On the gradient wafers, XAS is acquired as a positional map, and the defect-chemical gas titration (equilibration at defined oxygen partial pressure and temperature, spatially resolved read-out of the resulting non-stoichiometry, calibration against chemical-capacitance or chemical-expansion anchors [102, 103]) yields the reduction enthalpy per composition, co-located with the covalency descriptor; radiation-dose series and bulk-sensitive fluorescence yield are mandatory controls.</w:t>
       </w:r>
     </w:p>
     <w:p>
@@ -11103,6 +11137,186 @@
           <w:szCs w:val="18"/>
         </w:rPr>
         <w:t xml:space="preserve">[95] F. M. F. de Groot, X-ray absorption and dichroism of transition metals and their compounds. Journal of Electron Spectroscopy and Related Phenomena 67, 529–622 (1994).</w:t>
+      </w:r>
+    </w:p>
+    <w:p>
+      <w:pPr>
+        <w:spacing w:after="60"/>
+        <w:ind w:hanging="480"/>
+        <w:divId w:val="219944520"/>
+        <w:rPr>
+          <w:rFonts w:ascii="Arial" w:hAnsi="Arial" w:cs="Arial"/>
+          <w:sz w:val="18"/>
+          <w:szCs w:val="18"/>
+        </w:rPr>
+      </w:pPr>
+      <w:r>
+        <w:rPr>
+          <w:rFonts w:ascii="Arial" w:hAnsi="Arial" w:cs="Arial"/>
+          <w:sz w:val="18"/>
+          <w:szCs w:val="18"/>
+        </w:rPr>
+        <w:t xml:space="preserve">[96] H. M. Christen, C. M. Rouleau, I. Ohkubo, H. Y. Zhai, H. N. Lee, S. Sathyamurthy, D. H. Lowndes, An improved continuous compositional-spread technique based on pulsed-laser deposition and applicable to large substrate areas. Review of Scientific Instruments 74, 4058-4062 (2003).</w:t>
+      </w:r>
+    </w:p>
+    <w:p>
+      <w:pPr>
+        <w:spacing w:after="60"/>
+        <w:ind w:hanging="480"/>
+        <w:divId w:val="219944520"/>
+        <w:rPr>
+          <w:rFonts w:ascii="Arial" w:hAnsi="Arial" w:cs="Arial"/>
+          <w:sz w:val="18"/>
+          <w:szCs w:val="18"/>
+        </w:rPr>
+      </w:pPr>
+      <w:r>
+        <w:rPr>
+          <w:rFonts w:ascii="Arial" w:hAnsi="Arial" w:cs="Arial"/>
+          <w:sz w:val="18"/>
+          <w:szCs w:val="18"/>
+        </w:rPr>
+        <w:t xml:space="preserve">[97] M. Lorenz, H. Hochmuth, H. von Wenckstern, M. Grundmann, Flexible hardware concept of pulsed laser deposition for large areas and combinatorial composition spreads. Review of Scientific Instruments 94, 083905 (2023).</w:t>
+      </w:r>
+    </w:p>
+    <w:p>
+      <w:pPr>
+        <w:spacing w:after="60"/>
+        <w:ind w:hanging="480"/>
+        <w:divId w:val="219944520"/>
+        <w:rPr>
+          <w:rFonts w:ascii="Arial" w:hAnsi="Arial" w:cs="Arial"/>
+          <w:sz w:val="18"/>
+          <w:szCs w:val="18"/>
+        </w:rPr>
+      </w:pPr>
+      <w:r>
+        <w:rPr>
+          <w:rFonts w:ascii="Arial" w:hAnsi="Arial" w:cs="Arial"/>
+          <w:sz w:val="18"/>
+          <w:szCs w:val="18"/>
+        </w:rPr>
+        <w:t xml:space="preserve">[98] A. Venimadhav, K. A. Yates, M. G. Blamire, Scanning Raman Spectroscopy for Characterizing Compositionally Spread Films. Journal of Combinatorial Chemistry 7, 85-89 (2005).</w:t>
+      </w:r>
+    </w:p>
+    <w:p>
+      <w:pPr>
+        <w:spacing w:after="60"/>
+        <w:ind w:hanging="480"/>
+        <w:divId w:val="219944520"/>
+        <w:rPr>
+          <w:rFonts w:ascii="Arial" w:hAnsi="Arial" w:cs="Arial"/>
+          <w:sz w:val="18"/>
+          <w:szCs w:val="18"/>
+        </w:rPr>
+      </w:pPr>
+      <w:r>
+        <w:rPr>
+          <w:rFonts w:ascii="Arial" w:hAnsi="Arial" w:cs="Arial"/>
+          <w:sz w:val="18"/>
+          <w:szCs w:val="18"/>
+        </w:rPr>
+        <w:t xml:space="preserve">[99] Y. Yamasaki, N. Sasabe, Y. Ishii, Y. Sekiguchi, A. Sumiyoshiya, Y. Tanimoto, Y. Kotani, T. Nakamura, H. Nomura, High-throughput mapping of magnetic properties via the on-the-fly XMCD spectroscopy in a combinatorial Fe-Co-Ni film. Science and Technology of Advanced Materials: Methods 5, 2544528 (2025). [volume/article number from a single source - verify before submission]</w:t>
+      </w:r>
+    </w:p>
+    <w:p>
+      <w:pPr>
+        <w:spacing w:after="60"/>
+        <w:ind w:hanging="480"/>
+        <w:divId w:val="219944520"/>
+        <w:rPr>
+          <w:rFonts w:ascii="Arial" w:hAnsi="Arial" w:cs="Arial"/>
+          <w:sz w:val="18"/>
+          <w:szCs w:val="18"/>
+        </w:rPr>
+      </w:pPr>
+      <w:r>
+        <w:rPr>
+          <w:rFonts w:ascii="Arial" w:hAnsi="Arial" w:cs="Arial"/>
+          <w:sz w:val="18"/>
+          <w:szCs w:val="18"/>
+        </w:rPr>
+        <w:t xml:space="preserve">[100] D. C. Grinter, P. Ferrer, F. Venturini, M. A. van Spronsen, A. I. Large et al., VerSoX B07-B: a high-throughput XPS and ambient pressure NEXAFS beamline at Diamond Light Source. Journal of Synchrotron Radiation 31, 578-589 (2024).</w:t>
+      </w:r>
+    </w:p>
+    <w:p>
+      <w:pPr>
+        <w:spacing w:after="60"/>
+        <w:ind w:hanging="480"/>
+        <w:divId w:val="219944520"/>
+        <w:rPr>
+          <w:rFonts w:ascii="Arial" w:hAnsi="Arial" w:cs="Arial"/>
+          <w:sz w:val="18"/>
+          <w:szCs w:val="18"/>
+        </w:rPr>
+      </w:pPr>
+      <w:r>
+        <w:rPr>
+          <w:rFonts w:ascii="Arial" w:hAnsi="Arial" w:cs="Arial"/>
+          <w:sz w:val="18"/>
+          <w:szCs w:val="18"/>
+        </w:rPr>
+        <w:t xml:space="preserve">[101] M. Tang, L. Dai, M. Cheng, Y. Zhang, Y. Wang et al., High-Throughput Screening Thickness-Dependent Resistive Switching in SrTiO3 Thin Films for Robust Electronic Synapse. Advanced Functional Materials 33, 2213874 (2023).</w:t>
+      </w:r>
+    </w:p>
+    <w:p>
+      <w:pPr>
+        <w:spacing w:after="60"/>
+        <w:ind w:hanging="480"/>
+        <w:divId w:val="219944520"/>
+        <w:rPr>
+          <w:rFonts w:ascii="Arial" w:hAnsi="Arial" w:cs="Arial"/>
+          <w:sz w:val="18"/>
+          <w:szCs w:val="18"/>
+        </w:rPr>
+      </w:pPr>
+      <w:r>
+        <w:rPr>
+          <w:rFonts w:ascii="Arial" w:hAnsi="Arial" w:cs="Arial"/>
+          <w:sz w:val="18"/>
+          <w:szCs w:val="18"/>
+        </w:rPr>
+        <w:t xml:space="preserve">[102] W. C. Chueh, S. M. Haile, Electrochemical studies of capacitance in cerium oxide thin films and its relationship to anionic and electronic defect densities. Physical Chemistry Chemical Physics 11, 8144-8148 (2009).</w:t>
+      </w:r>
+    </w:p>
+    <w:p>
+      <w:pPr>
+        <w:spacing w:after="60"/>
+        <w:ind w:hanging="480"/>
+        <w:divId w:val="219944520"/>
+        <w:rPr>
+          <w:rFonts w:ascii="Arial" w:hAnsi="Arial" w:cs="Arial"/>
+          <w:sz w:val="18"/>
+          <w:szCs w:val="18"/>
+        </w:rPr>
+      </w:pPr>
+      <w:r>
+        <w:rPr>
+          <w:rFonts w:ascii="Arial" w:hAnsi="Arial" w:cs="Arial"/>
+          <w:sz w:val="18"/>
+          <w:szCs w:val="18"/>
+        </w:rPr>
+        <w:t xml:space="preserve">[103] A. Schmid, G. M. Rupp, J. Fleig, Voltage and partial pressure dependent defect chemistry in (La,Sr)FeO3-d thin films investigated by chemical capacitance measurements. Physical Chemistry Chemical Physics 20, 12016-12026 (2018).</w:t>
+      </w:r>
+    </w:p>
+    <w:p>
+      <w:pPr>
+        <w:spacing w:after="60"/>
+        <w:ind w:hanging="480"/>
+        <w:divId w:val="219944520"/>
+        <w:rPr>
+          <w:rFonts w:ascii="Arial" w:hAnsi="Arial" w:cs="Arial"/>
+          <w:sz w:val="18"/>
+          <w:szCs w:val="18"/>
+        </w:rPr>
+      </w:pPr>
+      <w:r>
+        <w:rPr>
+          <w:rFonts w:ascii="Arial" w:hAnsi="Arial" w:cs="Arial"/>
+          <w:sz w:val="18"/>
+          <w:szCs w:val="18"/>
+        </w:rPr>
+        <w:t xml:space="preserve">[104] J. J. Kim, S. R. Bishop, N. J. Thompson, H. L. Tuller, Investigation of Nonstoichiometry in Oxide Thin Films by Simultaneous in Situ Optical Absorption and Chemical Capacitance Measurements: Pr-Doped Ceria, a Case Study. Chemistry of Materials 26, 1374-1379 (2014).</w:t>
       </w:r>
     </w:p>
     <w:p>

--- a/Material_2_PCMO_PrCaMnO3/DFG_EmmyNoether_COMET-Ox_PCMO_EN.docx
+++ b/Material_2_PCMO_PrCaMnO3/DFG_EmmyNoether_COMET-Ox_PCMO_EN.docx
@@ -5068,6 +5068,24 @@
           <w:szCs w:val="21"/>
         </w:rPr>
         <w:t xml:space="preserve">A third handle addresses throughput and the weakest link of the evidence chain at once - one wafer, one map. Alongside the discrete samples, each series is additionally grown as a single wafer carrying a continuous lateral cation gradient in continuous-compositional-spread mode [96], for which combinatorial large-area hardware up to four inches exists [97] and epitaxial perovskite spreads are established [98]. Spatially resolved soft XAS turns such a wafer into a continuous covalency map - on-the-fly L-edge mapping across a combinatorial spread has been demonstrated [99], and beamlines built for automated high-throughput NEXAFS are available [100] - while automated prober mapping of the device arrays along the same track yields the corresponding switching map [101]; with 0.2-0.5 mm spots on a 50 mm gradient this delivers 100-250 independent compositions per wafer. The same wafer then carries the defect-chemical gas titration: equilibrated at defined oxygen partial pressure and temperature, every position adopts its own non-stoichiometry, and repeating the equilibration across oxidising and reducing conditions yields the reduction enthalpy as a function of composition - an experimentally determined vacancy-formation energy measured on the same spots as the covalency descriptor. Because XAS delivers valence rather than absolute oxygen content, the map is calibrated against chemical-capacitance or chemical-expansion anchor points [102, 103], with optical absorption as a second, fully imageable read-out [104]; thin-film defect chemistry of exactly this type is established for ceria films [102] and for ferrite films [103]. This is what turns the second link of the chain - EV versus covalency - from a computed premise into a measured correlation. The risks are explicit and budgeted: composition, thickness and strain gradients must be deconvolved by per-position metrology (XRF/WDS, XRR, XRD), because cation transfer in PLD is fluence- and pressure-sensitive [59]; electron-yield detection is limited in pressure and probes only the outer nanometres, so bulk-sensitive fluorescence yield is recorded alongside; and soft-X-ray photoreduction of Ce, Mn, Fe and Co drives the valence in the same direction as the gas-induced reduction under study, which makes dose series a precondition of every descriptor claim rather than an afterthought.</w:t>
+      </w:r>
+    </w:p>
+    <w:p>
+      <w:pPr>
+        <w:pStyle w:val="NormalWeb"/>
+        <w:rPr>
+          <w:rFonts w:ascii="Arial" w:hAnsi="Arial" w:cs="Arial"/>
+          <w:sz w:val="21"/>
+          <w:szCs w:val="21"/>
+        </w:rPr>
+      </w:pPr>
+      <w:r>
+        <w:rPr>
+          <w:rFonts w:ascii="Arial" w:hAnsi="Arial" w:cs="Arial"/>
+          <w:sz w:val="21"/>
+          <w:szCs w:val="21"/>
+        </w:rPr>
+        <w:t xml:space="preserve">Descriptor construction (specified 08/2026): covalency is quantified as the ligand-hole weight w_L of the configuration-interaction ground state - the deviation of the d occupation from the formal valence, set by the charge-transfer energy, the d-d Coulomb energy and the transfer integrals [91, 92] within the Zaanen-Sawatzky-Allen classification [21]. Because O K pre-edge intensity probes unoccupied states whereas w_L is a ground-state quantity, the descriptor is built in three steps. (D1) The pre-edge area normalised per d hole - with the hole count taken from the transition-metal L2,3 fit at the same position rather than from the nominal stoichiometry - is the fast, mappable measure [40], its interpretation limits taken from the O K-edge methodology literature [95]. (D2) At six to ten support points per series, cluster-model analysis of the transition-metal 2p core-level satellites and of the L2,3 multiplets yields the charge-transfer energy, the Coulomb energy and the transfer integrals, and hence w_L itself [92], evaluated with charge-transfer multiplet and Wannier-based multiplet ligand-field codes [105, 106]. (D3) The regression between D1 and D2 converts the fast measure into a cluster-model-anchored covalency across all positions, with propagated uncertainty. Only this calibrated quantity enters the correlation with the vacancy formation energy; a pre-edge intensity on its own is treated as a series-internal relative measure and nothing more. Ambient-pressure endstations that combine core-level photoemission with NEXAFS allow D1 and D2 to be recorded at the same sample position [100], so the calibration is not carried across separate beamtimes. The descriptor is finally held to a model comparison against formal valence, tolerance factor and the uncalibrated pre-edge area; if it does not outperform them, that is reported as the result.</w:t>
       </w:r>
     </w:p>
     <w:p>
@@ -11317,6 +11335,46 @@
           <w:szCs w:val="18"/>
         </w:rPr>
         <w:t xml:space="preserve">[104] J. J. Kim, S. R. Bishop, N. J. Thompson, H. L. Tuller, Investigation of Nonstoichiometry in Oxide Thin Films by Simultaneous in Situ Optical Absorption and Chemical Capacitance Measurements: Pr-Doped Ceria, a Case Study. Chemistry of Materials 26, 1374-1379 (2014).</w:t>
+      </w:r>
+    </w:p>
+    <w:p>
+      <w:pPr>
+        <w:spacing w:after="60"/>
+        <w:ind w:hanging="480"/>
+        <w:divId w:val="219944520"/>
+        <w:rPr>
+          <w:rFonts w:ascii="Arial" w:hAnsi="Arial" w:cs="Arial"/>
+          <w:sz w:val="18"/>
+          <w:szCs w:val="18"/>
+        </w:rPr>
+      </w:pPr>
+      <w:r>
+        <w:rPr>
+          <w:rFonts w:ascii="Arial" w:hAnsi="Arial" w:cs="Arial"/>
+          <w:sz w:val="18"/>
+          <w:szCs w:val="18"/>
+        </w:rPr>
+        <w:t xml:space="preserve">[105] E. Stavitski, F. M. F. de Groot, The CTM4XAS program for EELS and XAS spectral shape analysis of transition metal L edges. Micron 41, 687-694 (2010).</w:t>
+      </w:r>
+    </w:p>
+    <w:p>
+      <w:pPr>
+        <w:spacing w:after="60"/>
+        <w:ind w:hanging="480"/>
+        <w:divId w:val="219944520"/>
+        <w:rPr>
+          <w:rFonts w:ascii="Arial" w:hAnsi="Arial" w:cs="Arial"/>
+          <w:sz w:val="18"/>
+          <w:szCs w:val="18"/>
+        </w:rPr>
+      </w:pPr>
+      <w:r>
+        <w:rPr>
+          <w:rFonts w:ascii="Arial" w:hAnsi="Arial" w:cs="Arial"/>
+          <w:sz w:val="18"/>
+          <w:szCs w:val="18"/>
+        </w:rPr>
+        <w:t xml:space="preserve">[106] M. W. Haverkort, M. Zwierzycki, O. K. Andersen, Multiplet ligand-field theory using Wannier orbitals. Physical Review B 85, 165113 (2012).</w:t>
       </w:r>
     </w:p>
     <w:p>
